--- a/ROTEIRO_DE_EXTENS_O_IOT_2026..docx
+++ b/ROTEIRO_DE_EXTENS_O_IOT_2026..docx
@@ -1,6 +1,6 @@
 
 <file path=word/document.xml><?xml version="1.0" encoding="utf-8"?>
-<w:document xmlns:wpc="http://schemas.microsoft.com/office/word/2010/wordprocessingCanvas" xmlns:cx="http://schemas.microsoft.com/office/drawing/2014/chartex" xmlns:mc="http://schemas.openxmlformats.org/markup-compatibility/2006" xmlns:o="urn:schemas-microsoft-com:office:office" xmlns:r="http://schemas.openxmlformats.org/officeDocument/2006/relationships" xmlns:m="http://schemas.openxmlformats.org/officeDocument/2006/math" xmlns:v="urn:schemas-microsoft-com:vml" xmlns:wp14="http://schemas.microsoft.com/office/word/2010/wordprocessingDrawing" xmlns:wp="http://schemas.openxmlformats.org/drawingml/2006/wordprocessingDrawing" xmlns:w10="urn:schemas-microsoft-com:office:word" xmlns:w="http://schemas.openxmlformats.org/wordprocessingml/2006/main" xmlns:w14="http://schemas.microsoft.com/office/word/2010/wordml" xmlns:w15="http://schemas.microsoft.com/office/word/2012/wordml" xmlns:w16se="http://schemas.microsoft.com/office/word/2015/wordml/symex" xmlns:wpg="http://schemas.microsoft.com/office/word/2010/wordprocessingGroup" xmlns:wpi="http://schemas.microsoft.com/office/word/2010/wordprocessingInk" xmlns:wne="http://schemas.microsoft.com/office/word/2006/wordml" xmlns:wps="http://schemas.microsoft.com/office/word/2010/wordprocessingShape" mc:Ignorable="w14 w15 w16se wp14">
+<w:document xmlns:wpc="http://schemas.microsoft.com/office/word/2010/wordprocessingCanvas" xmlns:cx="http://schemas.microsoft.com/office/drawing/2014/chartex" xmlns:cx1="http://schemas.microsoft.com/office/drawing/2015/9/8/chartex" xmlns:cx2="http://schemas.microsoft.com/office/drawing/2015/10/21/chartex" xmlns:cx3="http://schemas.microsoft.com/office/drawing/2016/5/9/chartex" xmlns:cx4="http://schemas.microsoft.com/office/drawing/2016/5/10/chartex" xmlns:cx5="http://schemas.microsoft.com/office/drawing/2016/5/11/chartex" xmlns:cx6="http://schemas.microsoft.com/office/drawing/2016/5/12/chartex" xmlns:cx7="http://schemas.microsoft.com/office/drawing/2016/5/13/chartex" xmlns:cx8="http://schemas.microsoft.com/office/drawing/2016/5/14/chartex" xmlns:mc="http://schemas.openxmlformats.org/markup-compatibility/2006" xmlns:aink="http://schemas.microsoft.com/office/drawing/2016/ink" xmlns:am3d="http://schemas.microsoft.com/office/drawing/2017/model3d" xmlns:o="urn:schemas-microsoft-com:office:office" xmlns:oel="http://schemas.microsoft.com/office/2019/extlst" xmlns:r="http://schemas.openxmlformats.org/officeDocument/2006/relationships" xmlns:m="http://schemas.openxmlformats.org/officeDocument/2006/math" xmlns:v="urn:schemas-microsoft-com:vml" xmlns:wp14="http://schemas.microsoft.com/office/word/2010/wordprocessingDrawing" xmlns:wp="http://schemas.openxmlformats.org/drawingml/2006/wordprocessingDrawing" xmlns:w10="urn:schemas-microsoft-com:office:word" xmlns:w="http://schemas.openxmlformats.org/wordprocessingml/2006/main" xmlns:w14="http://schemas.microsoft.com/office/word/2010/wordml" xmlns:w15="http://schemas.microsoft.com/office/word/2012/wordml" xmlns:w16cex="http://schemas.microsoft.com/office/word/2018/wordml/cex" xmlns:w16cid="http://schemas.microsoft.com/office/word/2016/wordml/cid" xmlns:w16="http://schemas.microsoft.com/office/word/2018/wordml" xmlns:w16du="http://schemas.microsoft.com/office/word/2023/wordml/word16du" xmlns:w16sdtdh="http://schemas.microsoft.com/office/word/2020/wordml/sdtdatahash" xmlns:w16sdtfl="http://schemas.microsoft.com/office/word/2024/wordml/sdtformatlock" xmlns:w16se="http://schemas.microsoft.com/office/word/2015/wordml/symex" xmlns:wpg="http://schemas.microsoft.com/office/word/2010/wordprocessingGroup" xmlns:wpi="http://schemas.microsoft.com/office/word/2010/wordprocessingInk" xmlns:wne="http://schemas.microsoft.com/office/word/2006/wordml" xmlns:wps="http://schemas.microsoft.com/office/word/2010/wordprocessingShape" mc:Ignorable="w14 w15 w16se w16cid w16 w16cex w16sdtdh w16sdtfl w16du wp14">
   <w:body>
     <w:p>
       <w:pPr>
@@ -2601,124 +2601,7 @@
           <w:sz w:val="24"/>
           <w:szCs w:val="24"/>
         </w:rPr>
-        <w:t xml:space="preserve">Descrever as partes </w:t>
-      </w:r>
-      <w:r>
-        <w:rPr>
-          <w:rFonts w:eastAsia="Calibri"/>
-          <w:color w:val="FF0000"/>
-          <w:sz w:val="24"/>
-          <w:szCs w:val="24"/>
-        </w:rPr>
-        <w:t>interessadas</w:t>
-      </w:r>
-      <w:r>
-        <w:rPr>
-          <w:rFonts w:eastAsia="Calibri"/>
-          <w:color w:val="FF0000"/>
-          <w:sz w:val="24"/>
-          <w:szCs w:val="24"/>
-        </w:rPr>
-        <w:t xml:space="preserve"> no projeto</w:t>
-      </w:r>
-      <w:r>
-        <w:rPr>
-          <w:rFonts w:eastAsia="Calibri"/>
-          <w:color w:val="FF0000"/>
-          <w:sz w:val="24"/>
-          <w:szCs w:val="24"/>
-        </w:rPr>
-        <w:t xml:space="preserve"> (perfil socioeconômico, escolaridade, gênero, faixa etária, quantidade estimada de participantes, outras informações)</w:t>
-      </w:r>
-      <w:r>
-        <w:rPr>
-          <w:rFonts w:eastAsia="Calibri"/>
-          <w:color w:val="FF0000"/>
-          <w:sz w:val="24"/>
-          <w:szCs w:val="24"/>
-        </w:rPr>
-        <w:t>, inclusive</w:t>
-      </w:r>
-      <w:r>
-        <w:rPr>
-          <w:rFonts w:eastAsia="Calibri"/>
-          <w:color w:val="FF0000"/>
-          <w:sz w:val="24"/>
-          <w:szCs w:val="24"/>
-        </w:rPr>
-        <w:t xml:space="preserve"> citando</w:t>
-      </w:r>
-      <w:r>
-        <w:rPr>
-          <w:rFonts w:eastAsia="Calibri"/>
-          <w:color w:val="FF0000"/>
-          <w:sz w:val="24"/>
-          <w:szCs w:val="24"/>
-        </w:rPr>
-        <w:t xml:space="preserve"> parceiros, se houver. Nesta etapa </w:t>
-      </w:r>
-      <w:r>
-        <w:rPr>
-          <w:rFonts w:eastAsia="Calibri"/>
-          <w:color w:val="FF0000"/>
-          <w:sz w:val="24"/>
-          <w:szCs w:val="24"/>
-        </w:rPr>
-        <w:t xml:space="preserve">é importante demonstrar quem são os participantes para justificar a pertinência </w:t>
-      </w:r>
-      <w:r>
-        <w:rPr>
-          <w:rFonts w:eastAsia="Calibri"/>
-          <w:color w:val="FF0000"/>
-          <w:sz w:val="24"/>
-          <w:szCs w:val="24"/>
-        </w:rPr>
-        <w:t>social</w:t>
-      </w:r>
-      <w:r>
-        <w:rPr>
-          <w:rFonts w:eastAsia="Calibri"/>
-          <w:color w:val="FF0000"/>
-          <w:sz w:val="24"/>
-          <w:szCs w:val="24"/>
-        </w:rPr>
-        <w:t xml:space="preserve"> </w:t>
-      </w:r>
-      <w:r>
-        <w:rPr>
-          <w:rFonts w:eastAsia="Calibri"/>
-          <w:color w:val="FF0000"/>
-          <w:sz w:val="24"/>
-          <w:szCs w:val="24"/>
-        </w:rPr>
-        <w:t xml:space="preserve">do projeto. </w:t>
-      </w:r>
-      <w:r>
-        <w:rPr>
-          <w:rFonts w:eastAsia="Calibri"/>
-          <w:color w:val="FF0000"/>
-          <w:sz w:val="24"/>
-          <w:szCs w:val="24"/>
-        </w:rPr>
-        <w:t xml:space="preserve">Incluir evidências (ex: </w:t>
-      </w:r>
-      <w:r>
-        <w:rPr>
-          <w:rFonts w:eastAsia="Calibri"/>
-          <w:color w:val="FF0000"/>
-          <w:sz w:val="24"/>
-          <w:szCs w:val="24"/>
-        </w:rPr>
-        <w:t>termo de acordo de cooperação)</w:t>
-      </w:r>
-      <w:r>
-        <w:rPr>
-          <w:rFonts w:eastAsia="Calibri"/>
-          <w:color w:val="FF0000"/>
-          <w:sz w:val="24"/>
-          <w:szCs w:val="24"/>
-        </w:rPr>
-        <w:t xml:space="preserve"> do acordo entre as partes interessadas.</w:t>
+        <w:t>Informação da parte interessada.</w:t>
       </w:r>
     </w:p>
     <w:p>
@@ -2726,11 +2609,387 @@
         <w:spacing w:after="0" w:line="276" w:lineRule="auto"/>
         <w:jc w:val="both"/>
         <w:rPr>
-          <w:rFonts w:eastAsia="Calibri" w:cstheme="minorHAnsi"/>
-          <w:sz w:val="24"/>
-          <w:szCs w:val="24"/>
-        </w:rPr>
-      </w:pPr>
+          <w:rFonts w:eastAsia="Calibri"/>
+          <w:color w:val="FF0000"/>
+          <w:sz w:val="24"/>
+          <w:szCs w:val="24"/>
+        </w:rPr>
+      </w:pPr>
+      <w:r>
+        <w:rPr>
+          <w:rFonts w:eastAsia="Calibri"/>
+          <w:color w:val="FF0000"/>
+          <w:sz w:val="24"/>
+          <w:szCs w:val="24"/>
+        </w:rPr>
+        <w:t>O Sr</w:t>
+      </w:r>
+      <w:r>
+        <w:rPr>
+          <w:rFonts w:eastAsia="Calibri"/>
+          <w:color w:val="FF0000"/>
+          <w:sz w:val="24"/>
+          <w:szCs w:val="24"/>
+        </w:rPr>
+        <w:t>.</w:t>
+      </w:r>
+      <w:r>
+        <w:rPr>
+          <w:rFonts w:eastAsia="Calibri"/>
+          <w:color w:val="FF0000"/>
+          <w:sz w:val="24"/>
+          <w:szCs w:val="24"/>
+        </w:rPr>
+        <w:t>Allan Falcão de Albuquerque representante legal e sócio majoritário da empresa Tecbra engenharia e serviço Ltda.</w:t>
+      </w:r>
+    </w:p>
+    <w:p>
+      <w:pPr>
+        <w:spacing w:after="0" w:line="276" w:lineRule="auto"/>
+        <w:jc w:val="both"/>
+        <w:rPr>
+          <w:rFonts w:eastAsia="Calibri"/>
+          <w:color w:val="FF0000"/>
+          <w:sz w:val="24"/>
+          <w:szCs w:val="24"/>
+        </w:rPr>
+      </w:pPr>
+      <w:r>
+        <w:rPr>
+          <w:rFonts w:eastAsia="Calibri"/>
+          <w:color w:val="FF0000"/>
+          <w:sz w:val="24"/>
+          <w:szCs w:val="24"/>
+        </w:rPr>
+        <w:t>A Empresa com média de 700 colaboradores, assinou a parceria do projeto apresentado pelo grupo dessa instituição.</w:t>
+      </w:r>
+    </w:p>
+    <w:p>
+      <w:pPr>
+        <w:spacing w:after="0" w:line="276" w:lineRule="auto"/>
+        <w:jc w:val="both"/>
+        <w:rPr>
+          <w:rFonts w:eastAsia="Calibri"/>
+          <w:color w:val="FF0000"/>
+          <w:sz w:val="24"/>
+          <w:szCs w:val="24"/>
+        </w:rPr>
+      </w:pPr>
+      <w:r>
+        <w:rPr>
+          <w:rFonts w:eastAsia="Calibri"/>
+          <w:color w:val="FF0000"/>
+          <w:sz w:val="24"/>
+          <w:szCs w:val="24"/>
+        </w:rPr>
+        <w:t>Grupo esse representado pelos alunos.</w:t>
+      </w:r>
+    </w:p>
+    <w:p>
+      <w:pPr>
+        <w:spacing w:after="0" w:line="276" w:lineRule="auto"/>
+        <w:jc w:val="both"/>
+        <w:rPr>
+          <w:rFonts w:eastAsia="Calibri"/>
+          <w:color w:val="FF0000"/>
+          <w:sz w:val="24"/>
+          <w:szCs w:val="24"/>
+        </w:rPr>
+      </w:pPr>
+      <w:r>
+        <w:rPr>
+          <w:rFonts w:eastAsia="Calibri"/>
+          <w:color w:val="FF0000"/>
+          <w:sz w:val="24"/>
+          <w:szCs w:val="24"/>
+        </w:rPr>
+        <w:t>Messias Firmino da Silva.</w:t>
+      </w:r>
+    </w:p>
+    <w:p>
+      <w:pPr>
+        <w:spacing w:after="0" w:line="276" w:lineRule="auto"/>
+        <w:jc w:val="both"/>
+        <w:rPr>
+          <w:rFonts w:eastAsia="Calibri"/>
+          <w:color w:val="FF0000"/>
+          <w:sz w:val="24"/>
+          <w:szCs w:val="24"/>
+        </w:rPr>
+      </w:pPr>
+      <w:r>
+        <w:rPr>
+          <w:rFonts w:eastAsia="Calibri"/>
+          <w:color w:val="FF0000"/>
+          <w:sz w:val="24"/>
+          <w:szCs w:val="24"/>
+        </w:rPr>
+        <w:t xml:space="preserve">Waldir Daniel </w:t>
+      </w:r>
+      <w:r>
+        <w:rPr>
+          <w:rFonts w:eastAsia="Calibri"/>
+          <w:color w:val="FF0000"/>
+          <w:sz w:val="24"/>
+          <w:szCs w:val="24"/>
+        </w:rPr>
+        <w:t>L</w:t>
+      </w:r>
+      <w:r>
+        <w:rPr>
+          <w:rFonts w:eastAsia="Calibri"/>
+          <w:color w:val="FF0000"/>
+          <w:sz w:val="24"/>
+          <w:szCs w:val="24"/>
+        </w:rPr>
+        <w:t>eão</w:t>
+      </w:r>
+      <w:r>
+        <w:rPr>
+          <w:rFonts w:eastAsia="Calibri"/>
+          <w:color w:val="FF0000"/>
+          <w:sz w:val="24"/>
+          <w:szCs w:val="24"/>
+        </w:rPr>
+        <w:t xml:space="preserve"> Dias</w:t>
+      </w:r>
+      <w:r>
+        <w:rPr>
+          <w:rFonts w:eastAsia="Calibri"/>
+          <w:color w:val="FF0000"/>
+          <w:sz w:val="24"/>
+          <w:szCs w:val="24"/>
+        </w:rPr>
+        <w:t>.</w:t>
+      </w:r>
+    </w:p>
+    <w:p>
+      <w:pPr>
+        <w:spacing w:after="0" w:line="276" w:lineRule="auto"/>
+        <w:jc w:val="both"/>
+        <w:rPr>
+          <w:rFonts w:eastAsia="Calibri"/>
+          <w:color w:val="FF0000"/>
+          <w:sz w:val="24"/>
+          <w:szCs w:val="24"/>
+        </w:rPr>
+      </w:pPr>
+      <w:r>
+        <w:rPr>
+          <w:rFonts w:eastAsia="Calibri"/>
+          <w:color w:val="FF0000"/>
+          <w:sz w:val="24"/>
+          <w:szCs w:val="24"/>
+        </w:rPr>
+        <w:t xml:space="preserve"> Ricardo Zaluar Fonsenca</w:t>
+      </w:r>
+      <w:r>
+        <w:rPr>
+          <w:rFonts w:eastAsia="Calibri"/>
+          <w:color w:val="FF0000"/>
+          <w:sz w:val="24"/>
+          <w:szCs w:val="24"/>
+        </w:rPr>
+        <w:t>.</w:t>
+      </w:r>
+    </w:p>
+    <w:p>
+      <w:pPr>
+        <w:spacing w:after="0" w:line="276" w:lineRule="auto"/>
+        <w:jc w:val="both"/>
+        <w:rPr>
+          <w:rFonts w:eastAsia="Calibri"/>
+          <w:color w:val="FF0000"/>
+          <w:sz w:val="24"/>
+          <w:szCs w:val="24"/>
+        </w:rPr>
+      </w:pPr>
+      <w:r>
+        <w:rPr>
+          <w:rFonts w:eastAsia="Calibri"/>
+          <w:color w:val="FF0000"/>
+          <w:sz w:val="24"/>
+          <w:szCs w:val="24"/>
+        </w:rPr>
+        <w:t xml:space="preserve">Fernando </w:t>
+      </w:r>
+      <w:r>
+        <w:rPr>
+          <w:rFonts w:eastAsia="Calibri"/>
+          <w:color w:val="FF0000"/>
+          <w:sz w:val="24"/>
+          <w:szCs w:val="24"/>
+        </w:rPr>
+        <w:t>Ey</w:t>
+      </w:r>
+      <w:r>
+        <w:rPr>
+          <w:rFonts w:eastAsia="Calibri"/>
+          <w:color w:val="FF0000"/>
+          <w:sz w:val="24"/>
+          <w:szCs w:val="24"/>
+        </w:rPr>
+        <w:t xml:space="preserve">er </w:t>
+      </w:r>
+      <w:r>
+        <w:rPr>
+          <w:rFonts w:eastAsia="Calibri"/>
+          <w:color w:val="FF0000"/>
+          <w:sz w:val="24"/>
+          <w:szCs w:val="24"/>
+        </w:rPr>
+        <w:t>V</w:t>
+      </w:r>
+      <w:r>
+        <w:rPr>
+          <w:rFonts w:eastAsia="Calibri"/>
+          <w:color w:val="FF0000"/>
+          <w:sz w:val="24"/>
+          <w:szCs w:val="24"/>
+        </w:rPr>
+        <w:t>aladão Menezes.</w:t>
+      </w:r>
+    </w:p>
+    <w:p>
+      <w:pPr>
+        <w:spacing w:after="0" w:line="276" w:lineRule="auto"/>
+        <w:jc w:val="both"/>
+        <w:rPr>
+          <w:rFonts w:eastAsia="Calibri"/>
+          <w:color w:val="FF0000"/>
+          <w:sz w:val="24"/>
+          <w:szCs w:val="24"/>
+        </w:rPr>
+      </w:pPr>
+    </w:p>
+    <w:p>
+      <w:pPr>
+        <w:spacing w:after="0" w:line="276" w:lineRule="auto"/>
+        <w:jc w:val="both"/>
+        <w:rPr>
+          <w:rFonts w:eastAsia="Calibri"/>
+          <w:color w:val="FF0000"/>
+          <w:sz w:val="24"/>
+          <w:szCs w:val="24"/>
+        </w:rPr>
+      </w:pPr>
+      <w:r>
+        <w:rPr>
+          <w:rFonts w:eastAsia="Calibri"/>
+          <w:color w:val="FF0000"/>
+          <w:sz w:val="24"/>
+          <w:szCs w:val="24"/>
+        </w:rPr>
+        <w:t>Orientado por.</w:t>
+      </w:r>
+    </w:p>
+    <w:p>
+      <w:pPr>
+        <w:spacing w:after="0" w:line="276" w:lineRule="auto"/>
+        <w:jc w:val="both"/>
+        <w:rPr>
+          <w:rFonts w:eastAsia="Calibri"/>
+          <w:color w:val="FF0000"/>
+          <w:sz w:val="24"/>
+          <w:szCs w:val="24"/>
+        </w:rPr>
+      </w:pPr>
+      <w:r>
+        <w:rPr>
+          <w:rFonts w:eastAsia="Calibri"/>
+          <w:color w:val="FF0000"/>
+          <w:sz w:val="24"/>
+          <w:szCs w:val="24"/>
+        </w:rPr>
+        <w:t xml:space="preserve">Alessandro dos Santos </w:t>
+      </w:r>
+      <w:proofErr w:type="gramStart"/>
+      <w:r>
+        <w:rPr>
+          <w:rFonts w:eastAsia="Calibri"/>
+          <w:color w:val="FF0000"/>
+          <w:sz w:val="24"/>
+          <w:szCs w:val="24"/>
+        </w:rPr>
+        <w:t>Calina.</w:t>
+      </w:r>
+      <w:r>
+        <w:rPr>
+          <w:rFonts w:eastAsia="Calibri"/>
+          <w:color w:val="FF0000"/>
+          <w:sz w:val="24"/>
+          <w:szCs w:val="24"/>
+        </w:rPr>
+        <w:t>.</w:t>
+      </w:r>
+      <w:proofErr w:type="gramEnd"/>
+    </w:p>
+    <w:p>
+      <w:pPr>
+        <w:spacing w:after="0" w:line="276" w:lineRule="auto"/>
+        <w:jc w:val="both"/>
+        <w:rPr>
+          <w:rFonts w:eastAsia="Calibri" w:cstheme="minorHAnsi"/>
+          <w:sz w:val="24"/>
+          <w:szCs w:val="24"/>
+        </w:rPr>
+      </w:pPr>
+      <w:r>
+        <w:rPr>
+          <w:rFonts w:eastAsia="Calibri" w:cstheme="minorHAnsi"/>
+          <w:noProof/>
+          <w:sz w:val="24"/>
+          <w:szCs w:val="24"/>
+        </w:rPr>
+        <w:drawing>
+          <wp:inline distT="0" distB="0" distL="0" distR="0" wp14:anchorId="467349BF" wp14:editId="4502EE2F">
+            <wp:extent cx="1859405" cy="2470349"/>
+            <wp:effectExtent l="0" t="0" r="7620" b="6350"/>
+            <wp:docPr id="1946490513" name="Imagem 1"/>
+            <wp:cNvGraphicFramePr>
+              <a:graphicFrameLocks xmlns:a="http://schemas.openxmlformats.org/drawingml/2006/main" noChangeAspect="1"/>
+            </wp:cNvGraphicFramePr>
+            <a:graphic xmlns:a="http://schemas.openxmlformats.org/drawingml/2006/main">
+              <a:graphicData uri="http://schemas.openxmlformats.org/drawingml/2006/picture">
+                <pic:pic xmlns:pic="http://schemas.openxmlformats.org/drawingml/2006/picture">
+                  <pic:nvPicPr>
+                    <pic:cNvPr id="0" name="Picture 1"/>
+                    <pic:cNvPicPr>
+                      <a:picLocks noChangeAspect="1" noChangeArrowheads="1"/>
+                    </pic:cNvPicPr>
+                  </pic:nvPicPr>
+                  <pic:blipFill>
+                    <a:blip r:embed="rId11" cstate="print">
+                      <a:extLst>
+                        <a:ext uri="{28A0092B-C50C-407E-A947-70E740481C1C}">
+                          <a14:useLocalDpi xmlns:a14="http://schemas.microsoft.com/office/drawing/2010/main" val="0"/>
+                        </a:ext>
+                      </a:extLst>
+                    </a:blip>
+                    <a:srcRect/>
+                    <a:stretch>
+                      <a:fillRect/>
+                    </a:stretch>
+                  </pic:blipFill>
+                  <pic:spPr bwMode="auto">
+                    <a:xfrm flipH="1">
+                      <a:off x="0" y="0"/>
+                      <a:ext cx="1865410" cy="2478328"/>
+                    </a:xfrm>
+                    <a:prstGeom prst="rect">
+                      <a:avLst/>
+                    </a:prstGeom>
+                    <a:noFill/>
+                    <a:ln>
+                      <a:noFill/>
+                    </a:ln>
+                  </pic:spPr>
+                </pic:pic>
+              </a:graphicData>
+            </a:graphic>
+          </wp:inline>
+        </w:drawing>
+      </w:r>
     </w:p>
     <w:p>
       <w:pPr>
@@ -2947,7 +3206,27 @@
           <w:sz w:val="24"/>
           <w:szCs w:val="24"/>
         </w:rPr>
-        <w:t xml:space="preserve">Elucidar também que a demanda sociocomunitária foi identificada, a partir de encontros/conversas/trocas/escuta da comunidade onde o projeto </w:t>
+        <w:t xml:space="preserve">Elucidar também que a demanda </w:t>
+      </w:r>
+      <w:proofErr w:type="spellStart"/>
+      <w:r>
+        <w:rPr>
+          <w:rFonts w:eastAsia="Calibri"/>
+          <w:color w:val="FF0000"/>
+          <w:sz w:val="24"/>
+          <w:szCs w:val="24"/>
+        </w:rPr>
+        <w:t>sociocomunitária</w:t>
+      </w:r>
+      <w:proofErr w:type="spellEnd"/>
+      <w:r>
+        <w:rPr>
+          <w:rFonts w:eastAsia="Calibri"/>
+          <w:color w:val="FF0000"/>
+          <w:sz w:val="24"/>
+          <w:szCs w:val="24"/>
+        </w:rPr>
+        <w:t xml:space="preserve"> foi identificada, a partir de encontros/conversas/trocas/escuta da comunidade onde o projeto </w:t>
       </w:r>
       <w:r>
         <w:rPr>
@@ -3110,6 +3389,7 @@
         <w:rPr>
           <w:rFonts w:eastAsia="Calibri"/>
         </w:rPr>
+        <w:lastRenderedPageBreak/>
         <w:t>Objetivos</w:t>
       </w:r>
       <w:r>
@@ -3293,111 +3573,6 @@
           <w:szCs w:val="24"/>
         </w:rPr>
       </w:pPr>
-      <w:r>
-        <w:rPr>
-          <w:rFonts w:eastAsia="Calibri" w:cstheme="minorHAnsi"/>
-          <w:color w:val="FF0000"/>
-          <w:sz w:val="24"/>
-          <w:szCs w:val="24"/>
-        </w:rPr>
-        <w:t>Exemplo de objetivos:</w:t>
-      </w:r>
-    </w:p>
-    <w:p>
-      <w:pPr>
-        <w:pStyle w:val="PargrafodaLista"/>
-        <w:numPr>
-          <w:ilvl w:val="2"/>
-          <w:numId w:val="10"/>
-        </w:numPr>
-        <w:spacing w:after="0" w:line="276" w:lineRule="auto"/>
-        <w:jc w:val="both"/>
-        <w:rPr>
-          <w:rFonts w:eastAsia="Calibri" w:cstheme="minorHAnsi"/>
-          <w:color w:val="FF0000"/>
-          <w:sz w:val="24"/>
-          <w:szCs w:val="24"/>
-        </w:rPr>
-      </w:pPr>
-      <w:r>
-        <w:rPr>
-          <w:rFonts w:eastAsia="Calibri" w:cstheme="minorHAnsi"/>
-          <w:color w:val="FF0000"/>
-          <w:sz w:val="24"/>
-          <w:szCs w:val="24"/>
-        </w:rPr>
-        <w:t>– Introduzir na parte interessada e/ou na sociedade o conhecimento de internet das coisas e automação;</w:t>
-      </w:r>
-    </w:p>
-    <w:p>
-      <w:pPr>
-        <w:pStyle w:val="PargrafodaLista"/>
-        <w:numPr>
-          <w:ilvl w:val="2"/>
-          <w:numId w:val="10"/>
-        </w:numPr>
-        <w:spacing w:after="0" w:line="276" w:lineRule="auto"/>
-        <w:jc w:val="both"/>
-        <w:rPr>
-          <w:rFonts w:eastAsia="Calibri" w:cstheme="minorHAnsi"/>
-          <w:color w:val="FF0000"/>
-          <w:sz w:val="24"/>
-          <w:szCs w:val="24"/>
-        </w:rPr>
-      </w:pPr>
-      <w:r>
-        <w:rPr>
-          <w:rFonts w:eastAsia="Calibri" w:cstheme="minorHAnsi"/>
-          <w:color w:val="FF0000"/>
-          <w:sz w:val="24"/>
-          <w:szCs w:val="24"/>
-        </w:rPr>
-        <w:t xml:space="preserve">– Propor um </w:t>
-      </w:r>
-      <w:r>
-        <w:rPr>
-          <w:rFonts w:eastAsia="Calibri" w:cstheme="minorHAnsi"/>
-          <w:color w:val="FF0000"/>
-          <w:sz w:val="24"/>
-          <w:szCs w:val="24"/>
-        </w:rPr>
-        <w:t>projeto de garra eletrônica com</w:t>
-      </w:r>
-      <w:r>
-        <w:rPr>
-          <w:rFonts w:eastAsia="Calibri" w:cstheme="minorHAnsi"/>
-          <w:color w:val="FF0000"/>
-          <w:sz w:val="24"/>
-          <w:szCs w:val="24"/>
-        </w:rPr>
-        <w:t xml:space="preserve"> arduino e servo motor para fazer a coleta de exames automatizada;</w:t>
-      </w:r>
-    </w:p>
-    <w:p>
-      <w:pPr>
-        <w:pStyle w:val="PargrafodaLista"/>
-        <w:numPr>
-          <w:ilvl w:val="2"/>
-          <w:numId w:val="10"/>
-        </w:numPr>
-        <w:spacing w:after="0" w:line="276" w:lineRule="auto"/>
-        <w:jc w:val="both"/>
-        <w:rPr>
-          <w:rFonts w:eastAsia="Calibri" w:cstheme="minorHAnsi"/>
-          <w:color w:val="FF0000"/>
-          <w:sz w:val="24"/>
-          <w:szCs w:val="24"/>
-        </w:rPr>
-      </w:pPr>
-      <w:r>
-        <w:rPr>
-          <w:rFonts w:eastAsia="Calibri" w:cstheme="minorHAnsi"/>
-          <w:color w:val="FF0000"/>
-          <w:sz w:val="24"/>
-          <w:szCs w:val="24"/>
-        </w:rPr>
-        <w:t>– Mostrar os resultados obtidos e implementar um relatório de evidências.</w:t>
-      </w:r>
     </w:p>
     <w:p>
       <w:pPr>
@@ -3427,7 +3602,6 @@
         <w:rPr>
           <w:rFonts w:eastAsia="Calibri"/>
         </w:rPr>
-        <w:lastRenderedPageBreak/>
         <w:t>Referencial teórico (subsídio teórico para propositura de ações da extensão)</w:t>
       </w:r>
       <w:bookmarkEnd w:id="5"/>
@@ -3437,7 +3611,61 @@
       <w:r>
         <w:t>&lt;</w:t>
       </w:r>
-      <w:hyperlink r:id="rId11" w:history="1">
+      <w:hyperlink r:id="rId12" w:history="1">
+        <w:r>
+          <w:rPr>
+            <w:rStyle w:val="Hyperlink"/>
+          </w:rPr>
+          <w:t>Youtub</w:t>
+        </w:r>
+        <w:r>
+          <w:rPr>
+            <w:rStyle w:val="Hyperlink"/>
+          </w:rPr>
+          <w:t>e</w:t>
+        </w:r>
+      </w:hyperlink>
+      <w:r>
+        <w:t xml:space="preserve">&gt; </w:t>
+      </w:r>
+      <w:r>
+        <w:t xml:space="preserve">acessado em </w:t>
+      </w:r>
+      <w:r>
+        <w:t>14</w:t>
+      </w:r>
+      <w:r>
+        <w:t xml:space="preserve"> de ma</w:t>
+      </w:r>
+      <w:r>
+        <w:t>io</w:t>
+      </w:r>
+      <w:r>
+        <w:t xml:space="preserve"> de 202</w:t>
+      </w:r>
+      <w:r>
+        <w:t>6</w:t>
+      </w:r>
+      <w:r>
+        <w:t>.</w:t>
+      </w:r>
+    </w:p>
+    <w:p>
+      <w:r>
+        <w:t xml:space="preserve">Neste vídeo tivemos a base para </w:t>
+      </w:r>
+      <w:r>
+        <w:t>os alicerces de nosso projeto</w:t>
+      </w:r>
+      <w:r>
+        <w:t>.</w:t>
+      </w:r>
+    </w:p>
+    <w:p>
+      <w:r>
+        <w:t>&lt;</w:t>
+      </w:r>
+      <w:hyperlink r:id="rId13" w:history="1">
         <w:r>
           <w:rPr>
             <w:rStyle w:val="Hyperlink"/>
@@ -3446,340 +3674,55 @@
         </w:r>
       </w:hyperlink>
       <w:r>
-        <w:t xml:space="preserve">&gt; </w:t>
-      </w:r>
-      <w:r>
-        <w:t>acessado em 22 de marços de 2023.</w:t>
-      </w:r>
-    </w:p>
-    <w:p>
-      <w:r>
-        <w:t>Neste vídeo tivemos a base para a utilização do sensor de presença aplicado a um problema de alarme</w:t>
-      </w:r>
-    </w:p>
-    <w:p>
-      <w:pPr>
-        <w:tabs>
-          <w:tab w:val="left" w:pos="1591"/>
-        </w:tabs>
-        <w:spacing w:after="0" w:line="276" w:lineRule="auto"/>
-        <w:jc w:val="both"/>
-        <w:rPr>
-          <w:rFonts w:eastAsia="Calibri"/>
-          <w:color w:val="FF0000"/>
-          <w:sz w:val="24"/>
-          <w:szCs w:val="24"/>
-        </w:rPr>
-      </w:pPr>
-      <w:r>
-        <w:rPr>
-          <w:rFonts w:eastAsia="Calibri"/>
-          <w:color w:val="FF0000"/>
-          <w:sz w:val="24"/>
-          <w:szCs w:val="24"/>
-        </w:rPr>
-        <w:t xml:space="preserve">Breve exposição e discussão dos referenciais teóricos utilizados para entender e esclarecer </w:t>
-      </w:r>
-      <w:r>
-        <w:rPr>
-          <w:rFonts w:eastAsia="Calibri"/>
-          <w:color w:val="FF0000"/>
-          <w:sz w:val="24"/>
-          <w:szCs w:val="24"/>
-        </w:rPr>
-        <w:t>a situação-problema que orienta o projeto</w:t>
-      </w:r>
-      <w:r>
-        <w:rPr>
-          <w:rFonts w:eastAsia="Calibri"/>
-          <w:color w:val="FF0000"/>
-          <w:sz w:val="24"/>
-          <w:szCs w:val="24"/>
-        </w:rPr>
-        <w:t>, apresentando-as e relacionando-as com o desenvolvimento do projeto.</w:t>
-      </w:r>
-      <w:r>
-        <w:rPr>
-          <w:rFonts w:eastAsia="Calibri"/>
-          <w:color w:val="FF0000"/>
-          <w:sz w:val="24"/>
-          <w:szCs w:val="24"/>
-        </w:rPr>
-        <w:t xml:space="preserve"> O referencial teórico escolhido deve ser assertivo para </w:t>
-      </w:r>
-      <w:r>
-        <w:rPr>
-          <w:rFonts w:eastAsia="Calibri"/>
-          <w:color w:val="FF0000"/>
-          <w:sz w:val="24"/>
-          <w:szCs w:val="24"/>
-        </w:rPr>
-        <w:t xml:space="preserve">justificar </w:t>
-      </w:r>
-      <w:r>
-        <w:rPr>
-          <w:rFonts w:eastAsia="Calibri"/>
-          <w:color w:val="FF0000"/>
-          <w:sz w:val="24"/>
-          <w:szCs w:val="24"/>
-        </w:rPr>
-        <w:t>a</w:t>
-      </w:r>
-      <w:r>
-        <w:rPr>
-          <w:rFonts w:eastAsia="Calibri"/>
-          <w:color w:val="FF0000"/>
-          <w:sz w:val="24"/>
-          <w:szCs w:val="24"/>
-        </w:rPr>
-        <w:t>s</w:t>
-      </w:r>
-      <w:r>
-        <w:rPr>
-          <w:rFonts w:eastAsia="Calibri"/>
-          <w:color w:val="FF0000"/>
-          <w:sz w:val="24"/>
-          <w:szCs w:val="24"/>
-        </w:rPr>
-        <w:t xml:space="preserve"> escolhas das ações formuladas, ou seja, </w:t>
-      </w:r>
-      <w:r>
-        <w:rPr>
-          <w:rFonts w:eastAsia="Calibri"/>
-          <w:color w:val="FF0000"/>
-          <w:sz w:val="24"/>
-          <w:szCs w:val="24"/>
-        </w:rPr>
-        <w:t>obras e autores citados devem apresentar respostas teóricas-científicas apropriadas para os desafios enfrentados durante a</w:t>
-      </w:r>
-      <w:r>
-        <w:rPr>
-          <w:rFonts w:eastAsia="Calibri"/>
-          <w:color w:val="FF0000"/>
-          <w:sz w:val="24"/>
-          <w:szCs w:val="24"/>
-        </w:rPr>
-        <w:t xml:space="preserve"> execução do projeto de extensão.</w:t>
-      </w:r>
-      <w:r>
-        <w:rPr>
-          <w:rFonts w:eastAsia="Calibri"/>
-          <w:color w:val="FF0000"/>
-          <w:sz w:val="24"/>
-          <w:szCs w:val="24"/>
-        </w:rPr>
-        <w:t xml:space="preserve"> </w:t>
-      </w:r>
-      <w:r>
-        <w:rPr>
-          <w:rFonts w:eastAsia="Calibri"/>
-          <w:color w:val="FF0000"/>
-          <w:sz w:val="24"/>
-          <w:szCs w:val="24"/>
-        </w:rPr>
-        <w:t>Aqui no mínimo 3 (três) autores deverão ser referenciados (ver referências bibliográficas da disciplina e outras a critério do professor e ou dos acadêmicos). Sugere-se mínimo de 500 caracteres e máximo de 3 (três) páginas.</w:t>
-      </w:r>
-      <w:r>
-        <w:rPr>
-          <w:rFonts w:eastAsia="Calibri"/>
-          <w:color w:val="FF0000"/>
-          <w:sz w:val="24"/>
-          <w:szCs w:val="24"/>
-        </w:rPr>
-        <w:t xml:space="preserve"> </w:t>
-      </w:r>
-    </w:p>
-    <w:p>
-      <w:pPr>
-        <w:tabs>
-          <w:tab w:val="left" w:pos="1591"/>
-        </w:tabs>
-        <w:spacing w:after="0" w:line="276" w:lineRule="auto"/>
-        <w:jc w:val="both"/>
-        <w:rPr>
-          <w:rFonts w:eastAsia="Calibri" w:cstheme="minorHAnsi"/>
-          <w:b/>
-          <w:bCs/>
-          <w:sz w:val="24"/>
-          <w:szCs w:val="24"/>
-        </w:rPr>
-      </w:pPr>
-    </w:p>
-    <w:p>
-      <w:pPr>
-        <w:tabs>
-          <w:tab w:val="left" w:pos="1591"/>
-        </w:tabs>
-        <w:spacing w:after="0" w:line="276" w:lineRule="auto"/>
-        <w:jc w:val="both"/>
-        <w:rPr>
-          <w:rFonts w:eastAsia="Calibri" w:cstheme="minorHAnsi"/>
-          <w:b/>
-          <w:bCs/>
-          <w:sz w:val="24"/>
-          <w:szCs w:val="24"/>
-        </w:rPr>
-      </w:pPr>
-    </w:p>
-    <w:p>
-      <w:pPr>
-        <w:tabs>
-          <w:tab w:val="left" w:pos="1591"/>
-        </w:tabs>
-        <w:spacing w:after="0" w:line="276" w:lineRule="auto"/>
-        <w:jc w:val="both"/>
-        <w:rPr>
-          <w:rFonts w:eastAsia="Calibri" w:cstheme="minorHAnsi"/>
-          <w:b/>
-          <w:bCs/>
-          <w:sz w:val="24"/>
-          <w:szCs w:val="24"/>
-        </w:rPr>
-      </w:pPr>
-    </w:p>
-    <w:p>
-      <w:pPr>
-        <w:tabs>
-          <w:tab w:val="left" w:pos="1591"/>
-        </w:tabs>
-        <w:spacing w:after="0" w:line="276" w:lineRule="auto"/>
-        <w:jc w:val="both"/>
-        <w:rPr>
-          <w:rFonts w:eastAsia="Calibri" w:cstheme="minorHAnsi"/>
-          <w:b/>
-          <w:bCs/>
-          <w:sz w:val="24"/>
-          <w:szCs w:val="24"/>
-        </w:rPr>
-      </w:pPr>
-    </w:p>
-    <w:p>
-      <w:pPr>
-        <w:tabs>
-          <w:tab w:val="left" w:pos="1591"/>
-        </w:tabs>
-        <w:spacing w:after="0" w:line="276" w:lineRule="auto"/>
-        <w:jc w:val="both"/>
-        <w:rPr>
-          <w:rFonts w:eastAsia="Calibri" w:cstheme="minorHAnsi"/>
-          <w:b/>
-          <w:bCs/>
-          <w:sz w:val="24"/>
-          <w:szCs w:val="24"/>
-        </w:rPr>
-      </w:pPr>
-    </w:p>
-    <w:p>
-      <w:pPr>
-        <w:tabs>
-          <w:tab w:val="left" w:pos="1591"/>
-        </w:tabs>
-        <w:spacing w:after="0" w:line="276" w:lineRule="auto"/>
-        <w:jc w:val="both"/>
-        <w:rPr>
-          <w:rFonts w:eastAsia="Calibri" w:cstheme="minorHAnsi"/>
-          <w:b/>
-          <w:bCs/>
-          <w:sz w:val="24"/>
-          <w:szCs w:val="24"/>
-        </w:rPr>
-      </w:pPr>
-    </w:p>
-    <w:p>
-      <w:pPr>
-        <w:tabs>
-          <w:tab w:val="left" w:pos="1591"/>
-        </w:tabs>
-        <w:spacing w:after="0" w:line="276" w:lineRule="auto"/>
-        <w:jc w:val="both"/>
-        <w:rPr>
-          <w:rFonts w:eastAsia="Calibri" w:cstheme="minorHAnsi"/>
-          <w:b/>
-          <w:bCs/>
-          <w:sz w:val="24"/>
-          <w:szCs w:val="24"/>
-        </w:rPr>
-      </w:pPr>
-    </w:p>
-    <w:p>
-      <w:pPr>
-        <w:tabs>
-          <w:tab w:val="left" w:pos="1591"/>
-        </w:tabs>
-        <w:spacing w:after="0" w:line="276" w:lineRule="auto"/>
-        <w:jc w:val="both"/>
-        <w:rPr>
-          <w:rFonts w:eastAsia="Calibri" w:cstheme="minorHAnsi"/>
-          <w:b/>
-          <w:bCs/>
-          <w:sz w:val="24"/>
-          <w:szCs w:val="24"/>
-        </w:rPr>
-      </w:pPr>
-    </w:p>
-    <w:p>
-      <w:pPr>
-        <w:tabs>
-          <w:tab w:val="left" w:pos="1591"/>
-        </w:tabs>
-        <w:spacing w:after="0" w:line="276" w:lineRule="auto"/>
-        <w:jc w:val="both"/>
-        <w:rPr>
-          <w:rFonts w:eastAsia="Calibri" w:cstheme="minorHAnsi"/>
-          <w:b/>
-          <w:bCs/>
-          <w:sz w:val="24"/>
-          <w:szCs w:val="24"/>
-        </w:rPr>
-      </w:pPr>
-    </w:p>
-    <w:p>
-      <w:pPr>
-        <w:tabs>
-          <w:tab w:val="left" w:pos="1591"/>
-        </w:tabs>
-        <w:spacing w:after="0" w:line="276" w:lineRule="auto"/>
-        <w:jc w:val="both"/>
-        <w:rPr>
-          <w:rFonts w:eastAsia="Calibri" w:cstheme="minorHAnsi"/>
-          <w:b/>
-          <w:bCs/>
-          <w:sz w:val="24"/>
-          <w:szCs w:val="24"/>
-        </w:rPr>
-      </w:pPr>
-    </w:p>
-    <w:p>
-      <w:pPr>
-        <w:tabs>
-          <w:tab w:val="left" w:pos="1591"/>
-        </w:tabs>
-        <w:spacing w:after="0" w:line="276" w:lineRule="auto"/>
-        <w:jc w:val="both"/>
-        <w:rPr>
-          <w:rFonts w:eastAsia="Calibri" w:cstheme="minorHAnsi"/>
-          <w:b/>
-          <w:bCs/>
-          <w:sz w:val="24"/>
-          <w:szCs w:val="24"/>
-        </w:rPr>
-      </w:pPr>
-    </w:p>
-    <w:p>
-      <w:pPr>
-        <w:tabs>
-          <w:tab w:val="left" w:pos="1591"/>
-        </w:tabs>
-        <w:spacing w:after="0" w:line="276" w:lineRule="auto"/>
-        <w:jc w:val="both"/>
-        <w:rPr>
-          <w:rFonts w:eastAsia="Calibri" w:cstheme="minorHAnsi"/>
-          <w:b/>
-          <w:bCs/>
-          <w:sz w:val="24"/>
-          <w:szCs w:val="24"/>
-        </w:rPr>
-      </w:pPr>
+        <w:t>&gt; acessado em  21 de maio de 2026</w:t>
+      </w:r>
+    </w:p>
+    <w:p>
+      <w:r>
+        <w:t>Nesse video entendemos como configurar os cartões e as tags usadas no projeto.</w:t>
+      </w:r>
+    </w:p>
+    <w:p>
+      <w:r>
+        <w:t>&lt;</w:t>
+      </w:r>
+      <w:hyperlink r:id="rId14" w:history="1">
+        <w:r>
+          <w:rPr>
+            <w:rStyle w:val="Hyperlink"/>
+          </w:rPr>
+          <w:t>Vida de Silício</w:t>
+        </w:r>
+      </w:hyperlink>
+      <w:r>
+        <w:t>&gt; acessado em 19 de maio de 2026</w:t>
+      </w:r>
+    </w:p>
+    <w:p>
+      <w:r>
+        <w:t>Foi o site onde nos aprofundamos e pegamos o primeiro código que seria a base do projeto.</w:t>
+      </w:r>
+    </w:p>
+    <w:p>
+      <w:r>
+        <w:t>&lt;</w:t>
+      </w:r>
+      <w:hyperlink r:id="rId15" w:history="1">
+        <w:r>
+          <w:rPr>
+            <w:rStyle w:val="Hyperlink"/>
+          </w:rPr>
+          <w:t>Eletronic Wings</w:t>
+        </w:r>
+      </w:hyperlink>
+      <w:r>
+        <w:t>&gt;</w:t>
+      </w:r>
+    </w:p>
+    <w:p>
+      <w:r>
+        <w:t>Nesse site foi onde pegamos como integrar o ESP32 com wi-fi e outras formas de comunicação.</w:t>
+      </w:r>
     </w:p>
     <w:p>
       <w:pPr>
@@ -4037,6 +3980,7 @@
         <w:rPr>
           <w:rFonts w:eastAsia="Calibri"/>
         </w:rPr>
+        <w:lastRenderedPageBreak/>
         <w:t xml:space="preserve">PLANEJAMENTO </w:t>
       </w:r>
       <w:r>
@@ -4515,7 +4459,16 @@
                 <w:sz w:val="24"/>
                 <w:szCs w:val="24"/>
               </w:rPr>
-              <w:t>01/03</w:t>
+              <w:t>05</w:t>
+            </w:r>
+            <w:r>
+              <w:rPr>
+                <w:rFonts w:eastAsia="Calibri"/>
+                <w:color w:val="FF0000"/>
+                <w:sz w:val="24"/>
+                <w:szCs w:val="24"/>
+              </w:rPr>
+              <w:t>/03</w:t>
             </w:r>
           </w:p>
         </w:tc>
@@ -4541,8 +4494,19 @@
                 <w:sz w:val="24"/>
                 <w:szCs w:val="24"/>
               </w:rPr>
-              <w:t>Prática supervisionada com led e arduino</w:t>
-            </w:r>
+              <w:t xml:space="preserve">Prática supervisionada com led e </w:t>
+            </w:r>
+            <w:proofErr w:type="spellStart"/>
+            <w:r>
+              <w:rPr>
+                <w:rFonts w:eastAsia="Calibri"/>
+                <w:color w:val="FF0000"/>
+                <w:sz w:val="24"/>
+                <w:szCs w:val="24"/>
+              </w:rPr>
+              <w:t>arduino</w:t>
+            </w:r>
+            <w:proofErr w:type="spellEnd"/>
           </w:p>
         </w:tc>
         <w:tc>
@@ -4567,7 +4531,27 @@
                 <w:sz w:val="24"/>
                 <w:szCs w:val="24"/>
               </w:rPr>
-              <w:t>Aprendemos a utilizar o arduino com o led, programando na plataforma</w:t>
+              <w:t xml:space="preserve">Aprendemos a utilizar o </w:t>
+            </w:r>
+            <w:proofErr w:type="spellStart"/>
+            <w:r>
+              <w:rPr>
+                <w:rFonts w:eastAsia="Calibri"/>
+                <w:color w:val="FF0000"/>
+                <w:sz w:val="24"/>
+                <w:szCs w:val="24"/>
+              </w:rPr>
+              <w:t>arduino</w:t>
+            </w:r>
+            <w:proofErr w:type="spellEnd"/>
+            <w:r>
+              <w:rPr>
+                <w:rFonts w:eastAsia="Calibri"/>
+                <w:color w:val="FF0000"/>
+                <w:sz w:val="24"/>
+                <w:szCs w:val="24"/>
+              </w:rPr>
+              <w:t xml:space="preserve"> com o led, programando na plataforma</w:t>
             </w:r>
           </w:p>
         </w:tc>
@@ -4588,6 +4572,15 @@
                 <w:szCs w:val="24"/>
               </w:rPr>
             </w:pPr>
+            <w:r>
+              <w:rPr>
+                <w:rFonts w:eastAsia="Calibri"/>
+                <w:color w:val="FF0000"/>
+                <w:sz w:val="24"/>
+                <w:szCs w:val="24"/>
+              </w:rPr>
+              <w:t>12/03</w:t>
+            </w:r>
           </w:p>
         </w:tc>
         <w:tc>
@@ -4605,6 +4598,26 @@
                 <w:szCs w:val="24"/>
               </w:rPr>
             </w:pPr>
+            <w:r>
+              <w:rPr>
+                <w:rFonts w:eastAsia="Calibri"/>
+                <w:color w:val="FF0000"/>
+                <w:sz w:val="24"/>
+                <w:szCs w:val="24"/>
+              </w:rPr>
+              <w:t xml:space="preserve">Prática supervisionada com led e </w:t>
+            </w:r>
+            <w:proofErr w:type="spellStart"/>
+            <w:r>
+              <w:rPr>
+                <w:rFonts w:eastAsia="Calibri"/>
+                <w:color w:val="FF0000"/>
+                <w:sz w:val="24"/>
+                <w:szCs w:val="24"/>
+              </w:rPr>
+              <w:t>arduino</w:t>
+            </w:r>
+            <w:proofErr w:type="spellEnd"/>
           </w:p>
         </w:tc>
         <w:tc>
@@ -4861,7 +4874,16 @@
                 <w:sz w:val="24"/>
                 <w:szCs w:val="24"/>
               </w:rPr>
-              <w:t>04/04</w:t>
+              <w:t>0/0</w:t>
+            </w:r>
+            <w:r>
+              <w:rPr>
+                <w:rFonts w:eastAsia="Calibri"/>
+                <w:color w:val="FF0000"/>
+                <w:sz w:val="24"/>
+                <w:szCs w:val="24"/>
+              </w:rPr>
+              <w:t>4</w:t>
             </w:r>
           </w:p>
         </w:tc>
@@ -4941,7 +4963,16 @@
                 <w:sz w:val="24"/>
                 <w:szCs w:val="24"/>
               </w:rPr>
-              <w:t>05/06</w:t>
+              <w:t>14</w:t>
+            </w:r>
+            <w:r>
+              <w:rPr>
+                <w:rFonts w:eastAsia="Calibri"/>
+                <w:color w:val="FF0000"/>
+                <w:sz w:val="24"/>
+                <w:szCs w:val="24"/>
+              </w:rPr>
+              <w:t>/06</w:t>
             </w:r>
           </w:p>
         </w:tc>
@@ -5021,7 +5052,25 @@
                 <w:sz w:val="24"/>
                 <w:szCs w:val="24"/>
               </w:rPr>
-              <w:t>12/06</w:t>
+              <w:t>1</w:t>
+            </w:r>
+            <w:r>
+              <w:rPr>
+                <w:rFonts w:eastAsia="Calibri"/>
+                <w:color w:val="FF0000"/>
+                <w:sz w:val="24"/>
+                <w:szCs w:val="24"/>
+              </w:rPr>
+              <w:t>8</w:t>
+            </w:r>
+            <w:r>
+              <w:rPr>
+                <w:rFonts w:eastAsia="Calibri"/>
+                <w:color w:val="FF0000"/>
+                <w:sz w:val="24"/>
+                <w:szCs w:val="24"/>
+              </w:rPr>
+              <w:t>/06</w:t>
             </w:r>
           </w:p>
         </w:tc>
@@ -5215,6 +5264,7 @@
         </w:rPr>
         <w:t xml:space="preserve">participantes </w:t>
       </w:r>
+      <w:proofErr w:type="spellStart"/>
       <w:r>
         <w:rPr>
           <w:rFonts w:eastAsia="Calibri"/>
@@ -5240,7 +5290,17 @@
           <w:sz w:val="24"/>
           <w:szCs w:val="24"/>
         </w:rPr>
-        <w:t>rios envolvidos atuaram</w:t>
+        <w:t>rios</w:t>
+      </w:r>
+      <w:proofErr w:type="spellEnd"/>
+      <w:r>
+        <w:rPr>
+          <w:rFonts w:eastAsia="Calibri"/>
+          <w:color w:val="FF0000"/>
+          <w:sz w:val="24"/>
+          <w:szCs w:val="24"/>
+        </w:rPr>
+        <w:t xml:space="preserve"> envolvidos atuaram</w:t>
       </w:r>
       <w:r>
         <w:rPr>
@@ -5357,7 +5417,27 @@
           <w:sz w:val="24"/>
           <w:szCs w:val="24"/>
         </w:rPr>
-        <w:t xml:space="preserve"> Produzir registros (ex: fotos, </w:t>
+        <w:t xml:space="preserve"> Produzir registros (</w:t>
+      </w:r>
+      <w:proofErr w:type="spellStart"/>
+      <w:r>
+        <w:rPr>
+          <w:rFonts w:eastAsia="Calibri"/>
+          <w:color w:val="FF0000"/>
+          <w:sz w:val="24"/>
+          <w:szCs w:val="24"/>
+        </w:rPr>
+        <w:t>ex</w:t>
+      </w:r>
+      <w:proofErr w:type="spellEnd"/>
+      <w:r>
+        <w:rPr>
+          <w:rFonts w:eastAsia="Calibri"/>
+          <w:color w:val="FF0000"/>
+          <w:sz w:val="24"/>
+          <w:szCs w:val="24"/>
+        </w:rPr>
+        <w:t xml:space="preserve">: fotos, </w:t>
       </w:r>
       <w:r>
         <w:rPr>
@@ -5423,29 +5503,49 @@
           <w:sz w:val="24"/>
           <w:szCs w:val="24"/>
         </w:rPr>
+        <w:t>Exemplos:</w:t>
+      </w:r>
+    </w:p>
+    <w:p>
+      <w:pPr>
+        <w:spacing w:after="0" w:line="276" w:lineRule="auto"/>
+        <w:jc w:val="both"/>
+        <w:rPr>
+          <w:rFonts w:eastAsia="Calibri" w:cstheme="minorHAnsi"/>
+          <w:color w:val="FF0000"/>
+          <w:sz w:val="24"/>
+          <w:szCs w:val="24"/>
+        </w:rPr>
+      </w:pPr>
+      <w:r>
+        <w:rPr>
+          <w:rFonts w:eastAsia="Calibri" w:cstheme="minorHAnsi"/>
+          <w:color w:val="FF0000"/>
+          <w:sz w:val="24"/>
+          <w:szCs w:val="24"/>
+        </w:rPr>
         <w:lastRenderedPageBreak/>
-        <w:t>Exemplos:</w:t>
-      </w:r>
-    </w:p>
-    <w:p>
-      <w:pPr>
-        <w:spacing w:after="0" w:line="276" w:lineRule="auto"/>
-        <w:jc w:val="both"/>
-        <w:rPr>
-          <w:rFonts w:eastAsia="Calibri" w:cstheme="minorHAnsi"/>
-          <w:color w:val="FF0000"/>
-          <w:sz w:val="24"/>
-          <w:szCs w:val="24"/>
-        </w:rPr>
-      </w:pPr>
-      <w:r>
-        <w:rPr>
-          <w:rFonts w:eastAsia="Calibri" w:cstheme="minorHAnsi"/>
-          <w:color w:val="FF0000"/>
-          <w:sz w:val="24"/>
-          <w:szCs w:val="24"/>
-        </w:rPr>
-        <w:t>1. Criação do vídeo com conceito de internet da coisas e explicação do assunto com a parte interessada;</w:t>
+        <w:t xml:space="preserve">1. Criação do vídeo com conceito de internet </w:t>
+      </w:r>
+      <w:proofErr w:type="gramStart"/>
+      <w:r>
+        <w:rPr>
+          <w:rFonts w:eastAsia="Calibri" w:cstheme="minorHAnsi"/>
+          <w:color w:val="FF0000"/>
+          <w:sz w:val="24"/>
+          <w:szCs w:val="24"/>
+        </w:rPr>
+        <w:t>da coisas</w:t>
+      </w:r>
+      <w:proofErr w:type="gramEnd"/>
+      <w:r>
+        <w:rPr>
+          <w:rFonts w:eastAsia="Calibri" w:cstheme="minorHAnsi"/>
+          <w:color w:val="FF0000"/>
+          <w:sz w:val="24"/>
+          <w:szCs w:val="24"/>
+        </w:rPr>
+        <w:t xml:space="preserve"> e explicação do assunto com a parte interessada;</w:t>
       </w:r>
     </w:p>
     <w:p>
@@ -5670,247 +5770,16 @@
           <w:szCs w:val="24"/>
         </w:rPr>
       </w:pPr>
-      <w:r>
-        <w:rPr>
-          <w:rFonts w:eastAsia="Calibri"/>
-          <w:color w:val="FF0000"/>
-          <w:sz w:val="24"/>
-          <w:szCs w:val="24"/>
-        </w:rPr>
-        <w:t xml:space="preserve">Apresentar </w:t>
-      </w:r>
-      <w:r>
-        <w:rPr>
-          <w:rFonts w:eastAsia="Calibri"/>
-          <w:color w:val="FF0000"/>
-          <w:sz w:val="24"/>
-          <w:szCs w:val="24"/>
-        </w:rPr>
-        <w:t xml:space="preserve">o papel, </w:t>
-      </w:r>
-      <w:r>
-        <w:rPr>
-          <w:rFonts w:eastAsia="Calibri"/>
-          <w:color w:val="FF0000"/>
-          <w:sz w:val="24"/>
-          <w:szCs w:val="24"/>
-        </w:rPr>
-        <w:t>a</w:t>
-      </w:r>
-      <w:r>
-        <w:rPr>
-          <w:rFonts w:eastAsia="Calibri"/>
-          <w:color w:val="FF0000"/>
-          <w:sz w:val="24"/>
-          <w:szCs w:val="24"/>
-        </w:rPr>
-        <w:t>(s)</w:t>
-      </w:r>
-      <w:r>
-        <w:rPr>
-          <w:rFonts w:eastAsia="Calibri"/>
-          <w:color w:val="FF0000"/>
-          <w:sz w:val="24"/>
-          <w:szCs w:val="24"/>
-        </w:rPr>
-        <w:t xml:space="preserve"> responsabilidade</w:t>
-      </w:r>
-      <w:r>
-        <w:rPr>
-          <w:rFonts w:eastAsia="Calibri"/>
-          <w:color w:val="FF0000"/>
-          <w:sz w:val="24"/>
-          <w:szCs w:val="24"/>
-        </w:rPr>
-        <w:t>(s)</w:t>
-      </w:r>
-      <w:r>
-        <w:rPr>
-          <w:rFonts w:eastAsia="Calibri"/>
-          <w:color w:val="FF0000"/>
-          <w:sz w:val="24"/>
-          <w:szCs w:val="24"/>
-        </w:rPr>
-        <w:t xml:space="preserve"> </w:t>
-      </w:r>
-      <w:r>
-        <w:rPr>
-          <w:rFonts w:eastAsia="Calibri"/>
-          <w:color w:val="FF0000"/>
-          <w:sz w:val="24"/>
-          <w:szCs w:val="24"/>
-        </w:rPr>
-        <w:t xml:space="preserve">e a(s) </w:t>
-      </w:r>
-      <w:r>
-        <w:rPr>
-          <w:rFonts w:eastAsia="Calibri"/>
-          <w:color w:val="FF0000"/>
-          <w:sz w:val="24"/>
-          <w:szCs w:val="24"/>
-        </w:rPr>
-        <w:t>atividades</w:t>
-      </w:r>
-      <w:r>
-        <w:rPr>
-          <w:rFonts w:eastAsia="Calibri"/>
-          <w:color w:val="FF0000"/>
-          <w:sz w:val="24"/>
-          <w:szCs w:val="24"/>
-        </w:rPr>
-        <w:t xml:space="preserve"> </w:t>
-      </w:r>
-      <w:r>
-        <w:rPr>
-          <w:rFonts w:eastAsia="Calibri"/>
-          <w:color w:val="FF0000"/>
-          <w:sz w:val="24"/>
-          <w:szCs w:val="24"/>
-        </w:rPr>
-        <w:t xml:space="preserve">de </w:t>
-      </w:r>
-      <w:r>
-        <w:rPr>
-          <w:rFonts w:eastAsia="Calibri"/>
-          <w:color w:val="FF0000"/>
-          <w:sz w:val="24"/>
-          <w:szCs w:val="24"/>
-        </w:rPr>
-        <w:t xml:space="preserve">responsabilidade de </w:t>
-      </w:r>
-      <w:r>
-        <w:rPr>
-          <w:rFonts w:eastAsia="Calibri"/>
-          <w:color w:val="FF0000"/>
-          <w:sz w:val="24"/>
-          <w:szCs w:val="24"/>
-        </w:rPr>
-        <w:t>cada membro d</w:t>
-      </w:r>
-      <w:r>
-        <w:rPr>
-          <w:rFonts w:eastAsia="Calibri"/>
-          <w:color w:val="FF0000"/>
-          <w:sz w:val="24"/>
-          <w:szCs w:val="24"/>
-        </w:rPr>
-        <w:t>o</w:t>
-      </w:r>
-      <w:r>
-        <w:rPr>
-          <w:rFonts w:eastAsia="Calibri"/>
-          <w:color w:val="FF0000"/>
-          <w:sz w:val="24"/>
-          <w:szCs w:val="24"/>
-        </w:rPr>
-        <w:t xml:space="preserve"> </w:t>
-      </w:r>
-      <w:r>
-        <w:rPr>
-          <w:rFonts w:eastAsia="Calibri"/>
-          <w:color w:val="FF0000"/>
-          <w:sz w:val="24"/>
-          <w:szCs w:val="24"/>
-        </w:rPr>
-        <w:t>grupo</w:t>
-      </w:r>
-      <w:r>
-        <w:rPr>
-          <w:rFonts w:eastAsia="Calibri"/>
-          <w:color w:val="FF0000"/>
-          <w:sz w:val="24"/>
-          <w:szCs w:val="24"/>
-        </w:rPr>
-        <w:t xml:space="preserve"> de trabalho</w:t>
-      </w:r>
-      <w:r>
-        <w:rPr>
-          <w:rFonts w:eastAsia="Calibri"/>
-          <w:color w:val="FF0000"/>
-          <w:sz w:val="24"/>
-          <w:szCs w:val="24"/>
-        </w:rPr>
-        <w:t>. Importante destacar que esta delimitação será a base para a avaliação do relato individual de aprendizagem</w:t>
-      </w:r>
-      <w:r>
-        <w:rPr>
-          <w:rFonts w:eastAsia="Calibri"/>
-          <w:color w:val="FF0000"/>
-          <w:sz w:val="24"/>
-          <w:szCs w:val="24"/>
-        </w:rPr>
-        <w:t xml:space="preserve">, </w:t>
-      </w:r>
-      <w:r>
-        <w:rPr>
-          <w:rFonts w:eastAsia="Calibri"/>
-          <w:color w:val="FF0000"/>
-          <w:sz w:val="24"/>
-          <w:szCs w:val="24"/>
-        </w:rPr>
-        <w:t>a ser preenchido no</w:t>
-      </w:r>
-      <w:r>
-        <w:rPr>
-          <w:rFonts w:eastAsia="Calibri"/>
-          <w:color w:val="FF0000"/>
-          <w:sz w:val="24"/>
-          <w:szCs w:val="24"/>
-        </w:rPr>
-        <w:t xml:space="preserve"> item 3.2 deste documento</w:t>
-      </w:r>
-      <w:r>
-        <w:rPr>
-          <w:rFonts w:eastAsia="Calibri"/>
-          <w:color w:val="FF0000"/>
-          <w:sz w:val="24"/>
-          <w:szCs w:val="24"/>
-        </w:rPr>
-        <w:t>.</w:t>
-      </w:r>
-    </w:p>
-    <w:p>
-      <w:pPr>
-        <w:spacing w:after="0" w:line="276" w:lineRule="auto"/>
-        <w:jc w:val="both"/>
-        <w:rPr>
-          <w:rFonts w:eastAsia="Calibri"/>
-          <w:color w:val="FF0000"/>
-          <w:sz w:val="24"/>
-          <w:szCs w:val="24"/>
-        </w:rPr>
-      </w:pPr>
-    </w:p>
-    <w:p>
-      <w:pPr>
-        <w:spacing w:after="0" w:line="276" w:lineRule="auto"/>
-        <w:jc w:val="both"/>
-        <w:rPr>
-          <w:rFonts w:eastAsia="Calibri"/>
-          <w:color w:val="FF0000"/>
-          <w:sz w:val="24"/>
-          <w:szCs w:val="24"/>
-        </w:rPr>
-      </w:pPr>
-      <w:r>
-        <w:rPr>
-          <w:rFonts w:eastAsia="Calibri"/>
-          <w:color w:val="FF0000"/>
-          <w:sz w:val="24"/>
-          <w:szCs w:val="24"/>
-        </w:rPr>
-        <w:t>Exemplo:</w:t>
-      </w:r>
     </w:p>
     <w:tbl>
       <w:tblPr>
         <w:tblStyle w:val="Tabelacomgrade"/>
-        <w:tblW w:w="0" w:type="auto"/>
+        <w:tblW w:w="9634" w:type="dxa"/>
         <w:tblLook w:val="04A0" w:firstRow="1" w:lastRow="0" w:firstColumn="1" w:lastColumn="0" w:noHBand="0" w:noVBand="1"/>
       </w:tblPr>
       <w:tblGrid>
         <w:gridCol w:w="3681"/>
-        <w:gridCol w:w="5335"/>
+        <w:gridCol w:w="5953"/>
       </w:tblGrid>
       <w:tr>
         <w:tc>
@@ -5941,7 +5810,7 @@
         </w:tc>
         <w:tc>
           <w:tcPr>
-            <w:tcW w:w="5335" w:type="dxa"/>
+            <w:tcW w:w="5953" w:type="dxa"/>
           </w:tcPr>
           <w:p>
             <w:pPr>
@@ -5995,7 +5864,7 @@
         </w:tc>
         <w:tc>
           <w:tcPr>
-            <w:tcW w:w="5335" w:type="dxa"/>
+            <w:tcW w:w="5953" w:type="dxa"/>
           </w:tcPr>
           <w:p>
             <w:pPr>
@@ -6015,7 +5884,61 @@
                 <w:sz w:val="24"/>
                 <w:szCs w:val="24"/>
               </w:rPr>
-              <w:t xml:space="preserve">Desenvolvimento do projeto, </w:t>
+              <w:t>Desenvolvimento</w:t>
+            </w:r>
+            <w:r>
+              <w:rPr>
+                <w:rFonts w:eastAsia="Calibri"/>
+                <w:color w:val="FF0000"/>
+                <w:sz w:val="24"/>
+                <w:szCs w:val="24"/>
+              </w:rPr>
+              <w:t xml:space="preserve"> e planejamento</w:t>
+            </w:r>
+            <w:r>
+              <w:rPr>
+                <w:rFonts w:eastAsia="Calibri"/>
+                <w:color w:val="FF0000"/>
+                <w:sz w:val="24"/>
+                <w:szCs w:val="24"/>
+              </w:rPr>
+              <w:t xml:space="preserve"> do projeto,</w:t>
+            </w:r>
+            <w:r>
+              <w:rPr>
+                <w:rFonts w:eastAsia="Calibri"/>
+                <w:color w:val="FF0000"/>
+                <w:sz w:val="24"/>
+                <w:szCs w:val="24"/>
+              </w:rPr>
+              <w:t xml:space="preserve"> </w:t>
+            </w:r>
+            <w:r>
+              <w:rPr>
+                <w:rFonts w:eastAsia="Calibri"/>
+                <w:color w:val="FF0000"/>
+                <w:sz w:val="24"/>
+                <w:szCs w:val="24"/>
+              </w:rPr>
+              <w:t xml:space="preserve"> </w:t>
+            </w:r>
+            <w:r>
+              <w:rPr>
+                <w:rFonts w:eastAsia="Calibri"/>
+                <w:color w:val="FF0000"/>
+                <w:sz w:val="24"/>
+                <w:szCs w:val="24"/>
+              </w:rPr>
+              <w:t>Eletrônica</w:t>
+            </w:r>
+            <w:r>
+              <w:rPr>
+                <w:rFonts w:eastAsia="Calibri"/>
+                <w:color w:val="FF0000"/>
+                <w:sz w:val="24"/>
+                <w:szCs w:val="24"/>
+              </w:rPr>
+              <w:t xml:space="preserve"> do Arduino</w:t>
             </w:r>
           </w:p>
         </w:tc>
@@ -6049,7 +5972,7 @@
         </w:tc>
         <w:tc>
           <w:tcPr>
-            <w:tcW w:w="5335" w:type="dxa"/>
+            <w:tcW w:w="5953" w:type="dxa"/>
           </w:tcPr>
           <w:p>
             <w:pPr>
@@ -6062,6 +5985,114 @@
                 <w:szCs w:val="24"/>
               </w:rPr>
             </w:pPr>
+            <w:r>
+              <w:rPr>
+                <w:rFonts w:eastAsia="Calibri"/>
+                <w:color w:val="FF0000"/>
+                <w:sz w:val="24"/>
+                <w:szCs w:val="24"/>
+              </w:rPr>
+              <w:t>Sold</w:t>
+            </w:r>
+            <w:r>
+              <w:rPr>
+                <w:rFonts w:eastAsia="Calibri"/>
+                <w:color w:val="FF0000"/>
+                <w:sz w:val="24"/>
+                <w:szCs w:val="24"/>
+              </w:rPr>
+              <w:t xml:space="preserve">a </w:t>
+            </w:r>
+            <w:r>
+              <w:rPr>
+                <w:rFonts w:eastAsia="Calibri"/>
+                <w:color w:val="FF0000"/>
+                <w:sz w:val="24"/>
+                <w:szCs w:val="24"/>
+              </w:rPr>
+              <w:t>e Montagem d</w:t>
+            </w:r>
+            <w:r>
+              <w:rPr>
+                <w:rFonts w:eastAsia="Calibri"/>
+                <w:color w:val="FF0000"/>
+                <w:sz w:val="24"/>
+                <w:szCs w:val="24"/>
+              </w:rPr>
+              <w:t xml:space="preserve">as partes do </w:t>
+            </w:r>
+            <w:r>
+              <w:rPr>
+                <w:rFonts w:eastAsia="Calibri"/>
+                <w:color w:val="FF0000"/>
+                <w:sz w:val="24"/>
+                <w:szCs w:val="24"/>
+              </w:rPr>
+              <w:t>Arduino,</w:t>
+            </w:r>
+            <w:r>
+              <w:rPr>
+                <w:rFonts w:eastAsia="Calibri"/>
+                <w:color w:val="FF0000"/>
+                <w:sz w:val="24"/>
+                <w:szCs w:val="24"/>
+              </w:rPr>
+              <w:t xml:space="preserve"> </w:t>
+            </w:r>
+            <w:r>
+              <w:rPr>
+                <w:rFonts w:eastAsia="Calibri"/>
+                <w:color w:val="FF0000"/>
+                <w:sz w:val="24"/>
+                <w:szCs w:val="24"/>
+              </w:rPr>
+              <w:t>Apresentação</w:t>
+            </w:r>
+            <w:r>
+              <w:rPr>
+                <w:rFonts w:eastAsia="Calibri"/>
+                <w:color w:val="FF0000"/>
+                <w:sz w:val="24"/>
+                <w:szCs w:val="24"/>
+              </w:rPr>
+              <w:t xml:space="preserve"> e gerenciamento</w:t>
+            </w:r>
+            <w:r>
+              <w:rPr>
+                <w:rFonts w:eastAsia="Calibri"/>
+                <w:color w:val="FF0000"/>
+                <w:sz w:val="24"/>
+                <w:szCs w:val="24"/>
+              </w:rPr>
+              <w:t xml:space="preserve"> </w:t>
+            </w:r>
+            <w:r>
+              <w:rPr>
+                <w:rFonts w:eastAsia="Calibri"/>
+                <w:color w:val="FF0000"/>
+                <w:sz w:val="24"/>
+                <w:szCs w:val="24"/>
+              </w:rPr>
+              <w:t>com a</w:t>
+            </w:r>
+            <w:r>
+              <w:rPr>
+                <w:rFonts w:eastAsia="Calibri"/>
+                <w:color w:val="FF0000"/>
+                <w:sz w:val="24"/>
+                <w:szCs w:val="24"/>
+              </w:rPr>
+              <w:t xml:space="preserve"> parte </w:t>
+            </w:r>
+            <w:r>
+              <w:rPr>
+                <w:rFonts w:eastAsia="Calibri"/>
+                <w:color w:val="FF0000"/>
+                <w:sz w:val="24"/>
+                <w:szCs w:val="24"/>
+              </w:rPr>
+              <w:t>interessada</w:t>
+            </w:r>
           </w:p>
         </w:tc>
       </w:tr>
@@ -6094,7 +6125,7 @@
         </w:tc>
         <w:tc>
           <w:tcPr>
-            <w:tcW w:w="5335" w:type="dxa"/>
+            <w:tcW w:w="5953" w:type="dxa"/>
           </w:tcPr>
           <w:p>
             <w:pPr>
@@ -6107,6 +6138,15 @@
                 <w:szCs w:val="24"/>
               </w:rPr>
             </w:pPr>
+            <w:r>
+              <w:rPr>
+                <w:rFonts w:eastAsia="Calibri"/>
+                <w:color w:val="FF0000"/>
+                <w:sz w:val="24"/>
+                <w:szCs w:val="24"/>
+              </w:rPr>
+              <w:t>Programou o código do ESP32.</w:t>
+            </w:r>
           </w:p>
         </w:tc>
       </w:tr>
@@ -6133,24 +6173,13 @@
                 <w:sz w:val="24"/>
                 <w:szCs w:val="24"/>
               </w:rPr>
-              <w:t>Fernando Eyer</w:t>
-            </w:r>
-            <w:bookmarkStart w:id="10" w:name="_GoBack"/>
-            <w:bookmarkEnd w:id="10"/>
-            <w:r>
-              <w:rPr>
-                <w:rFonts w:eastAsia="Calibri"/>
-                <w:color w:val="FF0000"/>
-                <w:sz w:val="24"/>
-                <w:szCs w:val="24"/>
-              </w:rPr>
-              <w:t xml:space="preserve"> Valadão Menezes</w:t>
+              <w:t>Fernando Eyer Valadão Menezes</w:t>
             </w:r>
           </w:p>
         </w:tc>
         <w:tc>
           <w:tcPr>
-            <w:tcW w:w="5335" w:type="dxa"/>
+            <w:tcW w:w="5953" w:type="dxa"/>
           </w:tcPr>
           <w:p>
             <w:pPr>
@@ -6163,6 +6192,24 @@
                 <w:szCs w:val="24"/>
               </w:rPr>
             </w:pPr>
+            <w:r>
+              <w:rPr>
+                <w:rFonts w:eastAsia="Calibri"/>
+                <w:color w:val="FF0000"/>
+                <w:sz w:val="24"/>
+                <w:szCs w:val="24"/>
+              </w:rPr>
+              <w:t>Representante</w:t>
+            </w:r>
+            <w:r>
+              <w:rPr>
+                <w:rFonts w:eastAsia="Calibri"/>
+                <w:color w:val="FF0000"/>
+                <w:sz w:val="24"/>
+                <w:szCs w:val="24"/>
+              </w:rPr>
+              <w:t xml:space="preserve"> do grupo.</w:t>
+            </w:r>
           </w:p>
         </w:tc>
       </w:tr>
@@ -6202,14 +6249,14 @@
           <w:rFonts w:eastAsia="Calibri"/>
         </w:rPr>
       </w:pPr>
-      <w:bookmarkStart w:id="11" w:name="_Toc119686571"/>
+      <w:bookmarkStart w:id="10" w:name="_Toc119686571"/>
       <w:r>
         <w:rPr>
           <w:rFonts w:eastAsia="Calibri"/>
         </w:rPr>
         <w:t>Metas, critérios ou indicadores de avaliação do projeto</w:t>
       </w:r>
-      <w:bookmarkEnd w:id="11"/>
+      <w:bookmarkEnd w:id="10"/>
     </w:p>
     <w:p>
       <w:pPr>
@@ -6613,6 +6660,40 @@
           <w:szCs w:val="24"/>
         </w:rPr>
         <w:t>“Continuar até definir os passos do projeto finalizado.”</w:t>
+      </w:r>
+    </w:p>
+    <w:p>
+      <w:pPr>
+        <w:spacing w:after="0" w:line="276" w:lineRule="auto"/>
+        <w:jc w:val="both"/>
+        <w:rPr>
+          <w:rFonts w:eastAsia="Calibri" w:cstheme="minorHAnsi"/>
+          <w:b/>
+          <w:bCs/>
+          <w:sz w:val="24"/>
+          <w:szCs w:val="24"/>
+        </w:rPr>
+      </w:pPr>
+    </w:p>
+    <w:p>
+      <w:pPr>
+        <w:rPr>
+          <w:rFonts w:eastAsia="Calibri" w:cstheme="minorHAnsi"/>
+          <w:b/>
+          <w:bCs/>
+          <w:sz w:val="24"/>
+          <w:szCs w:val="24"/>
+        </w:rPr>
+      </w:pPr>
+      <w:r>
+        <w:rPr>
+          <w:rFonts w:eastAsia="Calibri" w:cstheme="minorHAnsi"/>
+          <w:b/>
+          <w:bCs/>
+          <w:sz w:val="24"/>
+          <w:szCs w:val="24"/>
+        </w:rPr>
+        <w:br w:type="page"/>
       </w:r>
     </w:p>
     <w:p>
@@ -6626,7 +6707,7 @@
           <w:rFonts w:eastAsia="Calibri"/>
         </w:rPr>
       </w:pPr>
-      <w:bookmarkStart w:id="12" w:name="_Toc119686572"/>
+      <w:bookmarkStart w:id="11" w:name="_Toc119686572"/>
       <w:r>
         <w:rPr>
           <w:rFonts w:eastAsia="Calibri"/>
@@ -6634,7 +6715,31 @@
         <w:lastRenderedPageBreak/>
         <w:t>Recursos previstos</w:t>
       </w:r>
-      <w:bookmarkEnd w:id="12"/>
+      <w:bookmarkEnd w:id="11"/>
+    </w:p>
+    <w:p>
+      <w:pPr>
+        <w:rPr>
+          <w:sz w:val="24"/>
+          <w:szCs w:val="24"/>
+        </w:rPr>
+      </w:pPr>
+      <w:r>
+        <w:rPr>
+          <w:b/>
+          <w:bCs/>
+          <w:sz w:val="24"/>
+          <w:szCs w:val="24"/>
+        </w:rPr>
+        <w:t>Componentes do projeto</w:t>
+      </w:r>
+      <w:r>
+        <w:rPr>
+          <w:sz w:val="24"/>
+          <w:szCs w:val="24"/>
+        </w:rPr>
+        <w:t>:</w:t>
+      </w:r>
     </w:p>
     <w:p>
       <w:pPr>
@@ -6654,34 +6759,7 @@
           <w:sz w:val="24"/>
           <w:szCs w:val="24"/>
         </w:rPr>
-        <w:t xml:space="preserve">Descrever os recursos previstos </w:t>
-      </w:r>
-      <w:r>
-        <w:rPr>
-          <w:rFonts w:eastAsia="Calibri"/>
-          <w:color w:val="FF0000"/>
-          <w:sz w:val="24"/>
-          <w:szCs w:val="24"/>
-        </w:rPr>
-        <w:t xml:space="preserve">(materiais, institucionais e humanos) </w:t>
-      </w:r>
-      <w:r>
-        <w:rPr>
-          <w:rFonts w:eastAsia="Calibri"/>
-          <w:color w:val="FF0000"/>
-          <w:sz w:val="24"/>
-          <w:szCs w:val="24"/>
-        </w:rPr>
-        <w:t>para o desenvolvimento do projeto</w:t>
-      </w:r>
-      <w:r>
-        <w:rPr>
-          <w:rFonts w:eastAsia="Calibri"/>
-          <w:color w:val="FF0000"/>
-          <w:sz w:val="24"/>
-          <w:szCs w:val="24"/>
-        </w:rPr>
-        <w:t xml:space="preserve">. Esclarecer que qualquer indicação de gastos financeiros deve apontar a fonte </w:t>
+        <w:t>1x ESP32.</w:t>
       </w:r>
     </w:p>
     <w:p>
@@ -6702,61 +6780,264 @@
           <w:sz w:val="24"/>
           <w:szCs w:val="24"/>
         </w:rPr>
-        <w:t xml:space="preserve">deste recurso. Sugere-se dar preferência </w:t>
-      </w:r>
-      <w:r>
-        <w:rPr>
-          <w:rFonts w:eastAsia="Calibri"/>
-          <w:color w:val="FF0000"/>
-          <w:sz w:val="24"/>
-          <w:szCs w:val="24"/>
-        </w:rPr>
-        <w:t>a</w:t>
-      </w:r>
-      <w:r>
-        <w:rPr>
-          <w:rFonts w:eastAsia="Calibri"/>
-          <w:color w:val="FF0000"/>
-          <w:sz w:val="24"/>
-          <w:szCs w:val="24"/>
-        </w:rPr>
-        <w:t xml:space="preserve"> estratégias que</w:t>
-      </w:r>
-      <w:r>
-        <w:rPr>
-          <w:rFonts w:eastAsia="Calibri"/>
-          <w:color w:val="FF0000"/>
-          <w:sz w:val="24"/>
-          <w:szCs w:val="24"/>
-        </w:rPr>
-        <w:t xml:space="preserve"> minimizem ao máximo possível o dispêndio de custos financeiros, tendo em vista que as IES não </w:t>
-      </w:r>
-      <w:r>
-        <w:rPr>
-          <w:rFonts w:eastAsia="Calibri"/>
-          <w:color w:val="FF0000"/>
-          <w:sz w:val="24"/>
-          <w:szCs w:val="24"/>
-        </w:rPr>
-        <w:t xml:space="preserve">possuem previsão de recursos específicos para a execução de projetos de extensão a serem desenvolvidos nas disciplinas da </w:t>
-      </w:r>
-      <w:r>
-        <w:rPr>
-          <w:rFonts w:eastAsia="Calibri"/>
-          <w:color w:val="FF0000"/>
-          <w:sz w:val="24"/>
-          <w:szCs w:val="24"/>
-        </w:rPr>
-        <w:t>matriz</w:t>
-      </w:r>
-      <w:r>
-        <w:rPr>
-          <w:rFonts w:eastAsia="Calibri"/>
-          <w:color w:val="FF0000"/>
-          <w:sz w:val="24"/>
-          <w:szCs w:val="24"/>
-        </w:rPr>
-        <w:t xml:space="preserve"> curricular.</w:t>
+        <w:t>1xArduino Uno.</w:t>
+      </w:r>
+    </w:p>
+    <w:p>
+      <w:pPr>
+        <w:spacing w:after="0" w:line="276" w:lineRule="auto"/>
+        <w:jc w:val="both"/>
+        <w:rPr>
+          <w:rFonts w:eastAsia="Calibri"/>
+          <w:color w:val="FF0000"/>
+          <w:sz w:val="24"/>
+          <w:szCs w:val="24"/>
+        </w:rPr>
+      </w:pPr>
+      <w:r>
+        <w:rPr>
+          <w:rFonts w:eastAsia="Calibri"/>
+          <w:color w:val="FF0000"/>
+          <w:sz w:val="24"/>
+          <w:szCs w:val="24"/>
+        </w:rPr>
+        <w:t>3xLEDs(Vermelho, Amarelo e Verde)</w:t>
+      </w:r>
+    </w:p>
+    <w:p>
+      <w:pPr>
+        <w:spacing w:after="0" w:line="276" w:lineRule="auto"/>
+        <w:jc w:val="both"/>
+        <w:rPr>
+          <w:rFonts w:eastAsia="Calibri"/>
+          <w:color w:val="FF0000"/>
+          <w:sz w:val="24"/>
+          <w:szCs w:val="24"/>
+        </w:rPr>
+      </w:pPr>
+      <w:r>
+        <w:rPr>
+          <w:rFonts w:eastAsia="Calibri"/>
+          <w:color w:val="FF0000"/>
+          <w:sz w:val="24"/>
+          <w:szCs w:val="24"/>
+        </w:rPr>
+        <w:t>4x resistores(1k</w:t>
+      </w:r>
+      <w:r>
+        <w:rPr>
+          <w:rFonts w:eastAsia="Calibri"/>
+          <w:color w:val="FF0000"/>
+          <w:sz w:val="24"/>
+          <w:szCs w:val="24"/>
+        </w:rPr>
+        <w:t>Ω</w:t>
+      </w:r>
+      <w:r>
+        <w:rPr>
+          <w:rFonts w:eastAsia="Calibri"/>
+          <w:color w:val="FF0000"/>
+          <w:sz w:val="24"/>
+          <w:szCs w:val="24"/>
+        </w:rPr>
+        <w:t>)</w:t>
+      </w:r>
+    </w:p>
+    <w:p>
+      <w:pPr>
+        <w:spacing w:after="0" w:line="276" w:lineRule="auto"/>
+        <w:jc w:val="both"/>
+        <w:rPr>
+          <w:rFonts w:eastAsia="Calibri"/>
+          <w:color w:val="FF0000"/>
+          <w:sz w:val="24"/>
+          <w:szCs w:val="24"/>
+        </w:rPr>
+      </w:pPr>
+      <w:r>
+        <w:rPr>
+          <w:rFonts w:eastAsia="Calibri"/>
+          <w:color w:val="FF0000"/>
+          <w:sz w:val="24"/>
+          <w:szCs w:val="24"/>
+        </w:rPr>
+        <w:t>1x Resistor (2k</w:t>
+      </w:r>
+      <w:r>
+        <w:rPr>
+          <w:rFonts w:eastAsia="Calibri"/>
+          <w:color w:val="FF0000"/>
+          <w:sz w:val="24"/>
+          <w:szCs w:val="24"/>
+        </w:rPr>
+        <w:t>Ω</w:t>
+      </w:r>
+      <w:r>
+        <w:rPr>
+          <w:rFonts w:eastAsia="Calibri"/>
+          <w:color w:val="FF0000"/>
+          <w:sz w:val="24"/>
+          <w:szCs w:val="24"/>
+        </w:rPr>
+        <w:t>)</w:t>
+      </w:r>
+    </w:p>
+    <w:p>
+      <w:pPr>
+        <w:spacing w:after="0" w:line="276" w:lineRule="auto"/>
+        <w:jc w:val="both"/>
+        <w:rPr>
+          <w:rFonts w:eastAsia="Calibri"/>
+          <w:color w:val="FF0000"/>
+          <w:sz w:val="24"/>
+          <w:szCs w:val="24"/>
+        </w:rPr>
+      </w:pPr>
+      <w:r>
+        <w:rPr>
+          <w:rFonts w:eastAsia="Calibri"/>
+          <w:color w:val="FF0000"/>
+          <w:sz w:val="24"/>
+          <w:szCs w:val="24"/>
+        </w:rPr>
+        <w:t>1xMódulo Leitor MFRC522</w:t>
+      </w:r>
+    </w:p>
+    <w:p>
+      <w:pPr>
+        <w:spacing w:after="0" w:line="276" w:lineRule="auto"/>
+        <w:jc w:val="both"/>
+        <w:rPr>
+          <w:rFonts w:eastAsia="Calibri"/>
+          <w:color w:val="FF0000"/>
+          <w:sz w:val="24"/>
+          <w:szCs w:val="24"/>
+        </w:rPr>
+      </w:pPr>
+      <w:r>
+        <w:rPr>
+          <w:rFonts w:eastAsia="Calibri"/>
+          <w:color w:val="FF0000"/>
+          <w:sz w:val="24"/>
+          <w:szCs w:val="24"/>
+        </w:rPr>
+        <w:t>2xTags(</w:t>
+      </w:r>
+      <w:proofErr w:type="spellStart"/>
+      <w:r>
+        <w:rPr>
+          <w:rFonts w:eastAsia="Calibri"/>
+          <w:color w:val="FF0000"/>
+          <w:sz w:val="24"/>
+          <w:szCs w:val="24"/>
+        </w:rPr>
+        <w:t>Ex</w:t>
+      </w:r>
+      <w:proofErr w:type="spellEnd"/>
+      <w:r>
+        <w:rPr>
+          <w:rFonts w:eastAsia="Calibri"/>
+          <w:color w:val="FF0000"/>
+          <w:sz w:val="24"/>
+          <w:szCs w:val="24"/>
+        </w:rPr>
+        <w:t>: Cartão</w:t>
+      </w:r>
+      <w:r>
+        <w:rPr>
+          <w:rFonts w:eastAsia="Calibri"/>
+          <w:color w:val="FF0000"/>
+          <w:sz w:val="24"/>
+          <w:szCs w:val="24"/>
+        </w:rPr>
+        <w:t>).</w:t>
+      </w:r>
+      <w:r>
+        <w:rPr>
+          <w:rFonts w:eastAsia="Calibri"/>
+          <w:color w:val="FF0000"/>
+          <w:sz w:val="24"/>
+          <w:szCs w:val="24"/>
+        </w:rPr>
+        <w:t xml:space="preserve"> </w:t>
+      </w:r>
+    </w:p>
+    <w:p>
+      <w:pPr>
+        <w:spacing w:after="0" w:line="276" w:lineRule="auto"/>
+        <w:jc w:val="both"/>
+        <w:rPr>
+          <w:rFonts w:eastAsia="Calibri"/>
+          <w:b/>
+          <w:bCs/>
+          <w:color w:val="FF0000"/>
+          <w:sz w:val="24"/>
+          <w:szCs w:val="24"/>
+        </w:rPr>
+      </w:pPr>
+    </w:p>
+    <w:p>
+      <w:pPr>
+        <w:spacing w:after="0" w:line="276" w:lineRule="auto"/>
+        <w:jc w:val="both"/>
+        <w:rPr>
+          <w:rFonts w:eastAsia="Calibri"/>
+          <w:color w:val="FF0000"/>
+          <w:sz w:val="24"/>
+          <w:szCs w:val="24"/>
+        </w:rPr>
+      </w:pPr>
+      <w:r>
+        <w:rPr>
+          <w:rFonts w:eastAsia="Calibri"/>
+          <w:b/>
+          <w:bCs/>
+          <w:color w:val="FF0000"/>
+          <w:sz w:val="24"/>
+          <w:szCs w:val="24"/>
+        </w:rPr>
+        <w:t xml:space="preserve">Requisitos técnicos </w:t>
+      </w:r>
+      <w:r>
+        <w:rPr>
+          <w:rFonts w:eastAsia="Calibri"/>
+          <w:b/>
+          <w:bCs/>
+          <w:color w:val="FF0000"/>
+          <w:sz w:val="24"/>
+          <w:szCs w:val="24"/>
+        </w:rPr>
+        <w:t>do projeto</w:t>
+      </w:r>
+      <w:r>
+        <w:rPr>
+          <w:rFonts w:eastAsia="Calibri"/>
+          <w:color w:val="FF0000"/>
+          <w:sz w:val="24"/>
+          <w:szCs w:val="24"/>
+        </w:rPr>
+        <w:t>:</w:t>
+      </w:r>
+    </w:p>
+    <w:p>
+      <w:pPr>
+        <w:spacing w:after="0" w:line="276" w:lineRule="auto"/>
+        <w:jc w:val="both"/>
+        <w:rPr>
+          <w:rFonts w:eastAsia="Calibri"/>
+          <w:color w:val="FF0000"/>
+          <w:sz w:val="24"/>
+          <w:szCs w:val="24"/>
+        </w:rPr>
+      </w:pPr>
+      <w:r>
+        <w:rPr>
+          <w:rFonts w:eastAsia="Calibri"/>
+          <w:color w:val="FF0000"/>
+          <w:sz w:val="24"/>
+          <w:szCs w:val="24"/>
+        </w:rPr>
+        <w:t>Conexão com frequência de 2,4GHz(o projeto não funciona no 5GB,Limitação do chipset do ESP32).</w:t>
       </w:r>
     </w:p>
     <w:p>
@@ -6782,97 +7063,731 @@
           <w:rFonts w:eastAsia="Calibri"/>
         </w:rPr>
       </w:pPr>
-      <w:bookmarkStart w:id="13" w:name="_Toc119686573"/>
+      <w:bookmarkStart w:id="12" w:name="_Toc119686573"/>
       <w:r>
         <w:rPr>
           <w:rFonts w:eastAsia="Calibri"/>
         </w:rPr>
         <w:t>Detalhamento técnico do projeto</w:t>
       </w:r>
-      <w:bookmarkEnd w:id="13"/>
-    </w:p>
-    <w:p>
-      <w:pPr>
-        <w:spacing w:after="0" w:line="276" w:lineRule="auto"/>
-        <w:jc w:val="both"/>
-        <w:rPr>
-          <w:rFonts w:eastAsia="Calibri"/>
-          <w:color w:val="FF0000"/>
-          <w:sz w:val="24"/>
-          <w:szCs w:val="24"/>
-        </w:rPr>
-      </w:pPr>
-      <w:r>
-        <w:rPr>
-          <w:rFonts w:eastAsia="Calibri"/>
-          <w:color w:val="FF0000"/>
-          <w:sz w:val="24"/>
-          <w:szCs w:val="24"/>
-        </w:rPr>
-        <w:t>Descrever</w:t>
-      </w:r>
-      <w:r>
-        <w:rPr>
-          <w:rFonts w:eastAsia="Calibri"/>
-          <w:color w:val="FF0000"/>
-          <w:sz w:val="24"/>
-          <w:szCs w:val="24"/>
-        </w:rPr>
-        <w:t xml:space="preserve"> a solução de Tecnologia da Informação desenvolvida, conforme etapas definidas no item </w:t>
-      </w:r>
-      <w:r>
-        <w:rPr>
-          <w:rFonts w:eastAsia="Calibri"/>
-          <w:color w:val="FF0000"/>
-          <w:sz w:val="24"/>
-          <w:szCs w:val="24"/>
-        </w:rPr>
-        <w:t>1</w:t>
-      </w:r>
-      <w:r>
-        <w:rPr>
-          <w:rFonts w:eastAsia="Calibri"/>
-          <w:color w:val="FF0000"/>
-          <w:sz w:val="24"/>
-          <w:szCs w:val="24"/>
-        </w:rPr>
-        <w:t>.</w:t>
-      </w:r>
-      <w:r>
-        <w:rPr>
-          <w:rFonts w:eastAsia="Calibri"/>
-          <w:color w:val="FF0000"/>
-          <w:sz w:val="24"/>
-          <w:szCs w:val="24"/>
-        </w:rPr>
-        <w:t>4 – Procedimentos de Ensino-Aprendizagem do Plano de Ensino</w:t>
-      </w:r>
-      <w:r>
-        <w:rPr>
-          <w:rFonts w:eastAsia="Calibri"/>
-          <w:color w:val="FF0000"/>
-          <w:sz w:val="24"/>
-          <w:szCs w:val="24"/>
-        </w:rPr>
-        <w:t>, etap</w:t>
-      </w:r>
-      <w:r>
-        <w:rPr>
-          <w:rFonts w:eastAsia="Calibri"/>
-          <w:color w:val="FF0000"/>
-          <w:sz w:val="24"/>
-          <w:szCs w:val="24"/>
-        </w:rPr>
-        <w:t>a 4</w:t>
-      </w:r>
-      <w:r>
-        <w:rPr>
-          <w:rFonts w:eastAsia="Calibri"/>
-          <w:color w:val="FF0000"/>
-          <w:sz w:val="24"/>
-          <w:szCs w:val="24"/>
-        </w:rPr>
-        <w:t>.</w:t>
+      <w:bookmarkEnd w:id="12"/>
+    </w:p>
+    <w:p>
+      <w:pPr>
+        <w:rPr>
+          <w:rFonts w:eastAsia="Calibri"/>
+          <w:color w:val="FF0000"/>
+          <w:sz w:val="24"/>
+          <w:szCs w:val="24"/>
+        </w:rPr>
+      </w:pPr>
+      <w:r>
+        <w:rPr>
+          <w:rFonts w:eastAsia="Calibri"/>
+          <w:color w:val="FF0000"/>
+          <w:sz w:val="24"/>
+          <w:szCs w:val="24"/>
+        </w:rPr>
+        <w:t>O projeto consiste no desenvolvimento de um sistema de controle de acesso inteligente e distribuído, utilizando a arquitetura de Internet das Coisas (IoT). A solução integra validação física de credenciais RFID (Edge Computing) com o registro de eventos em tempo real na nuvem (Cloud Computing).</w:t>
+      </w:r>
+    </w:p>
+    <w:p>
+      <w:pPr>
+        <w:rPr>
+          <w:rFonts w:eastAsia="Calibri"/>
+          <w:color w:val="FF0000"/>
+          <w:sz w:val="24"/>
+          <w:szCs w:val="24"/>
+        </w:rPr>
+      </w:pPr>
+      <w:r>
+        <w:rPr>
+          <w:rFonts w:eastAsia="Calibri"/>
+          <w:color w:val="FF0000"/>
+          <w:sz w:val="24"/>
+          <w:szCs w:val="24"/>
+        </w:rPr>
+        <w:t>Para garantir estabilidade e escalabilidade, o processamento foi dividido entre dois microcontroladores distintos: um focado no controle de hardware e outro dedicado à comunicação em rede.</w:t>
+      </w:r>
+    </w:p>
+    <w:p>
+      <w:pPr>
+        <w:rPr>
+          <w:rFonts w:eastAsia="Calibri"/>
+          <w:b/>
+          <w:bCs/>
+          <w:color w:val="FF0000"/>
+          <w:sz w:val="24"/>
+          <w:szCs w:val="24"/>
+        </w:rPr>
+      </w:pPr>
+      <w:r>
+        <w:rPr>
+          <w:rFonts w:eastAsia="Calibri"/>
+          <w:b/>
+          <w:bCs/>
+          <w:color w:val="FF0000"/>
+          <w:sz w:val="24"/>
+          <w:szCs w:val="24"/>
+        </w:rPr>
+        <w:t>Arquitetura de Hardware</w:t>
+      </w:r>
+    </w:p>
+    <w:p>
+      <w:pPr>
+        <w:rPr>
+          <w:rFonts w:eastAsia="Calibri"/>
+          <w:color w:val="FF0000"/>
+          <w:sz w:val="24"/>
+          <w:szCs w:val="24"/>
+        </w:rPr>
+      </w:pPr>
+      <w:r>
+        <w:rPr>
+          <w:rFonts w:eastAsia="Calibri"/>
+          <w:color w:val="FF0000"/>
+          <w:sz w:val="24"/>
+          <w:szCs w:val="24"/>
+        </w:rPr>
+        <w:t>A camada física da solução foi estruturada utilizando a comunicação em cascata entre os seguintes componentes:</w:t>
+      </w:r>
+    </w:p>
+    <w:p>
+      <w:pPr>
+        <w:ind w:left="360"/>
+        <w:rPr>
+          <w:rFonts w:eastAsia="Calibri"/>
+          <w:color w:val="FF0000"/>
+          <w:sz w:val="24"/>
+          <w:szCs w:val="24"/>
+        </w:rPr>
+      </w:pPr>
+      <w:r>
+        <w:rPr>
+          <w:rFonts w:eastAsia="Calibri"/>
+          <w:b/>
+          <w:bCs/>
+          <w:color w:val="FF0000"/>
+          <w:sz w:val="24"/>
+          <w:szCs w:val="24"/>
+        </w:rPr>
+        <w:t>Módulo Sensor (Arduino):</w:t>
+      </w:r>
+      <w:r>
+        <w:rPr>
+          <w:rFonts w:eastAsia="Calibri"/>
+          <w:color w:val="FF0000"/>
+          <w:sz w:val="24"/>
+          <w:szCs w:val="24"/>
+        </w:rPr>
+        <w:t xml:space="preserve"> Atua como o cérebro local. Responsável por gerenciar o leitor RFID via protocolo SPI e controlar as interfaces visuais (LEDs indicadores de status).</w:t>
+      </w:r>
+    </w:p>
+    <w:p>
+      <w:pPr>
+        <w:ind w:left="360"/>
+        <w:rPr>
+          <w:rFonts w:eastAsia="Calibri"/>
+          <w:color w:val="FF0000"/>
+          <w:sz w:val="24"/>
+          <w:szCs w:val="24"/>
+        </w:rPr>
+      </w:pPr>
+      <w:r>
+        <w:rPr>
+          <w:rFonts w:eastAsia="Calibri"/>
+          <w:b/>
+          <w:bCs/>
+          <w:color w:val="FF0000"/>
+          <w:sz w:val="24"/>
+          <w:szCs w:val="24"/>
+        </w:rPr>
+        <w:t>Módulo de Comunicação (ESP32):</w:t>
+      </w:r>
+      <w:r>
+        <w:rPr>
+          <w:rFonts w:eastAsia="Calibri"/>
+          <w:color w:val="FF0000"/>
+          <w:sz w:val="24"/>
+          <w:szCs w:val="24"/>
+        </w:rPr>
+        <w:t xml:space="preserve"> Atua como o </w:t>
+      </w:r>
+      <w:r>
+        <w:rPr>
+          <w:rFonts w:eastAsia="Calibri"/>
+          <w:i/>
+          <w:iCs/>
+          <w:color w:val="FF0000"/>
+          <w:sz w:val="24"/>
+          <w:szCs w:val="24"/>
+        </w:rPr>
+        <w:t>Gateway</w:t>
+      </w:r>
+      <w:r>
+        <w:rPr>
+          <w:rFonts w:eastAsia="Calibri"/>
+          <w:color w:val="FF0000"/>
+          <w:sz w:val="24"/>
+          <w:szCs w:val="24"/>
+        </w:rPr>
+        <w:t xml:space="preserve"> de rede. É responsável por conectar o sistema à internet via Wi-Fi e sincronizar o relógio global.</w:t>
+      </w:r>
+    </w:p>
+    <w:p>
+      <w:pPr>
+        <w:ind w:left="360"/>
+        <w:rPr>
+          <w:rFonts w:eastAsia="Calibri"/>
+          <w:color w:val="FF0000"/>
+          <w:sz w:val="24"/>
+          <w:szCs w:val="24"/>
+        </w:rPr>
+      </w:pPr>
+      <w:r>
+        <w:rPr>
+          <w:rFonts w:eastAsia="Calibri"/>
+          <w:b/>
+          <w:bCs/>
+          <w:color w:val="FF0000"/>
+          <w:sz w:val="24"/>
+          <w:szCs w:val="24"/>
+        </w:rPr>
+        <w:t>Módulo Leitor MFRC522:</w:t>
+      </w:r>
+      <w:r>
+        <w:rPr>
+          <w:rFonts w:eastAsia="Calibri"/>
+          <w:color w:val="FF0000"/>
+          <w:sz w:val="24"/>
+          <w:szCs w:val="24"/>
+        </w:rPr>
+        <w:t xml:space="preserve"> Opera na frequência de 13.56 MHz para leitura das tags/cartões de aproximação.</w:t>
+      </w:r>
+    </w:p>
+    <w:p>
+      <w:pPr>
+        <w:ind w:left="360"/>
+        <w:rPr>
+          <w:rFonts w:eastAsia="Calibri"/>
+          <w:color w:val="FF0000"/>
+          <w:sz w:val="24"/>
+          <w:szCs w:val="24"/>
+        </w:rPr>
+      </w:pPr>
+      <w:r>
+        <w:rPr>
+          <w:rFonts w:eastAsia="Calibri"/>
+          <w:b/>
+          <w:bCs/>
+          <w:color w:val="FF0000"/>
+          <w:sz w:val="24"/>
+          <w:szCs w:val="24"/>
+        </w:rPr>
+        <w:t>Circuito de Proteção (Divisor de Tensão):</w:t>
+      </w:r>
+      <w:r>
+        <w:rPr>
+          <w:rFonts w:eastAsia="Calibri"/>
+          <w:color w:val="FF0000"/>
+          <w:sz w:val="24"/>
+          <w:szCs w:val="24"/>
+        </w:rPr>
+        <w:t xml:space="preserve"> Implementado entre o Arduino e o ESP32 utilizando resistores (1kΩ e 2kΩ) para rebaixar o sinal lógico de 5V do Arduino para os 3.3V seguros suportados pelo ESP32, garantindo a integridade física dos componentes.</w:t>
+      </w:r>
+    </w:p>
+    <w:p>
+      <w:pPr>
+        <w:rPr>
+          <w:rFonts w:eastAsia="Calibri"/>
+          <w:b/>
+          <w:bCs/>
+          <w:color w:val="FF0000"/>
+          <w:sz w:val="24"/>
+          <w:szCs w:val="24"/>
+        </w:rPr>
+      </w:pPr>
+      <w:r>
+        <w:rPr>
+          <w:rFonts w:eastAsia="Calibri"/>
+          <w:b/>
+          <w:bCs/>
+          <w:color w:val="FF0000"/>
+          <w:sz w:val="24"/>
+          <w:szCs w:val="24"/>
+        </w:rPr>
+        <w:t>Arquitetura de Software e Protocolos</w:t>
+      </w:r>
+    </w:p>
+    <w:p>
+      <w:pPr>
+        <w:rPr>
+          <w:rFonts w:eastAsia="Calibri"/>
+          <w:color w:val="FF0000"/>
+          <w:sz w:val="24"/>
+          <w:szCs w:val="24"/>
+        </w:rPr>
+      </w:pPr>
+      <w:r>
+        <w:rPr>
+          <w:rFonts w:eastAsia="Calibri"/>
+          <w:color w:val="FF0000"/>
+          <w:sz w:val="24"/>
+          <w:szCs w:val="24"/>
+        </w:rPr>
+        <w:t>A programação foi desenvolvida em C/C++ (via Arduino IDE) e faz uso dos seguintes protocolos para tráfego de dados:</w:t>
+      </w:r>
+    </w:p>
+    <w:p>
+      <w:pPr>
+        <w:ind w:left="360"/>
+        <w:rPr>
+          <w:rFonts w:eastAsia="Calibri"/>
+          <w:color w:val="FF0000"/>
+          <w:sz w:val="24"/>
+          <w:szCs w:val="24"/>
+        </w:rPr>
+      </w:pPr>
+      <w:r>
+        <w:rPr>
+          <w:rFonts w:eastAsia="Calibri"/>
+          <w:b/>
+          <w:bCs/>
+          <w:color w:val="FF0000"/>
+          <w:sz w:val="24"/>
+          <w:szCs w:val="24"/>
+        </w:rPr>
+        <w:lastRenderedPageBreak/>
+        <w:t>Comunicação SPI:</w:t>
+      </w:r>
+      <w:r>
+        <w:rPr>
+          <w:rFonts w:eastAsia="Calibri"/>
+          <w:color w:val="FF0000"/>
+          <w:sz w:val="24"/>
+          <w:szCs w:val="24"/>
+        </w:rPr>
+        <w:t xml:space="preserve"> Utilizada para a troca de dados em alta velocidade entre o Leitor RFID e o Arduino.</w:t>
+      </w:r>
+    </w:p>
+    <w:p>
+      <w:pPr>
+        <w:ind w:left="360"/>
+        <w:rPr>
+          <w:rFonts w:eastAsia="Calibri"/>
+          <w:color w:val="FF0000"/>
+          <w:sz w:val="24"/>
+          <w:szCs w:val="24"/>
+        </w:rPr>
+      </w:pPr>
+      <w:r>
+        <w:rPr>
+          <w:rFonts w:eastAsia="Calibri"/>
+          <w:b/>
+          <w:bCs/>
+          <w:color w:val="FF0000"/>
+          <w:sz w:val="24"/>
+          <w:szCs w:val="24"/>
+        </w:rPr>
+        <w:t>Comunicação Serial (UART):</w:t>
+      </w:r>
+      <w:r>
+        <w:rPr>
+          <w:rFonts w:eastAsia="Calibri"/>
+          <w:color w:val="FF0000"/>
+          <w:sz w:val="24"/>
+          <w:szCs w:val="24"/>
+        </w:rPr>
+        <w:t xml:space="preserve"> Utilizada (via pinos RX/TX) para a passagem da mensagem de acesso validado do Arduino para o ESP32.</w:t>
+      </w:r>
+    </w:p>
+    <w:p>
+      <w:pPr>
+        <w:ind w:left="360"/>
+        <w:rPr>
+          <w:rFonts w:eastAsia="Calibri"/>
+          <w:color w:val="FF0000"/>
+          <w:sz w:val="24"/>
+          <w:szCs w:val="24"/>
+        </w:rPr>
+      </w:pPr>
+      <w:r>
+        <w:rPr>
+          <w:rFonts w:eastAsia="Calibri"/>
+          <w:b/>
+          <w:bCs/>
+          <w:color w:val="FF0000"/>
+          <w:sz w:val="24"/>
+          <w:szCs w:val="24"/>
+        </w:rPr>
+        <w:t>Protocolo NTP (Network Time Protocol):</w:t>
+      </w:r>
+      <w:r>
+        <w:rPr>
+          <w:rFonts w:eastAsia="Calibri"/>
+          <w:color w:val="FF0000"/>
+          <w:sz w:val="24"/>
+          <w:szCs w:val="24"/>
+        </w:rPr>
+        <w:t xml:space="preserve"> Utilizado pelo ESP32</w:t>
+      </w:r>
+      <w:r>
+        <w:rPr>
+          <w:rFonts w:eastAsia="Calibri"/>
+          <w:color w:val="FF0000"/>
+          <w:sz w:val="24"/>
+          <w:szCs w:val="24"/>
+        </w:rPr>
+        <w:t xml:space="preserve">(no Modo </w:t>
+      </w:r>
+      <w:proofErr w:type="spellStart"/>
+      <w:r>
+        <w:rPr>
+          <w:rFonts w:eastAsia="Calibri"/>
+          <w:color w:val="FF0000"/>
+          <w:sz w:val="24"/>
+          <w:szCs w:val="24"/>
+        </w:rPr>
+        <w:t>Wifi</w:t>
+      </w:r>
+      <w:proofErr w:type="spellEnd"/>
+      <w:r>
+        <w:rPr>
+          <w:rFonts w:eastAsia="Calibri"/>
+          <w:color w:val="FF0000"/>
+          <w:sz w:val="24"/>
+          <w:szCs w:val="24"/>
+        </w:rPr>
+        <w:t>)</w:t>
+      </w:r>
+      <w:r>
+        <w:rPr>
+          <w:rFonts w:eastAsia="Calibri"/>
+          <w:color w:val="FF0000"/>
+          <w:sz w:val="24"/>
+          <w:szCs w:val="24"/>
+        </w:rPr>
+        <w:t xml:space="preserve"> para buscar a data e hora globais exatas (UTC-3) no momento da leitura, dispensando o uso de módulos de relógio físico (RTC).</w:t>
+      </w:r>
+    </w:p>
+    <w:p>
+      <w:pPr>
+        <w:ind w:left="360"/>
+        <w:rPr>
+          <w:rFonts w:eastAsia="Calibri"/>
+          <w:color w:val="FF0000"/>
+          <w:sz w:val="24"/>
+          <w:szCs w:val="24"/>
+        </w:rPr>
+      </w:pPr>
+      <w:r>
+        <w:rPr>
+          <w:rFonts w:eastAsia="Calibri"/>
+          <w:b/>
+          <w:bCs/>
+          <w:color w:val="FF0000"/>
+          <w:sz w:val="24"/>
+          <w:szCs w:val="24"/>
+        </w:rPr>
+        <w:t>Protocolo HTTP/HTTPS:</w:t>
+      </w:r>
+      <w:r>
+        <w:rPr>
+          <w:rFonts w:eastAsia="Calibri"/>
+          <w:color w:val="FF0000"/>
+          <w:sz w:val="24"/>
+          <w:szCs w:val="24"/>
+        </w:rPr>
+        <w:t xml:space="preserve"> Utilizado para o envio dos pacotes de dados para a nuvem através do método </w:t>
+      </w:r>
+      <w:r>
+        <w:rPr>
+          <w:rFonts w:eastAsia="Calibri"/>
+          <w:b/>
+          <w:bCs/>
+          <w:color w:val="FF0000"/>
+          <w:sz w:val="24"/>
+          <w:szCs w:val="24"/>
+        </w:rPr>
+        <w:t>POST</w:t>
+      </w:r>
+      <w:r>
+        <w:rPr>
+          <w:rFonts w:eastAsia="Calibri"/>
+          <w:color w:val="FF0000"/>
+          <w:sz w:val="24"/>
+          <w:szCs w:val="24"/>
+        </w:rPr>
+        <w:t>, garantindo que caracteres especiais e formatações cheguem íntegros ao servidor.</w:t>
+      </w:r>
+    </w:p>
+    <w:p>
+      <w:pPr>
+        <w:rPr>
+          <w:rFonts w:eastAsia="Calibri"/>
+          <w:b/>
+          <w:bCs/>
+          <w:color w:val="FF0000"/>
+          <w:sz w:val="24"/>
+          <w:szCs w:val="24"/>
+        </w:rPr>
+      </w:pPr>
+      <w:r>
+        <w:rPr>
+          <w:rFonts w:eastAsia="Calibri"/>
+          <w:b/>
+          <w:bCs/>
+          <w:color w:val="FF0000"/>
+          <w:sz w:val="24"/>
+          <w:szCs w:val="24"/>
+        </w:rPr>
+        <w:t>Fluxo de Funcionamento da Solução (Step-by-Step)</w:t>
+      </w:r>
+    </w:p>
+    <w:p>
+      <w:pPr>
+        <w:ind w:left="360"/>
+        <w:rPr>
+          <w:rFonts w:eastAsia="Calibri"/>
+          <w:color w:val="FF0000"/>
+          <w:sz w:val="24"/>
+          <w:szCs w:val="24"/>
+        </w:rPr>
+      </w:pPr>
+      <w:r>
+        <w:rPr>
+          <w:rFonts w:eastAsia="Calibri"/>
+          <w:b/>
+          <w:bCs/>
+          <w:color w:val="FF0000"/>
+          <w:sz w:val="24"/>
+          <w:szCs w:val="24"/>
+        </w:rPr>
+        <w:t>Estado de Espera:</w:t>
+      </w:r>
+      <w:r>
+        <w:rPr>
+          <w:rFonts w:eastAsia="Calibri"/>
+          <w:color w:val="FF0000"/>
+          <w:sz w:val="24"/>
+          <w:szCs w:val="24"/>
+        </w:rPr>
+        <w:t xml:space="preserve"> O sistema inicia com o LED amarelo piscando de forma não-bloqueante (via função millis()), indicando que o leitor está ativo e aguardando uma tag.</w:t>
+      </w:r>
+    </w:p>
+    <w:p>
+      <w:pPr>
+        <w:ind w:left="360"/>
+        <w:rPr>
+          <w:rFonts w:eastAsia="Calibri"/>
+          <w:color w:val="FF0000"/>
+          <w:sz w:val="24"/>
+          <w:szCs w:val="24"/>
+        </w:rPr>
+      </w:pPr>
+      <w:r>
+        <w:rPr>
+          <w:rFonts w:eastAsia="Calibri"/>
+          <w:b/>
+          <w:bCs/>
+          <w:color w:val="FF0000"/>
+          <w:sz w:val="24"/>
+          <w:szCs w:val="24"/>
+        </w:rPr>
+        <w:t>Leitura e Validação:</w:t>
+      </w:r>
+      <w:r>
+        <w:rPr>
+          <w:rFonts w:eastAsia="Calibri"/>
+          <w:color w:val="FF0000"/>
+          <w:sz w:val="24"/>
+          <w:szCs w:val="24"/>
+        </w:rPr>
+        <w:t xml:space="preserve"> Ao aproximar um cartão, o Arduino captura o UID (Identificador Único) via rádio frequência e o compara com o banco de dados interno.</w:t>
+      </w:r>
+    </w:p>
+    <w:p>
+      <w:pPr>
+        <w:ind w:left="360"/>
+        <w:rPr>
+          <w:rFonts w:eastAsia="Calibri"/>
+          <w:color w:val="FF0000"/>
+          <w:sz w:val="24"/>
+          <w:szCs w:val="24"/>
+        </w:rPr>
+      </w:pPr>
+      <w:r>
+        <w:rPr>
+          <w:rFonts w:eastAsia="Calibri"/>
+          <w:b/>
+          <w:bCs/>
+          <w:color w:val="FF0000"/>
+          <w:sz w:val="24"/>
+          <w:szCs w:val="24"/>
+        </w:rPr>
+        <w:t>Feedback Visual:</w:t>
+      </w:r>
+      <w:r>
+        <w:rPr>
+          <w:rFonts w:eastAsia="Calibri"/>
+          <w:color w:val="FF0000"/>
+          <w:sz w:val="24"/>
+          <w:szCs w:val="24"/>
+        </w:rPr>
+        <w:t xml:space="preserve"> Em caso de UID autorizado, o LED verde é acionado por 5 segundos. Em caso de recusa, o LED vermelho é acionado por 3 segundos.</w:t>
+      </w:r>
+    </w:p>
+    <w:p>
+      <w:pPr>
+        <w:ind w:left="360"/>
+        <w:rPr>
+          <w:rFonts w:eastAsia="Calibri"/>
+          <w:color w:val="FF0000"/>
+          <w:sz w:val="24"/>
+          <w:szCs w:val="24"/>
+        </w:rPr>
+      </w:pPr>
+      <w:r>
+        <w:rPr>
+          <w:rFonts w:eastAsia="Calibri"/>
+          <w:b/>
+          <w:bCs/>
+          <w:color w:val="FF0000"/>
+          <w:sz w:val="24"/>
+          <w:szCs w:val="24"/>
+        </w:rPr>
+        <w:t>Passagem de Bastão:</w:t>
+      </w:r>
+      <w:r>
+        <w:rPr>
+          <w:rFonts w:eastAsia="Calibri"/>
+          <w:color w:val="FF0000"/>
+          <w:sz w:val="24"/>
+          <w:szCs w:val="24"/>
+        </w:rPr>
+        <w:t xml:space="preserve"> O Arduino formata uma mensagem de texto com o status e o ID do cartão e a transmite via Serial (pino TX) para o ESP32.</w:t>
+      </w:r>
+    </w:p>
+    <w:p>
+      <w:pPr>
+        <w:ind w:left="360"/>
+        <w:rPr>
+          <w:rFonts w:eastAsia="Calibri"/>
+          <w:color w:val="FF0000"/>
+          <w:sz w:val="24"/>
+          <w:szCs w:val="24"/>
+        </w:rPr>
+      </w:pPr>
+      <w:r>
+        <w:rPr>
+          <w:rFonts w:eastAsia="Calibri"/>
+          <w:b/>
+          <w:bCs/>
+          <w:color w:val="FF0000"/>
+          <w:sz w:val="24"/>
+          <w:szCs w:val="24"/>
+        </w:rPr>
+        <w:t>Enriquecimento de Dados:</w:t>
+      </w:r>
+      <w:r>
+        <w:rPr>
+          <w:rFonts w:eastAsia="Calibri"/>
+          <w:color w:val="FF0000"/>
+          <w:sz w:val="24"/>
+          <w:szCs w:val="24"/>
+        </w:rPr>
+        <w:t xml:space="preserve"> O ESP32 intercepta a mensagem, consulta o servidor NTP para capturar o </w:t>
+      </w:r>
+      <w:r>
+        <w:rPr>
+          <w:rFonts w:eastAsia="Calibri"/>
+          <w:i/>
+          <w:iCs/>
+          <w:color w:val="FF0000"/>
+          <w:sz w:val="24"/>
+          <w:szCs w:val="24"/>
+        </w:rPr>
+        <w:t>timestamp</w:t>
+      </w:r>
+      <w:r>
+        <w:rPr>
+          <w:rFonts w:eastAsia="Calibri"/>
+          <w:color w:val="FF0000"/>
+          <w:sz w:val="24"/>
+          <w:szCs w:val="24"/>
+        </w:rPr>
+        <w:t xml:space="preserve"> (data e hora exatas) e anexa essa informação à string original.</w:t>
+      </w:r>
+    </w:p>
+    <w:p>
+      <w:pPr>
+        <w:ind w:left="360"/>
+        <w:rPr>
+          <w:rFonts w:eastAsia="Calibri"/>
+          <w:color w:val="FF0000"/>
+          <w:sz w:val="24"/>
+          <w:szCs w:val="24"/>
+        </w:rPr>
+      </w:pPr>
+      <w:r>
+        <w:rPr>
+          <w:rFonts w:eastAsia="Calibri"/>
+          <w:b/>
+          <w:bCs/>
+          <w:color w:val="FF0000"/>
+          <w:sz w:val="24"/>
+          <w:szCs w:val="24"/>
+        </w:rPr>
+        <w:t>Transmissão Cloud:</w:t>
+      </w:r>
+      <w:r>
+        <w:rPr>
+          <w:rFonts w:eastAsia="Calibri"/>
+          <w:color w:val="FF0000"/>
+          <w:sz w:val="24"/>
+          <w:szCs w:val="24"/>
+        </w:rPr>
+        <w:t xml:space="preserve"> O ESP32 empacota a string final e realiza uma requisição </w:t>
+      </w:r>
+      <w:r>
+        <w:rPr>
+          <w:rFonts w:eastAsia="Calibri"/>
+          <w:b/>
+          <w:bCs/>
+          <w:color w:val="FF0000"/>
+          <w:sz w:val="24"/>
+          <w:szCs w:val="24"/>
+        </w:rPr>
+        <w:t>HTTP POST</w:t>
+      </w:r>
+      <w:r>
+        <w:rPr>
+          <w:rFonts w:eastAsia="Calibri"/>
+          <w:color w:val="FF0000"/>
+          <w:sz w:val="24"/>
+          <w:szCs w:val="24"/>
+        </w:rPr>
+        <w:t xml:space="preserve"> enviando o log completo do acesso para o servidor/Endpoint configurado (</w:t>
+      </w:r>
+      <w:proofErr w:type="spellStart"/>
+      <w:r>
+        <w:rPr>
+          <w:rFonts w:eastAsia="Calibri"/>
+          <w:color w:val="FF0000"/>
+          <w:sz w:val="24"/>
+          <w:szCs w:val="24"/>
+        </w:rPr>
+        <w:t>ex</w:t>
+      </w:r>
+      <w:proofErr w:type="spellEnd"/>
+      <w:r>
+        <w:rPr>
+          <w:rFonts w:eastAsia="Calibri"/>
+          <w:color w:val="FF0000"/>
+          <w:sz w:val="24"/>
+          <w:szCs w:val="24"/>
+        </w:rPr>
+        <w:t>: Webhook), retornando ao estado de escuta em seguida.</w:t>
       </w:r>
     </w:p>
     <w:p/>
@@ -6900,7 +7815,7 @@
           <w:rFonts w:eastAsia="Calibri"/>
         </w:rPr>
       </w:pPr>
-      <w:bookmarkStart w:id="14" w:name="_Toc119686574"/>
+      <w:bookmarkStart w:id="13" w:name="_Toc119686574"/>
       <w:r>
         <w:rPr>
           <w:rFonts w:eastAsia="Calibri"/>
@@ -6913,7 +7828,7 @@
         </w:rPr>
         <w:t xml:space="preserve"> </w:t>
       </w:r>
-      <w:bookmarkEnd w:id="14"/>
+      <w:bookmarkEnd w:id="13"/>
     </w:p>
     <w:p>
       <w:pPr>
@@ -6939,7 +7854,7 @@
           <w:rFonts w:eastAsia="Calibri"/>
         </w:rPr>
       </w:pPr>
-      <w:bookmarkStart w:id="15" w:name="_Toc119686575"/>
+      <w:bookmarkStart w:id="14" w:name="_Toc119686575"/>
       <w:r>
         <w:rPr>
           <w:rFonts w:eastAsia="Calibri"/>
@@ -6970,7 +7885,7 @@
         </w:rPr>
         <w:t xml:space="preserve"> </w:t>
       </w:r>
-      <w:bookmarkEnd w:id="15"/>
+      <w:bookmarkEnd w:id="14"/>
     </w:p>
     <w:p>
       <w:pPr>
@@ -6990,7 +7905,27 @@
           <w:sz w:val="24"/>
           <w:szCs w:val="24"/>
         </w:rPr>
-        <w:t>Considerações do grupo sobre o atingimento dos objetivos sociocomunitários estabelecidos para o projeto</w:t>
+        <w:t xml:space="preserve">Considerações do grupo sobre o atingimento dos objetivos </w:t>
+      </w:r>
+      <w:proofErr w:type="spellStart"/>
+      <w:r>
+        <w:rPr>
+          <w:rFonts w:eastAsia="Calibri" w:cstheme="minorHAnsi"/>
+          <w:color w:val="FF0000"/>
+          <w:sz w:val="24"/>
+          <w:szCs w:val="24"/>
+        </w:rPr>
+        <w:t>sociocomunitários</w:t>
+      </w:r>
+      <w:proofErr w:type="spellEnd"/>
+      <w:r>
+        <w:rPr>
+          <w:rFonts w:eastAsia="Calibri" w:cstheme="minorHAnsi"/>
+          <w:color w:val="FF0000"/>
+          <w:sz w:val="24"/>
+          <w:szCs w:val="24"/>
+        </w:rPr>
+        <w:t xml:space="preserve"> estabelecidos para o projeto</w:t>
       </w:r>
       <w:r>
         <w:rPr>
@@ -7025,14 +7960,15 @@
           <w:rFonts w:eastAsia="Calibri"/>
         </w:rPr>
       </w:pPr>
-      <w:bookmarkStart w:id="16" w:name="_Toc119686576"/>
-      <w:r>
-        <w:rPr>
-          <w:rFonts w:eastAsia="Calibri"/>
-        </w:rPr>
+      <w:bookmarkStart w:id="15" w:name="_Toc119686576"/>
+      <w:r>
+        <w:rPr>
+          <w:rFonts w:eastAsia="Calibri"/>
+        </w:rPr>
+        <w:lastRenderedPageBreak/>
         <w:t>Avaliação de reação da parte interessada</w:t>
       </w:r>
-      <w:bookmarkEnd w:id="16"/>
+      <w:bookmarkEnd w:id="15"/>
     </w:p>
     <w:p>
       <w:pPr>
@@ -7061,7 +7997,27 @@
           <w:sz w:val="24"/>
           <w:szCs w:val="24"/>
         </w:rPr>
-        <w:t xml:space="preserve"> (ex: formulário, entrevista gravada em áudio/vídeo, depoimento em áudio/vídeo etc.)</w:t>
+        <w:t xml:space="preserve"> (</w:t>
+      </w:r>
+      <w:proofErr w:type="spellStart"/>
+      <w:r>
+        <w:rPr>
+          <w:rFonts w:eastAsia="Calibri" w:cstheme="minorHAnsi"/>
+          <w:color w:val="FF0000"/>
+          <w:sz w:val="24"/>
+          <w:szCs w:val="24"/>
+        </w:rPr>
+        <w:t>ex</w:t>
+      </w:r>
+      <w:proofErr w:type="spellEnd"/>
+      <w:r>
+        <w:rPr>
+          <w:rFonts w:eastAsia="Calibri" w:cstheme="minorHAnsi"/>
+          <w:color w:val="FF0000"/>
+          <w:sz w:val="24"/>
+          <w:szCs w:val="24"/>
+        </w:rPr>
+        <w:t>: formulário, entrevista gravada em áudio/vídeo, depoimento em áudio/vídeo etc.)</w:t>
       </w:r>
       <w:r>
         <w:rPr>
@@ -7106,8 +8062,19 @@
           <w:sz w:val="24"/>
           <w:szCs w:val="24"/>
         </w:rPr>
-        <w:t xml:space="preserve"> socioncomunitários</w:t>
-      </w:r>
+        <w:t xml:space="preserve"> </w:t>
+      </w:r>
+      <w:proofErr w:type="spellStart"/>
+      <w:r>
+        <w:rPr>
+          <w:rFonts w:eastAsia="Calibri" w:cstheme="minorHAnsi"/>
+          <w:color w:val="FF0000"/>
+          <w:sz w:val="24"/>
+          <w:szCs w:val="24"/>
+        </w:rPr>
+        <w:t>socioncomunitários</w:t>
+      </w:r>
+      <w:proofErr w:type="spellEnd"/>
       <w:r>
         <w:rPr>
           <w:rFonts w:eastAsia="Calibri" w:cstheme="minorHAnsi"/>
@@ -7151,7 +8118,7 @@
           <w:rFonts w:eastAsia="Calibri"/>
         </w:rPr>
       </w:pPr>
-      <w:bookmarkStart w:id="17" w:name="_Toc119686577"/>
+      <w:bookmarkStart w:id="16" w:name="_Toc119686577"/>
       <w:r>
         <w:rPr>
           <w:rFonts w:eastAsia="Calibri"/>
@@ -7164,7 +8131,7 @@
         </w:rPr>
         <w:t>ndividual</w:t>
       </w:r>
-      <w:bookmarkEnd w:id="17"/>
+      <w:bookmarkEnd w:id="16"/>
       <w:r>
         <w:rPr>
           <w:rFonts w:eastAsia="Calibri"/>
@@ -7294,11 +8261,11 @@
           <w:numId w:val="5"/>
         </w:numPr>
       </w:pPr>
-      <w:bookmarkStart w:id="18" w:name="_Toc119686578"/>
+      <w:bookmarkStart w:id="17" w:name="_Toc119686578"/>
       <w:r>
         <w:t>CONTEXTUALIZAÇÃO</w:t>
       </w:r>
-      <w:bookmarkEnd w:id="18"/>
+      <w:bookmarkEnd w:id="17"/>
     </w:p>
     <w:p>
       <w:pPr>
@@ -7344,11 +8311,11 @@
           <w:numId w:val="5"/>
         </w:numPr>
       </w:pPr>
-      <w:bookmarkStart w:id="19" w:name="_Toc119686579"/>
+      <w:bookmarkStart w:id="18" w:name="_Toc119686579"/>
       <w:r>
         <w:t>METODOLOGIA</w:t>
       </w:r>
-      <w:bookmarkEnd w:id="19"/>
+      <w:bookmarkEnd w:id="18"/>
       <w:r>
         <w:t xml:space="preserve"> </w:t>
       </w:r>
@@ -7382,11 +8349,11 @@
           <w:numId w:val="5"/>
         </w:numPr>
       </w:pPr>
-      <w:bookmarkStart w:id="20" w:name="_Toc119686580"/>
+      <w:bookmarkStart w:id="19" w:name="_Toc119686580"/>
       <w:r>
         <w:t>RESULTADOS E DISCUSSÃO:</w:t>
       </w:r>
-      <w:bookmarkEnd w:id="20"/>
+      <w:bookmarkEnd w:id="19"/>
       <w:r>
         <w:t xml:space="preserve"> </w:t>
       </w:r>
@@ -7420,12 +8387,11 @@
           <w:numId w:val="5"/>
         </w:numPr>
       </w:pPr>
-      <w:bookmarkStart w:id="21" w:name="_Toc119686581"/>
-      <w:r>
-        <w:lastRenderedPageBreak/>
+      <w:bookmarkStart w:id="20" w:name="_Toc119686581"/>
+      <w:r>
         <w:t>REFLEXÃO APROFUNDADA</w:t>
       </w:r>
-      <w:bookmarkEnd w:id="21"/>
+      <w:bookmarkEnd w:id="20"/>
       <w:r>
         <w:t xml:space="preserve"> </w:t>
       </w:r>
@@ -7475,11 +8441,11 @@
           <w:numId w:val="5"/>
         </w:numPr>
       </w:pPr>
-      <w:bookmarkStart w:id="22" w:name="_Toc119686582"/>
+      <w:bookmarkStart w:id="21" w:name="_Toc119686582"/>
       <w:r>
         <w:t>CONSIDERAÇÕES FINAIS</w:t>
       </w:r>
-      <w:bookmarkEnd w:id="22"/>
+      <w:bookmarkEnd w:id="21"/>
       <w:r>
         <w:t xml:space="preserve"> </w:t>
       </w:r>
@@ -7679,7 +8645,7 @@
 </file>
 
 <file path=word/endnotes.xml><?xml version="1.0" encoding="utf-8"?>
-<w:endnotes xmlns:wpc="http://schemas.microsoft.com/office/word/2010/wordprocessingCanvas" xmlns:cx="http://schemas.microsoft.com/office/drawing/2014/chartex" xmlns:mc="http://schemas.openxmlformats.org/markup-compatibility/2006" xmlns:o="urn:schemas-microsoft-com:office:office" xmlns:r="http://schemas.openxmlformats.org/officeDocument/2006/relationships" xmlns:m="http://schemas.openxmlformats.org/officeDocument/2006/math" xmlns:v="urn:schemas-microsoft-com:vml" xmlns:wp14="http://schemas.microsoft.com/office/word/2010/wordprocessingDrawing" xmlns:wp="http://schemas.openxmlformats.org/drawingml/2006/wordprocessingDrawing" xmlns:w10="urn:schemas-microsoft-com:office:word" xmlns:w="http://schemas.openxmlformats.org/wordprocessingml/2006/main" xmlns:w14="http://schemas.microsoft.com/office/word/2010/wordml" xmlns:w15="http://schemas.microsoft.com/office/word/2012/wordml" xmlns:w16se="http://schemas.microsoft.com/office/word/2015/wordml/symex" xmlns:wpg="http://schemas.microsoft.com/office/word/2010/wordprocessingGroup" xmlns:wpi="http://schemas.microsoft.com/office/word/2010/wordprocessingInk" xmlns:wne="http://schemas.microsoft.com/office/word/2006/wordml" xmlns:wps="http://schemas.microsoft.com/office/word/2010/wordprocessingShape" mc:Ignorable="w14 w15 w16se wp14">
+<w:endnotes xmlns:wpc="http://schemas.microsoft.com/office/word/2010/wordprocessingCanvas" xmlns:cx="http://schemas.microsoft.com/office/drawing/2014/chartex" xmlns:cx1="http://schemas.microsoft.com/office/drawing/2015/9/8/chartex" xmlns:cx2="http://schemas.microsoft.com/office/drawing/2015/10/21/chartex" xmlns:cx3="http://schemas.microsoft.com/office/drawing/2016/5/9/chartex" xmlns:cx4="http://schemas.microsoft.com/office/drawing/2016/5/10/chartex" xmlns:cx5="http://schemas.microsoft.com/office/drawing/2016/5/11/chartex" xmlns:cx6="http://schemas.microsoft.com/office/drawing/2016/5/12/chartex" xmlns:cx7="http://schemas.microsoft.com/office/drawing/2016/5/13/chartex" xmlns:cx8="http://schemas.microsoft.com/office/drawing/2016/5/14/chartex" xmlns:mc="http://schemas.openxmlformats.org/markup-compatibility/2006" xmlns:aink="http://schemas.microsoft.com/office/drawing/2016/ink" xmlns:am3d="http://schemas.microsoft.com/office/drawing/2017/model3d" xmlns:o="urn:schemas-microsoft-com:office:office" xmlns:oel="http://schemas.microsoft.com/office/2019/extlst" xmlns:r="http://schemas.openxmlformats.org/officeDocument/2006/relationships" xmlns:m="http://schemas.openxmlformats.org/officeDocument/2006/math" xmlns:v="urn:schemas-microsoft-com:vml" xmlns:wp14="http://schemas.microsoft.com/office/word/2010/wordprocessingDrawing" xmlns:wp="http://schemas.openxmlformats.org/drawingml/2006/wordprocessingDrawing" xmlns:w10="urn:schemas-microsoft-com:office:word" xmlns:w="http://schemas.openxmlformats.org/wordprocessingml/2006/main" xmlns:w14="http://schemas.microsoft.com/office/word/2010/wordml" xmlns:w15="http://schemas.microsoft.com/office/word/2012/wordml" xmlns:w16cex="http://schemas.microsoft.com/office/word/2018/wordml/cex" xmlns:w16cid="http://schemas.microsoft.com/office/word/2016/wordml/cid" xmlns:w16="http://schemas.microsoft.com/office/word/2018/wordml" xmlns:w16du="http://schemas.microsoft.com/office/word/2023/wordml/word16du" xmlns:w16sdtdh="http://schemas.microsoft.com/office/word/2020/wordml/sdtdatahash" xmlns:w16sdtfl="http://schemas.microsoft.com/office/word/2024/wordml/sdtformatlock" xmlns:w16se="http://schemas.microsoft.com/office/word/2015/wordml/symex" xmlns:wpg="http://schemas.microsoft.com/office/word/2010/wordprocessingGroup" xmlns:wpi="http://schemas.microsoft.com/office/word/2010/wordprocessingInk" xmlns:wne="http://schemas.microsoft.com/office/word/2006/wordml" xmlns:wps="http://schemas.microsoft.com/office/word/2010/wordprocessingShape" mc:Ignorable="w14 w15 w16se w16cid w16 w16cex w16sdtdh w16sdtfl w16du wp14">
   <w:endnote w:type="separator" w:id="-1">
     <w:p>
       <w:pPr>
@@ -7711,7 +8677,7 @@
 </file>
 
 <file path=word/footnotes.xml><?xml version="1.0" encoding="utf-8"?>
-<w:footnotes xmlns:wpc="http://schemas.microsoft.com/office/word/2010/wordprocessingCanvas" xmlns:cx="http://schemas.microsoft.com/office/drawing/2014/chartex" xmlns:mc="http://schemas.openxmlformats.org/markup-compatibility/2006" xmlns:o="urn:schemas-microsoft-com:office:office" xmlns:r="http://schemas.openxmlformats.org/officeDocument/2006/relationships" xmlns:m="http://schemas.openxmlformats.org/officeDocument/2006/math" xmlns:v="urn:schemas-microsoft-com:vml" xmlns:wp14="http://schemas.microsoft.com/office/word/2010/wordprocessingDrawing" xmlns:wp="http://schemas.openxmlformats.org/drawingml/2006/wordprocessingDrawing" xmlns:w10="urn:schemas-microsoft-com:office:word" xmlns:w="http://schemas.openxmlformats.org/wordprocessingml/2006/main" xmlns:w14="http://schemas.microsoft.com/office/word/2010/wordml" xmlns:w15="http://schemas.microsoft.com/office/word/2012/wordml" xmlns:w16se="http://schemas.microsoft.com/office/word/2015/wordml/symex" xmlns:wpg="http://schemas.microsoft.com/office/word/2010/wordprocessingGroup" xmlns:wpi="http://schemas.microsoft.com/office/word/2010/wordprocessingInk" xmlns:wne="http://schemas.microsoft.com/office/word/2006/wordml" xmlns:wps="http://schemas.microsoft.com/office/word/2010/wordprocessingShape" mc:Ignorable="w14 w15 w16se wp14">
+<w:footnotes xmlns:wpc="http://schemas.microsoft.com/office/word/2010/wordprocessingCanvas" xmlns:cx="http://schemas.microsoft.com/office/drawing/2014/chartex" xmlns:cx1="http://schemas.microsoft.com/office/drawing/2015/9/8/chartex" xmlns:cx2="http://schemas.microsoft.com/office/drawing/2015/10/21/chartex" xmlns:cx3="http://schemas.microsoft.com/office/drawing/2016/5/9/chartex" xmlns:cx4="http://schemas.microsoft.com/office/drawing/2016/5/10/chartex" xmlns:cx5="http://schemas.microsoft.com/office/drawing/2016/5/11/chartex" xmlns:cx6="http://schemas.microsoft.com/office/drawing/2016/5/12/chartex" xmlns:cx7="http://schemas.microsoft.com/office/drawing/2016/5/13/chartex" xmlns:cx8="http://schemas.microsoft.com/office/drawing/2016/5/14/chartex" xmlns:mc="http://schemas.openxmlformats.org/markup-compatibility/2006" xmlns:aink="http://schemas.microsoft.com/office/drawing/2016/ink" xmlns:am3d="http://schemas.microsoft.com/office/drawing/2017/model3d" xmlns:o="urn:schemas-microsoft-com:office:office" xmlns:oel="http://schemas.microsoft.com/office/2019/extlst" xmlns:r="http://schemas.openxmlformats.org/officeDocument/2006/relationships" xmlns:m="http://schemas.openxmlformats.org/officeDocument/2006/math" xmlns:v="urn:schemas-microsoft-com:vml" xmlns:wp14="http://schemas.microsoft.com/office/word/2010/wordprocessingDrawing" xmlns:wp="http://schemas.openxmlformats.org/drawingml/2006/wordprocessingDrawing" xmlns:w10="urn:schemas-microsoft-com:office:word" xmlns:w="http://schemas.openxmlformats.org/wordprocessingml/2006/main" xmlns:w14="http://schemas.microsoft.com/office/word/2010/wordml" xmlns:w15="http://schemas.microsoft.com/office/word/2012/wordml" xmlns:w16cex="http://schemas.microsoft.com/office/word/2018/wordml/cex" xmlns:w16cid="http://schemas.microsoft.com/office/word/2016/wordml/cid" xmlns:w16="http://schemas.microsoft.com/office/word/2018/wordml" xmlns:w16du="http://schemas.microsoft.com/office/word/2023/wordml/word16du" xmlns:w16sdtdh="http://schemas.microsoft.com/office/word/2020/wordml/sdtdatahash" xmlns:w16sdtfl="http://schemas.microsoft.com/office/word/2024/wordml/sdtformatlock" xmlns:w16se="http://schemas.microsoft.com/office/word/2015/wordml/symex" xmlns:wpg="http://schemas.microsoft.com/office/word/2010/wordprocessingGroup" xmlns:wpi="http://schemas.microsoft.com/office/word/2010/wordprocessingInk" xmlns:wne="http://schemas.microsoft.com/office/word/2006/wordml" xmlns:wps="http://schemas.microsoft.com/office/word/2010/wordprocessingShape" mc:Ignorable="w14 w15 w16se w16cid w16 w16cex w16sdtdh w16sdtfl w16du wp14">
   <w:footnote w:type="separator" w:id="-1">
     <w:p>
       <w:pPr>
@@ -7743,7 +8709,7 @@
 </file>
 
 <file path=word/numbering.xml><?xml version="1.0" encoding="utf-8"?>
-<w:numbering xmlns:wpc="http://schemas.microsoft.com/office/word/2010/wordprocessingCanvas" xmlns:cx="http://schemas.microsoft.com/office/drawing/2014/chartex" xmlns:mc="http://schemas.openxmlformats.org/markup-compatibility/2006" xmlns:o="urn:schemas-microsoft-com:office:office" xmlns:r="http://schemas.openxmlformats.org/officeDocument/2006/relationships" xmlns:m="http://schemas.openxmlformats.org/officeDocument/2006/math" xmlns:v="urn:schemas-microsoft-com:vml" xmlns:wp14="http://schemas.microsoft.com/office/word/2010/wordprocessingDrawing" xmlns:wp="http://schemas.openxmlformats.org/drawingml/2006/wordprocessingDrawing" xmlns:w10="urn:schemas-microsoft-com:office:word" xmlns:w="http://schemas.openxmlformats.org/wordprocessingml/2006/main" xmlns:w14="http://schemas.microsoft.com/office/word/2010/wordml" xmlns:w15="http://schemas.microsoft.com/office/word/2012/wordml" xmlns:w16se="http://schemas.microsoft.com/office/word/2015/wordml/symex" xmlns:wpg="http://schemas.microsoft.com/office/word/2010/wordprocessingGroup" xmlns:wpi="http://schemas.microsoft.com/office/word/2010/wordprocessingInk" xmlns:wne="http://schemas.microsoft.com/office/word/2006/wordml" xmlns:wps="http://schemas.microsoft.com/office/word/2010/wordprocessingShape" mc:Ignorable="w14 w15 w16se wp14">
+<w:numbering xmlns:wpc="http://schemas.microsoft.com/office/word/2010/wordprocessingCanvas" xmlns:cx="http://schemas.microsoft.com/office/drawing/2014/chartex" xmlns:cx1="http://schemas.microsoft.com/office/drawing/2015/9/8/chartex" xmlns:cx2="http://schemas.microsoft.com/office/drawing/2015/10/21/chartex" xmlns:cx3="http://schemas.microsoft.com/office/drawing/2016/5/9/chartex" xmlns:cx4="http://schemas.microsoft.com/office/drawing/2016/5/10/chartex" xmlns:cx5="http://schemas.microsoft.com/office/drawing/2016/5/11/chartex" xmlns:cx6="http://schemas.microsoft.com/office/drawing/2016/5/12/chartex" xmlns:cx7="http://schemas.microsoft.com/office/drawing/2016/5/13/chartex" xmlns:cx8="http://schemas.microsoft.com/office/drawing/2016/5/14/chartex" xmlns:mc="http://schemas.openxmlformats.org/markup-compatibility/2006" xmlns:aink="http://schemas.microsoft.com/office/drawing/2016/ink" xmlns:am3d="http://schemas.microsoft.com/office/drawing/2017/model3d" xmlns:o="urn:schemas-microsoft-com:office:office" xmlns:oel="http://schemas.microsoft.com/office/2019/extlst" xmlns:r="http://schemas.openxmlformats.org/officeDocument/2006/relationships" xmlns:m="http://schemas.openxmlformats.org/officeDocument/2006/math" xmlns:v="urn:schemas-microsoft-com:vml" xmlns:wp14="http://schemas.microsoft.com/office/word/2010/wordprocessingDrawing" xmlns:wp="http://schemas.openxmlformats.org/drawingml/2006/wordprocessingDrawing" xmlns:w10="urn:schemas-microsoft-com:office:word" xmlns:w="http://schemas.openxmlformats.org/wordprocessingml/2006/main" xmlns:w14="http://schemas.microsoft.com/office/word/2010/wordml" xmlns:w15="http://schemas.microsoft.com/office/word/2012/wordml" xmlns:w16cex="http://schemas.microsoft.com/office/word/2018/wordml/cex" xmlns:w16cid="http://schemas.microsoft.com/office/word/2016/wordml/cid" xmlns:w16="http://schemas.microsoft.com/office/word/2018/wordml" xmlns:w16du="http://schemas.microsoft.com/office/word/2023/wordml/word16du" xmlns:w16sdtdh="http://schemas.microsoft.com/office/word/2020/wordml/sdtdatahash" xmlns:w16sdtfl="http://schemas.microsoft.com/office/word/2024/wordml/sdtformatlock" xmlns:w16se="http://schemas.microsoft.com/office/word/2015/wordml/symex" xmlns:wpg="http://schemas.microsoft.com/office/word/2010/wordprocessingGroup" xmlns:wpi="http://schemas.microsoft.com/office/word/2010/wordprocessingInk" xmlns:wne="http://schemas.microsoft.com/office/word/2006/wordml" xmlns:wps="http://schemas.microsoft.com/office/word/2010/wordprocessingShape" mc:Ignorable="w14 w15 w16se w16cid w16 w16cex w16sdtdh w16sdtfl w16du wp14">
   <w:abstractNum w:abstractNumId="0" w15:restartNumberingAfterBreak="0">
     <w:nsid w:val="0FE57B2D"/>
     <w:multiLevelType w:val="multilevel"/>
@@ -7952,6 +8918,155 @@
     </w:lvl>
   </w:abstractNum>
   <w:abstractNum w:abstractNumId="2" w15:restartNumberingAfterBreak="0">
+    <w:nsid w:val="2FE510EE"/>
+    <w:multiLevelType w:val="multilevel"/>
+    <w:tmpl w:val="7E7488C2"/>
+    <w:lvl w:ilvl="0">
+      <w:start w:val="1"/>
+      <w:numFmt w:val="bullet"/>
+      <w:lvlText w:val=""/>
+      <w:lvlJc w:val="left"/>
+      <w:pPr>
+        <w:tabs>
+          <w:tab w:val="num" w:pos="720"/>
+        </w:tabs>
+        <w:ind w:left="720" w:hanging="360"/>
+      </w:pPr>
+      <w:rPr>
+        <w:rFonts w:ascii="Symbol" w:hAnsi="Symbol" w:hint="default"/>
+        <w:sz w:val="20"/>
+      </w:rPr>
+    </w:lvl>
+    <w:lvl w:ilvl="1" w:tentative="1">
+      <w:start w:val="1"/>
+      <w:numFmt w:val="bullet"/>
+      <w:lvlText w:val="o"/>
+      <w:lvlJc w:val="left"/>
+      <w:pPr>
+        <w:tabs>
+          <w:tab w:val="num" w:pos="1440"/>
+        </w:tabs>
+        <w:ind w:left="1440" w:hanging="360"/>
+      </w:pPr>
+      <w:rPr>
+        <w:rFonts w:ascii="Courier New" w:hAnsi="Courier New" w:hint="default"/>
+        <w:sz w:val="20"/>
+      </w:rPr>
+    </w:lvl>
+    <w:lvl w:ilvl="2" w:tentative="1">
+      <w:start w:val="1"/>
+      <w:numFmt w:val="bullet"/>
+      <w:lvlText w:val=""/>
+      <w:lvlJc w:val="left"/>
+      <w:pPr>
+        <w:tabs>
+          <w:tab w:val="num" w:pos="2160"/>
+        </w:tabs>
+        <w:ind w:left="2160" w:hanging="360"/>
+      </w:pPr>
+      <w:rPr>
+        <w:rFonts w:ascii="Wingdings" w:hAnsi="Wingdings" w:hint="default"/>
+        <w:sz w:val="20"/>
+      </w:rPr>
+    </w:lvl>
+    <w:lvl w:ilvl="3" w:tentative="1">
+      <w:start w:val="1"/>
+      <w:numFmt w:val="bullet"/>
+      <w:lvlText w:val=""/>
+      <w:lvlJc w:val="left"/>
+      <w:pPr>
+        <w:tabs>
+          <w:tab w:val="num" w:pos="2880"/>
+        </w:tabs>
+        <w:ind w:left="2880" w:hanging="360"/>
+      </w:pPr>
+      <w:rPr>
+        <w:rFonts w:ascii="Wingdings" w:hAnsi="Wingdings" w:hint="default"/>
+        <w:sz w:val="20"/>
+      </w:rPr>
+    </w:lvl>
+    <w:lvl w:ilvl="4" w:tentative="1">
+      <w:start w:val="1"/>
+      <w:numFmt w:val="bullet"/>
+      <w:lvlText w:val=""/>
+      <w:lvlJc w:val="left"/>
+      <w:pPr>
+        <w:tabs>
+          <w:tab w:val="num" w:pos="3600"/>
+        </w:tabs>
+        <w:ind w:left="3600" w:hanging="360"/>
+      </w:pPr>
+      <w:rPr>
+        <w:rFonts w:ascii="Wingdings" w:hAnsi="Wingdings" w:hint="default"/>
+        <w:sz w:val="20"/>
+      </w:rPr>
+    </w:lvl>
+    <w:lvl w:ilvl="5" w:tentative="1">
+      <w:start w:val="1"/>
+      <w:numFmt w:val="bullet"/>
+      <w:lvlText w:val=""/>
+      <w:lvlJc w:val="left"/>
+      <w:pPr>
+        <w:tabs>
+          <w:tab w:val="num" w:pos="4320"/>
+        </w:tabs>
+        <w:ind w:left="4320" w:hanging="360"/>
+      </w:pPr>
+      <w:rPr>
+        <w:rFonts w:ascii="Wingdings" w:hAnsi="Wingdings" w:hint="default"/>
+        <w:sz w:val="20"/>
+      </w:rPr>
+    </w:lvl>
+    <w:lvl w:ilvl="6" w:tentative="1">
+      <w:start w:val="1"/>
+      <w:numFmt w:val="bullet"/>
+      <w:lvlText w:val=""/>
+      <w:lvlJc w:val="left"/>
+      <w:pPr>
+        <w:tabs>
+          <w:tab w:val="num" w:pos="5040"/>
+        </w:tabs>
+        <w:ind w:left="5040" w:hanging="360"/>
+      </w:pPr>
+      <w:rPr>
+        <w:rFonts w:ascii="Wingdings" w:hAnsi="Wingdings" w:hint="default"/>
+        <w:sz w:val="20"/>
+      </w:rPr>
+    </w:lvl>
+    <w:lvl w:ilvl="7" w:tentative="1">
+      <w:start w:val="1"/>
+      <w:numFmt w:val="bullet"/>
+      <w:lvlText w:val=""/>
+      <w:lvlJc w:val="left"/>
+      <w:pPr>
+        <w:tabs>
+          <w:tab w:val="num" w:pos="5760"/>
+        </w:tabs>
+        <w:ind w:left="5760" w:hanging="360"/>
+      </w:pPr>
+      <w:rPr>
+        <w:rFonts w:ascii="Wingdings" w:hAnsi="Wingdings" w:hint="default"/>
+        <w:sz w:val="20"/>
+      </w:rPr>
+    </w:lvl>
+    <w:lvl w:ilvl="8" w:tentative="1">
+      <w:start w:val="1"/>
+      <w:numFmt w:val="bullet"/>
+      <w:lvlText w:val=""/>
+      <w:lvlJc w:val="left"/>
+      <w:pPr>
+        <w:tabs>
+          <w:tab w:val="num" w:pos="6480"/>
+        </w:tabs>
+        <w:ind w:left="6480" w:hanging="360"/>
+      </w:pPr>
+      <w:rPr>
+        <w:rFonts w:ascii="Wingdings" w:hAnsi="Wingdings" w:hint="default"/>
+        <w:sz w:val="20"/>
+      </w:rPr>
+    </w:lvl>
+  </w:abstractNum>
+  <w:abstractNum w:abstractNumId="3" w15:restartNumberingAfterBreak="0">
     <w:nsid w:val="32E413B6"/>
     <w:multiLevelType w:val="hybridMultilevel"/>
     <w:tmpl w:val="D6F64CB8"/>
@@ -8037,7 +9152,7 @@
       </w:pPr>
     </w:lvl>
   </w:abstractNum>
-  <w:abstractNum w:abstractNumId="3" w15:restartNumberingAfterBreak="0">
+  <w:abstractNum w:abstractNumId="4" w15:restartNumberingAfterBreak="0">
     <w:nsid w:val="3B049D15"/>
     <w:multiLevelType w:val="hybridMultilevel"/>
     <w:tmpl w:val="30268BDC"/>
@@ -8123,7 +9238,7 @@
       </w:pPr>
     </w:lvl>
   </w:abstractNum>
-  <w:abstractNum w:abstractNumId="4" w15:restartNumberingAfterBreak="0">
+  <w:abstractNum w:abstractNumId="5" w15:restartNumberingAfterBreak="0">
     <w:nsid w:val="3C73F30F"/>
     <w:multiLevelType w:val="hybridMultilevel"/>
     <w:tmpl w:val="21ECDF10"/>
@@ -8209,7 +9324,206 @@
       </w:pPr>
     </w:lvl>
   </w:abstractNum>
-  <w:abstractNum w:abstractNumId="5" w15:restartNumberingAfterBreak="0">
+  <w:abstractNum w:abstractNumId="6" w15:restartNumberingAfterBreak="0">
+    <w:nsid w:val="4443742F"/>
+    <w:multiLevelType w:val="multilevel"/>
+    <w:tmpl w:val="0BA051CA"/>
+    <w:lvl w:ilvl="0">
+      <w:start w:val="1"/>
+      <w:numFmt w:val="decimal"/>
+      <w:lvlText w:val="%1."/>
+      <w:lvlJc w:val="left"/>
+      <w:pPr>
+        <w:tabs>
+          <w:tab w:val="num" w:pos="720"/>
+        </w:tabs>
+        <w:ind w:left="720" w:hanging="360"/>
+      </w:pPr>
+    </w:lvl>
+    <w:lvl w:ilvl="1" w:tentative="1">
+      <w:start w:val="1"/>
+      <w:numFmt w:val="decimal"/>
+      <w:lvlText w:val="%2."/>
+      <w:lvlJc w:val="left"/>
+      <w:pPr>
+        <w:tabs>
+          <w:tab w:val="num" w:pos="1440"/>
+        </w:tabs>
+        <w:ind w:left="1440" w:hanging="360"/>
+      </w:pPr>
+    </w:lvl>
+    <w:lvl w:ilvl="2" w:tentative="1">
+      <w:start w:val="1"/>
+      <w:numFmt w:val="decimal"/>
+      <w:lvlText w:val="%3."/>
+      <w:lvlJc w:val="left"/>
+      <w:pPr>
+        <w:tabs>
+          <w:tab w:val="num" w:pos="2160"/>
+        </w:tabs>
+        <w:ind w:left="2160" w:hanging="360"/>
+      </w:pPr>
+    </w:lvl>
+    <w:lvl w:ilvl="3" w:tentative="1">
+      <w:start w:val="1"/>
+      <w:numFmt w:val="decimal"/>
+      <w:lvlText w:val="%4."/>
+      <w:lvlJc w:val="left"/>
+      <w:pPr>
+        <w:tabs>
+          <w:tab w:val="num" w:pos="2880"/>
+        </w:tabs>
+        <w:ind w:left="2880" w:hanging="360"/>
+      </w:pPr>
+    </w:lvl>
+    <w:lvl w:ilvl="4" w:tentative="1">
+      <w:start w:val="1"/>
+      <w:numFmt w:val="decimal"/>
+      <w:lvlText w:val="%5."/>
+      <w:lvlJc w:val="left"/>
+      <w:pPr>
+        <w:tabs>
+          <w:tab w:val="num" w:pos="3600"/>
+        </w:tabs>
+        <w:ind w:left="3600" w:hanging="360"/>
+      </w:pPr>
+    </w:lvl>
+    <w:lvl w:ilvl="5" w:tentative="1">
+      <w:start w:val="1"/>
+      <w:numFmt w:val="decimal"/>
+      <w:lvlText w:val="%6."/>
+      <w:lvlJc w:val="left"/>
+      <w:pPr>
+        <w:tabs>
+          <w:tab w:val="num" w:pos="4320"/>
+        </w:tabs>
+        <w:ind w:left="4320" w:hanging="360"/>
+      </w:pPr>
+    </w:lvl>
+    <w:lvl w:ilvl="6" w:tentative="1">
+      <w:start w:val="1"/>
+      <w:numFmt w:val="decimal"/>
+      <w:lvlText w:val="%7."/>
+      <w:lvlJc w:val="left"/>
+      <w:pPr>
+        <w:tabs>
+          <w:tab w:val="num" w:pos="5040"/>
+        </w:tabs>
+        <w:ind w:left="5040" w:hanging="360"/>
+      </w:pPr>
+    </w:lvl>
+    <w:lvl w:ilvl="7" w:tentative="1">
+      <w:start w:val="1"/>
+      <w:numFmt w:val="decimal"/>
+      <w:lvlText w:val="%8."/>
+      <w:lvlJc w:val="left"/>
+      <w:pPr>
+        <w:tabs>
+          <w:tab w:val="num" w:pos="5760"/>
+        </w:tabs>
+        <w:ind w:left="5760" w:hanging="360"/>
+      </w:pPr>
+    </w:lvl>
+    <w:lvl w:ilvl="8" w:tentative="1">
+      <w:start w:val="1"/>
+      <w:numFmt w:val="decimal"/>
+      <w:lvlText w:val="%9."/>
+      <w:lvlJc w:val="left"/>
+      <w:pPr>
+        <w:tabs>
+          <w:tab w:val="num" w:pos="6480"/>
+        </w:tabs>
+        <w:ind w:left="6480" w:hanging="360"/>
+      </w:pPr>
+    </w:lvl>
+  </w:abstractNum>
+  <w:abstractNum w:abstractNumId="7" w15:restartNumberingAfterBreak="0">
+    <w:nsid w:val="51370416"/>
+    <w:multiLevelType w:val="multilevel"/>
+    <w:tmpl w:val="0416001F"/>
+    <w:lvl w:ilvl="0">
+      <w:start w:val="1"/>
+      <w:numFmt w:val="decimal"/>
+      <w:lvlText w:val="%1."/>
+      <w:lvlJc w:val="left"/>
+      <w:pPr>
+        <w:ind w:left="360" w:hanging="360"/>
+      </w:pPr>
+    </w:lvl>
+    <w:lvl w:ilvl="1">
+      <w:start w:val="1"/>
+      <w:numFmt w:val="decimal"/>
+      <w:lvlText w:val="%1.%2."/>
+      <w:lvlJc w:val="left"/>
+      <w:pPr>
+        <w:ind w:left="792" w:hanging="432"/>
+      </w:pPr>
+    </w:lvl>
+    <w:lvl w:ilvl="2">
+      <w:start w:val="1"/>
+      <w:numFmt w:val="decimal"/>
+      <w:lvlText w:val="%1.%2.%3."/>
+      <w:lvlJc w:val="left"/>
+      <w:pPr>
+        <w:ind w:left="1224" w:hanging="504"/>
+      </w:pPr>
+    </w:lvl>
+    <w:lvl w:ilvl="3">
+      <w:start w:val="1"/>
+      <w:numFmt w:val="decimal"/>
+      <w:lvlText w:val="%1.%2.%3.%4."/>
+      <w:lvlJc w:val="left"/>
+      <w:pPr>
+        <w:ind w:left="1728" w:hanging="648"/>
+      </w:pPr>
+    </w:lvl>
+    <w:lvl w:ilvl="4">
+      <w:start w:val="1"/>
+      <w:numFmt w:val="decimal"/>
+      <w:lvlText w:val="%1.%2.%3.%4.%5."/>
+      <w:lvlJc w:val="left"/>
+      <w:pPr>
+        <w:ind w:left="2232" w:hanging="792"/>
+      </w:pPr>
+    </w:lvl>
+    <w:lvl w:ilvl="5">
+      <w:start w:val="1"/>
+      <w:numFmt w:val="decimal"/>
+      <w:lvlText w:val="%1.%2.%3.%4.%5.%6."/>
+      <w:lvlJc w:val="left"/>
+      <w:pPr>
+        <w:ind w:left="2736" w:hanging="936"/>
+      </w:pPr>
+    </w:lvl>
+    <w:lvl w:ilvl="6">
+      <w:start w:val="1"/>
+      <w:numFmt w:val="decimal"/>
+      <w:lvlText w:val="%1.%2.%3.%4.%5.%6.%7."/>
+      <w:lvlJc w:val="left"/>
+      <w:pPr>
+        <w:ind w:left="3240" w:hanging="1080"/>
+      </w:pPr>
+    </w:lvl>
+    <w:lvl w:ilvl="7">
+      <w:start w:val="1"/>
+      <w:numFmt w:val="decimal"/>
+      <w:lvlText w:val="%1.%2.%3.%4.%5.%6.%7.%8."/>
+      <w:lvlJc w:val="left"/>
+      <w:pPr>
+        <w:ind w:left="3744" w:hanging="1224"/>
+      </w:pPr>
+    </w:lvl>
+    <w:lvl w:ilvl="8">
+      <w:start w:val="1"/>
+      <w:numFmt w:val="decimal"/>
+      <w:lvlText w:val="%1.%2.%3.%4.%5.%6.%7.%8.%9."/>
+      <w:lvlJc w:val="left"/>
+      <w:pPr>
+        <w:ind w:left="4320" w:hanging="1440"/>
+      </w:pPr>
+    </w:lvl>
+  </w:abstractNum>
+  <w:abstractNum w:abstractNumId="8" w15:restartNumberingAfterBreak="0">
     <w:nsid w:val="540162C7"/>
     <w:multiLevelType w:val="multilevel"/>
     <w:tmpl w:val="8CEE06AE"/>
@@ -8322,7 +9636,156 @@
       </w:rPr>
     </w:lvl>
   </w:abstractNum>
-  <w:abstractNum w:abstractNumId="6" w15:restartNumberingAfterBreak="0">
+  <w:abstractNum w:abstractNumId="9" w15:restartNumberingAfterBreak="0">
+    <w:nsid w:val="5D4D0BE5"/>
+    <w:multiLevelType w:val="multilevel"/>
+    <w:tmpl w:val="0F00D1C8"/>
+    <w:lvl w:ilvl="0">
+      <w:start w:val="1"/>
+      <w:numFmt w:val="bullet"/>
+      <w:lvlText w:val=""/>
+      <w:lvlJc w:val="left"/>
+      <w:pPr>
+        <w:tabs>
+          <w:tab w:val="num" w:pos="720"/>
+        </w:tabs>
+        <w:ind w:left="720" w:hanging="360"/>
+      </w:pPr>
+      <w:rPr>
+        <w:rFonts w:ascii="Symbol" w:hAnsi="Symbol" w:hint="default"/>
+        <w:sz w:val="20"/>
+      </w:rPr>
+    </w:lvl>
+    <w:lvl w:ilvl="1" w:tentative="1">
+      <w:start w:val="1"/>
+      <w:numFmt w:val="bullet"/>
+      <w:lvlText w:val="o"/>
+      <w:lvlJc w:val="left"/>
+      <w:pPr>
+        <w:tabs>
+          <w:tab w:val="num" w:pos="1440"/>
+        </w:tabs>
+        <w:ind w:left="1440" w:hanging="360"/>
+      </w:pPr>
+      <w:rPr>
+        <w:rFonts w:ascii="Courier New" w:hAnsi="Courier New" w:hint="default"/>
+        <w:sz w:val="20"/>
+      </w:rPr>
+    </w:lvl>
+    <w:lvl w:ilvl="2" w:tentative="1">
+      <w:start w:val="1"/>
+      <w:numFmt w:val="bullet"/>
+      <w:lvlText w:val=""/>
+      <w:lvlJc w:val="left"/>
+      <w:pPr>
+        <w:tabs>
+          <w:tab w:val="num" w:pos="2160"/>
+        </w:tabs>
+        <w:ind w:left="2160" w:hanging="360"/>
+      </w:pPr>
+      <w:rPr>
+        <w:rFonts w:ascii="Wingdings" w:hAnsi="Wingdings" w:hint="default"/>
+        <w:sz w:val="20"/>
+      </w:rPr>
+    </w:lvl>
+    <w:lvl w:ilvl="3" w:tentative="1">
+      <w:start w:val="1"/>
+      <w:numFmt w:val="bullet"/>
+      <w:lvlText w:val=""/>
+      <w:lvlJc w:val="left"/>
+      <w:pPr>
+        <w:tabs>
+          <w:tab w:val="num" w:pos="2880"/>
+        </w:tabs>
+        <w:ind w:left="2880" w:hanging="360"/>
+      </w:pPr>
+      <w:rPr>
+        <w:rFonts w:ascii="Wingdings" w:hAnsi="Wingdings" w:hint="default"/>
+        <w:sz w:val="20"/>
+      </w:rPr>
+    </w:lvl>
+    <w:lvl w:ilvl="4" w:tentative="1">
+      <w:start w:val="1"/>
+      <w:numFmt w:val="bullet"/>
+      <w:lvlText w:val=""/>
+      <w:lvlJc w:val="left"/>
+      <w:pPr>
+        <w:tabs>
+          <w:tab w:val="num" w:pos="3600"/>
+        </w:tabs>
+        <w:ind w:left="3600" w:hanging="360"/>
+      </w:pPr>
+      <w:rPr>
+        <w:rFonts w:ascii="Wingdings" w:hAnsi="Wingdings" w:hint="default"/>
+        <w:sz w:val="20"/>
+      </w:rPr>
+    </w:lvl>
+    <w:lvl w:ilvl="5" w:tentative="1">
+      <w:start w:val="1"/>
+      <w:numFmt w:val="bullet"/>
+      <w:lvlText w:val=""/>
+      <w:lvlJc w:val="left"/>
+      <w:pPr>
+        <w:tabs>
+          <w:tab w:val="num" w:pos="4320"/>
+        </w:tabs>
+        <w:ind w:left="4320" w:hanging="360"/>
+      </w:pPr>
+      <w:rPr>
+        <w:rFonts w:ascii="Wingdings" w:hAnsi="Wingdings" w:hint="default"/>
+        <w:sz w:val="20"/>
+      </w:rPr>
+    </w:lvl>
+    <w:lvl w:ilvl="6" w:tentative="1">
+      <w:start w:val="1"/>
+      <w:numFmt w:val="bullet"/>
+      <w:lvlText w:val=""/>
+      <w:lvlJc w:val="left"/>
+      <w:pPr>
+        <w:tabs>
+          <w:tab w:val="num" w:pos="5040"/>
+        </w:tabs>
+        <w:ind w:left="5040" w:hanging="360"/>
+      </w:pPr>
+      <w:rPr>
+        <w:rFonts w:ascii="Wingdings" w:hAnsi="Wingdings" w:hint="default"/>
+        <w:sz w:val="20"/>
+      </w:rPr>
+    </w:lvl>
+    <w:lvl w:ilvl="7" w:tentative="1">
+      <w:start w:val="1"/>
+      <w:numFmt w:val="bullet"/>
+      <w:lvlText w:val=""/>
+      <w:lvlJc w:val="left"/>
+      <w:pPr>
+        <w:tabs>
+          <w:tab w:val="num" w:pos="5760"/>
+        </w:tabs>
+        <w:ind w:left="5760" w:hanging="360"/>
+      </w:pPr>
+      <w:rPr>
+        <w:rFonts w:ascii="Wingdings" w:hAnsi="Wingdings" w:hint="default"/>
+        <w:sz w:val="20"/>
+      </w:rPr>
+    </w:lvl>
+    <w:lvl w:ilvl="8" w:tentative="1">
+      <w:start w:val="1"/>
+      <w:numFmt w:val="bullet"/>
+      <w:lvlText w:val=""/>
+      <w:lvlJc w:val="left"/>
+      <w:pPr>
+        <w:tabs>
+          <w:tab w:val="num" w:pos="6480"/>
+        </w:tabs>
+        <w:ind w:left="6480" w:hanging="360"/>
+      </w:pPr>
+      <w:rPr>
+        <w:rFonts w:ascii="Wingdings" w:hAnsi="Wingdings" w:hint="default"/>
+        <w:sz w:val="20"/>
+      </w:rPr>
+    </w:lvl>
+  </w:abstractNum>
+  <w:abstractNum w:abstractNumId="10" w15:restartNumberingAfterBreak="0">
     <w:nsid w:val="65484D18"/>
     <w:multiLevelType w:val="hybridMultilevel"/>
     <w:tmpl w:val="EE20C8BE"/>
@@ -8411,7 +9874,7 @@
       </w:pPr>
     </w:lvl>
   </w:abstractNum>
-  <w:abstractNum w:abstractNumId="7" w15:restartNumberingAfterBreak="0">
+  <w:abstractNum w:abstractNumId="11" w15:restartNumberingAfterBreak="0">
     <w:nsid w:val="670D23AB"/>
     <w:multiLevelType w:val="multilevel"/>
     <w:tmpl w:val="00AAD216"/>
@@ -8524,7 +9987,7 @@
       </w:rPr>
     </w:lvl>
   </w:abstractNum>
-  <w:abstractNum w:abstractNumId="8" w15:restartNumberingAfterBreak="0">
+  <w:abstractNum w:abstractNumId="12" w15:restartNumberingAfterBreak="0">
     <w:nsid w:val="72FB55A3"/>
     <w:multiLevelType w:val="multilevel"/>
     <w:tmpl w:val="D876E2F0"/>
@@ -8645,7 +10108,7 @@
       </w:rPr>
     </w:lvl>
   </w:abstractNum>
-  <w:abstractNum w:abstractNumId="9" w15:restartNumberingAfterBreak="0">
+  <w:abstractNum w:abstractNumId="13" w15:restartNumberingAfterBreak="0">
     <w:nsid w:val="7CC42D7B"/>
     <w:multiLevelType w:val="hybridMultilevel"/>
     <w:tmpl w:val="AF40AC3E"/>
@@ -8734,41 +10197,53 @@
       </w:pPr>
     </w:lvl>
   </w:abstractNum>
-  <w:num w:numId="1">
+  <w:num w:numId="1" w16cid:durableId="1901481688">
+    <w:abstractNumId w:val="5"/>
+  </w:num>
+  <w:num w:numId="2" w16cid:durableId="1671640615">
     <w:abstractNumId w:val="4"/>
   </w:num>
-  <w:num w:numId="2">
+  <w:num w:numId="3" w16cid:durableId="805708319">
     <w:abstractNumId w:val="3"/>
   </w:num>
-  <w:num w:numId="3">
+  <w:num w:numId="4" w16cid:durableId="1695114048">
+    <w:abstractNumId w:val="10"/>
+  </w:num>
+  <w:num w:numId="5" w16cid:durableId="1843934476">
+    <w:abstractNumId w:val="1"/>
+  </w:num>
+  <w:num w:numId="6" w16cid:durableId="189731318">
+    <w:abstractNumId w:val="0"/>
+  </w:num>
+  <w:num w:numId="7" w16cid:durableId="665598319">
+    <w:abstractNumId w:val="13"/>
+  </w:num>
+  <w:num w:numId="8" w16cid:durableId="266430673">
+    <w:abstractNumId w:val="12"/>
+  </w:num>
+  <w:num w:numId="9" w16cid:durableId="200019219">
+    <w:abstractNumId w:val="11"/>
+  </w:num>
+  <w:num w:numId="10" w16cid:durableId="1824732889">
+    <w:abstractNumId w:val="8"/>
+  </w:num>
+  <w:num w:numId="11" w16cid:durableId="778330426">
+    <w:abstractNumId w:val="9"/>
+  </w:num>
+  <w:num w:numId="12" w16cid:durableId="2126271975">
     <w:abstractNumId w:val="2"/>
   </w:num>
-  <w:num w:numId="4">
+  <w:num w:numId="13" w16cid:durableId="367224993">
     <w:abstractNumId w:val="6"/>
   </w:num>
-  <w:num w:numId="5">
-    <w:abstractNumId w:val="1"/>
-  </w:num>
-  <w:num w:numId="6">
-    <w:abstractNumId w:val="0"/>
-  </w:num>
-  <w:num w:numId="7">
-    <w:abstractNumId w:val="9"/>
-  </w:num>
-  <w:num w:numId="8">
-    <w:abstractNumId w:val="8"/>
-  </w:num>
-  <w:num w:numId="9">
+  <w:num w:numId="14" w16cid:durableId="322513871">
     <w:abstractNumId w:val="7"/>
-  </w:num>
-  <w:num w:numId="10">
-    <w:abstractNumId w:val="5"/>
   </w:num>
 </w:numbering>
 </file>
 
 <file path=word/styles.xml><?xml version="1.0" encoding="utf-8"?>
-<w:styles xmlns:mc="http://schemas.openxmlformats.org/markup-compatibility/2006" xmlns:r="http://schemas.openxmlformats.org/officeDocument/2006/relationships" xmlns:w="http://schemas.openxmlformats.org/wordprocessingml/2006/main" xmlns:w14="http://schemas.microsoft.com/office/word/2010/wordml" xmlns:w15="http://schemas.microsoft.com/office/word/2012/wordml" xmlns:w16se="http://schemas.microsoft.com/office/word/2015/wordml/symex" mc:Ignorable="w14 w15 w16se">
+<w:styles xmlns:mc="http://schemas.openxmlformats.org/markup-compatibility/2006" xmlns:r="http://schemas.openxmlformats.org/officeDocument/2006/relationships" xmlns:w="http://schemas.openxmlformats.org/wordprocessingml/2006/main" xmlns:w14="http://schemas.microsoft.com/office/word/2010/wordml" xmlns:w15="http://schemas.microsoft.com/office/word/2012/wordml" xmlns:w16cex="http://schemas.microsoft.com/office/word/2018/wordml/cex" xmlns:w16cid="http://schemas.microsoft.com/office/word/2016/wordml/cid" xmlns:w16="http://schemas.microsoft.com/office/word/2018/wordml" xmlns:w16du="http://schemas.microsoft.com/office/word/2023/wordml/word16du" xmlns:w16sdtdh="http://schemas.microsoft.com/office/word/2020/wordml/sdtdatahash" xmlns:w16sdtfl="http://schemas.microsoft.com/office/word/2024/wordml/sdtformatlock" xmlns:w16se="http://schemas.microsoft.com/office/word/2015/wordml/symex" mc:Ignorable="w14 w15 w16se w16cid w16 w16cex w16sdtdh w16sdtfl w16du">
   <w:docDefaults>
     <w:rPrDefault>
       <w:rPr>
@@ -8784,7 +10259,7 @@
       </w:pPr>
     </w:pPrDefault>
   </w:docDefaults>
-  <w:latentStyles w:defLockedState="0" w:defUIPriority="99" w:defSemiHidden="0" w:defUnhideWhenUsed="0" w:defQFormat="0" w:count="371">
+  <w:latentStyles w:defLockedState="0" w:defUIPriority="99" w:defSemiHidden="0" w:defUnhideWhenUsed="0" w:defQFormat="0" w:count="376">
     <w:lsdException w:name="Normal" w:uiPriority="0" w:qFormat="1"/>
     <w:lsdException w:name="heading 1" w:uiPriority="9" w:qFormat="1"/>
     <w:lsdException w:name="heading 2" w:semiHidden="1" w:uiPriority="9" w:unhideWhenUsed="1" w:qFormat="1"/>
@@ -9156,6 +10631,11 @@
     <w:lsdException w:name="List Table 5 Dark Accent 6" w:uiPriority="50"/>
     <w:lsdException w:name="List Table 6 Colorful Accent 6" w:uiPriority="51"/>
     <w:lsdException w:name="List Table 7 Colorful Accent 6" w:uiPriority="52"/>
+    <w:lsdException w:name="Mention" w:semiHidden="1" w:unhideWhenUsed="1"/>
+    <w:lsdException w:name="Smart Hyperlink" w:semiHidden="1" w:unhideWhenUsed="1"/>
+    <w:lsdException w:name="Hashtag" w:semiHidden="1" w:unhideWhenUsed="1"/>
+    <w:lsdException w:name="Unresolved Mention" w:semiHidden="1" w:unhideWhenUsed="1"/>
+    <w:lsdException w:name="Smart Link" w:semiHidden="1" w:unhideWhenUsed="1"/>
   </w:latentStyles>
   <w:style w:type="paragraph" w:default="1" w:styleId="Normal">
     <w:name w:val="Normal"/>
@@ -9230,7 +10710,6 @@
   <w:style w:type="character" w:default="1" w:styleId="Fontepargpadro">
     <w:name w:val="Default Paragraph Font"/>
     <w:uiPriority w:val="1"/>
-    <w:semiHidden/>
     <w:unhideWhenUsed/>
   </w:style>
   <w:style w:type="table" w:default="1" w:styleId="Tabelanormal">
@@ -9463,6 +10942,30 @@
       <w:spacing w:after="100"/>
       <w:ind w:left="440"/>
     </w:pPr>
+  </w:style>
+  <w:style w:type="character" w:styleId="MenoPendente">
+    <w:name w:val="Unresolved Mention"/>
+    <w:basedOn w:val="Fontepargpadro"/>
+    <w:uiPriority w:val="99"/>
+    <w:semiHidden/>
+    <w:unhideWhenUsed/>
+    <w:rsid w:val="00A13AD2"/>
+    <w:rPr>
+      <w:color w:val="605E5C"/>
+      <w:shd w:val="clear" w:color="auto" w:fill="E1DFDD"/>
+    </w:rPr>
+  </w:style>
+  <w:style w:type="character" w:styleId="HiperlinkVisitado">
+    <w:name w:val="FollowedHyperlink"/>
+    <w:basedOn w:val="Fontepargpadro"/>
+    <w:uiPriority w:val="99"/>
+    <w:semiHidden/>
+    <w:unhideWhenUsed/>
+    <w:rsid w:val="00A13AD2"/>
+    <w:rPr>
+      <w:color w:val="954F72" w:themeColor="followedHyperlink"/>
+      <w:u w:val="single"/>
+    </w:rPr>
   </w:style>
 </w:styles>
 </file>
@@ -9729,12 +11232,58 @@
 </file>
 
 <file path=customXml/item1.xml><?xml version="1.0" encoding="utf-8"?>
-<?mso-contentType ?>
-<FormTemplates xmlns="http://schemas.microsoft.com/sharepoint/v3/contenttype/forms">
-  <Display>DocumentLibraryForm</Display>
-  <Edit>DocumentLibraryForm</Edit>
-  <New>DocumentLibraryForm</New>
-</FormTemplates>
+<p:properties xmlns:p="http://schemas.microsoft.com/office/2006/metadata/properties" xmlns:xsi="http://www.w3.org/2001/XMLSchema-instance" xmlns:pc="http://schemas.microsoft.com/office/infopath/2007/PartnerControls">
+  <documentManagement>
+    <CultureName xmlns="b417b415-b3ff-4f0e-8f4a-ab7c851c6c1b" xsi:nil="true"/>
+    <Owner xmlns="b417b415-b3ff-4f0e-8f4a-ab7c851c6c1b">
+      <UserInfo>
+        <DisplayName/>
+        <AccountId xsi:nil="true"/>
+        <AccountType/>
+      </UserInfo>
+    </Owner>
+    <Student_Groups xmlns="b417b415-b3ff-4f0e-8f4a-ab7c851c6c1b">
+      <UserInfo>
+        <DisplayName/>
+        <AccountId xsi:nil="true"/>
+        <AccountType/>
+      </UserInfo>
+    </Student_Groups>
+    <IsNotebookLocked xmlns="b417b415-b3ff-4f0e-8f4a-ab7c851c6c1b" xsi:nil="true"/>
+    <NotebookType xmlns="b417b415-b3ff-4f0e-8f4a-ab7c851c6c1b" xsi:nil="true"/>
+    <Templates xmlns="b417b415-b3ff-4f0e-8f4a-ab7c851c6c1b" xsi:nil="true"/>
+    <LMS_Mappings xmlns="b417b415-b3ff-4f0e-8f4a-ab7c851c6c1b" xsi:nil="true"/>
+    <FolderType xmlns="b417b415-b3ff-4f0e-8f4a-ab7c851c6c1b" xsi:nil="true"/>
+    <Teachers xmlns="b417b415-b3ff-4f0e-8f4a-ab7c851c6c1b">
+      <UserInfo>
+        <DisplayName/>
+        <AccountId xsi:nil="true"/>
+        <AccountType/>
+      </UserInfo>
+    </Teachers>
+    <Distribution_Groups xmlns="b417b415-b3ff-4f0e-8f4a-ab7c851c6c1b" xsi:nil="true"/>
+    <Self_Registration_Enabled xmlns="b417b415-b3ff-4f0e-8f4a-ab7c851c6c1b" xsi:nil="true"/>
+    <Has_Teacher_Only_SectionGroup xmlns="b417b415-b3ff-4f0e-8f4a-ab7c851c6c1b" xsi:nil="true"/>
+    <AppVersion xmlns="b417b415-b3ff-4f0e-8f4a-ab7c851c6c1b" xsi:nil="true"/>
+    <TeamsChannelId xmlns="b417b415-b3ff-4f0e-8f4a-ab7c851c6c1b" xsi:nil="true"/>
+    <TaxCatchAll xmlns="4354c96d-ee6c-43ed-b223-db556039d59a" xsi:nil="true"/>
+    <lcf76f155ced4ddcb4097134ff3c332f xmlns="b417b415-b3ff-4f0e-8f4a-ab7c851c6c1b">
+      <Terms xmlns="http://schemas.microsoft.com/office/infopath/2007/PartnerControls"/>
+    </lcf76f155ced4ddcb4097134ff3c332f>
+    <Math_Settings xmlns="b417b415-b3ff-4f0e-8f4a-ab7c851c6c1b" xsi:nil="true"/>
+    <Is_Collaboration_Space_Locked xmlns="b417b415-b3ff-4f0e-8f4a-ab7c851c6c1b" xsi:nil="true"/>
+    <Invited_Teachers xmlns="b417b415-b3ff-4f0e-8f4a-ab7c851c6c1b" xsi:nil="true"/>
+    <Invited_Students xmlns="b417b415-b3ff-4f0e-8f4a-ab7c851c6c1b" xsi:nil="true"/>
+    <Students xmlns="b417b415-b3ff-4f0e-8f4a-ab7c851c6c1b">
+      <UserInfo>
+        <DisplayName/>
+        <AccountId xsi:nil="true"/>
+        <AccountType/>
+      </UserInfo>
+    </Students>
+    <DefaultSectionNames xmlns="b417b415-b3ff-4f0e-8f4a-ab7c851c6c1b" xsi:nil="true"/>
+  </documentManagement>
+</p:properties>
 </file>
 
 <file path=customXml/item2.xml><?xml version="1.0" encoding="utf-8"?>
@@ -10155,58 +11704,12 @@
 </file>
 
 <file path=customXml/item3.xml><?xml version="1.0" encoding="utf-8"?>
-<p:properties xmlns:p="http://schemas.microsoft.com/office/2006/metadata/properties" xmlns:xsi="http://www.w3.org/2001/XMLSchema-instance" xmlns:pc="http://schemas.microsoft.com/office/infopath/2007/PartnerControls">
-  <documentManagement>
-    <CultureName xmlns="b417b415-b3ff-4f0e-8f4a-ab7c851c6c1b" xsi:nil="true"/>
-    <Owner xmlns="b417b415-b3ff-4f0e-8f4a-ab7c851c6c1b">
-      <UserInfo>
-        <DisplayName/>
-        <AccountId xsi:nil="true"/>
-        <AccountType/>
-      </UserInfo>
-    </Owner>
-    <Student_Groups xmlns="b417b415-b3ff-4f0e-8f4a-ab7c851c6c1b">
-      <UserInfo>
-        <DisplayName/>
-        <AccountId xsi:nil="true"/>
-        <AccountType/>
-      </UserInfo>
-    </Student_Groups>
-    <IsNotebookLocked xmlns="b417b415-b3ff-4f0e-8f4a-ab7c851c6c1b" xsi:nil="true"/>
-    <NotebookType xmlns="b417b415-b3ff-4f0e-8f4a-ab7c851c6c1b" xsi:nil="true"/>
-    <Templates xmlns="b417b415-b3ff-4f0e-8f4a-ab7c851c6c1b" xsi:nil="true"/>
-    <LMS_Mappings xmlns="b417b415-b3ff-4f0e-8f4a-ab7c851c6c1b" xsi:nil="true"/>
-    <FolderType xmlns="b417b415-b3ff-4f0e-8f4a-ab7c851c6c1b" xsi:nil="true"/>
-    <Teachers xmlns="b417b415-b3ff-4f0e-8f4a-ab7c851c6c1b">
-      <UserInfo>
-        <DisplayName/>
-        <AccountId xsi:nil="true"/>
-        <AccountType/>
-      </UserInfo>
-    </Teachers>
-    <Distribution_Groups xmlns="b417b415-b3ff-4f0e-8f4a-ab7c851c6c1b" xsi:nil="true"/>
-    <Self_Registration_Enabled xmlns="b417b415-b3ff-4f0e-8f4a-ab7c851c6c1b" xsi:nil="true"/>
-    <Has_Teacher_Only_SectionGroup xmlns="b417b415-b3ff-4f0e-8f4a-ab7c851c6c1b" xsi:nil="true"/>
-    <AppVersion xmlns="b417b415-b3ff-4f0e-8f4a-ab7c851c6c1b" xsi:nil="true"/>
-    <TeamsChannelId xmlns="b417b415-b3ff-4f0e-8f4a-ab7c851c6c1b" xsi:nil="true"/>
-    <TaxCatchAll xmlns="4354c96d-ee6c-43ed-b223-db556039d59a" xsi:nil="true"/>
-    <lcf76f155ced4ddcb4097134ff3c332f xmlns="b417b415-b3ff-4f0e-8f4a-ab7c851c6c1b">
-      <Terms xmlns="http://schemas.microsoft.com/office/infopath/2007/PartnerControls"/>
-    </lcf76f155ced4ddcb4097134ff3c332f>
-    <Math_Settings xmlns="b417b415-b3ff-4f0e-8f4a-ab7c851c6c1b" xsi:nil="true"/>
-    <Is_Collaboration_Space_Locked xmlns="b417b415-b3ff-4f0e-8f4a-ab7c851c6c1b" xsi:nil="true"/>
-    <Invited_Teachers xmlns="b417b415-b3ff-4f0e-8f4a-ab7c851c6c1b" xsi:nil="true"/>
-    <Invited_Students xmlns="b417b415-b3ff-4f0e-8f4a-ab7c851c6c1b" xsi:nil="true"/>
-    <Students xmlns="b417b415-b3ff-4f0e-8f4a-ab7c851c6c1b">
-      <UserInfo>
-        <DisplayName/>
-        <AccountId xsi:nil="true"/>
-        <AccountType/>
-      </UserInfo>
-    </Students>
-    <DefaultSectionNames xmlns="b417b415-b3ff-4f0e-8f4a-ab7c851c6c1b" xsi:nil="true"/>
-  </documentManagement>
-</p:properties>
+<?mso-contentType ?>
+<FormTemplates xmlns="http://schemas.microsoft.com/sharepoint/v3/contenttype/forms">
+  <Display>DocumentLibraryForm</Display>
+  <Edit>DocumentLibraryForm</Edit>
+  <New>DocumentLibraryForm</New>
+</FormTemplates>
 </file>
 
 <file path=customXml/item4.xml><?xml version="1.0" encoding="utf-8"?>
@@ -10214,9 +11717,12 @@
 </file>
 
 <file path=customXml/itemProps1.xml><?xml version="1.0" encoding="utf-8"?>
-<ds:datastoreItem xmlns:ds="http://schemas.openxmlformats.org/officeDocument/2006/customXml" ds:itemID="{35ABE880-50E4-4729-A46F-9855D7FB4EDD}">
+<ds:datastoreItem xmlns:ds="http://schemas.openxmlformats.org/officeDocument/2006/customXml" ds:itemID="{3698FCE8-4D4E-423D-A8D2-668AE45A7C79}">
   <ds:schemaRefs>
-    <ds:schemaRef ds:uri="http://schemas.microsoft.com/sharepoint/v3/contenttype/forms"/>
+    <ds:schemaRef ds:uri="http://schemas.microsoft.com/office/2006/metadata/properties"/>
+    <ds:schemaRef ds:uri="http://schemas.microsoft.com/office/infopath/2007/PartnerControls"/>
+    <ds:schemaRef ds:uri="b417b415-b3ff-4f0e-8f4a-ab7c851c6c1b"/>
+    <ds:schemaRef ds:uri="4354c96d-ee6c-43ed-b223-db556039d59a"/>
   </ds:schemaRefs>
 </ds:datastoreItem>
 </file>
@@ -10241,12 +11747,9 @@
 </file>
 
 <file path=customXml/itemProps3.xml><?xml version="1.0" encoding="utf-8"?>
-<ds:datastoreItem xmlns:ds="http://schemas.openxmlformats.org/officeDocument/2006/customXml" ds:itemID="{3698FCE8-4D4E-423D-A8D2-668AE45A7C79}">
+<ds:datastoreItem xmlns:ds="http://schemas.openxmlformats.org/officeDocument/2006/customXml" ds:itemID="{35ABE880-50E4-4729-A46F-9855D7FB4EDD}">
   <ds:schemaRefs>
-    <ds:schemaRef ds:uri="http://schemas.microsoft.com/office/2006/metadata/properties"/>
-    <ds:schemaRef ds:uri="http://schemas.microsoft.com/office/infopath/2007/PartnerControls"/>
-    <ds:schemaRef ds:uri="b417b415-b3ff-4f0e-8f4a-ab7c851c6c1b"/>
-    <ds:schemaRef ds:uri="4354c96d-ee6c-43ed-b223-db556039d59a"/>
+    <ds:schemaRef ds:uri="http://schemas.microsoft.com/sharepoint/v3/contenttype/forms"/>
   </ds:schemaRefs>
 </ds:datastoreItem>
 </file>

--- a/ROTEIRO_DE_EXTENS_O_IOT_2026..docx
+++ b/ROTEIRO_DE_EXTENS_O_IOT_2026..docx
@@ -3616,13 +3616,7 @@
           <w:rPr>
             <w:rStyle w:val="Hyperlink"/>
           </w:rPr>
-          <w:t>Youtub</w:t>
-        </w:r>
-        <w:r>
-          <w:rPr>
-            <w:rStyle w:val="Hyperlink"/>
-          </w:rPr>
-          <w:t>e</w:t>
+          <w:t>Youtube</w:t>
         </w:r>
       </w:hyperlink>
       <w:r>
@@ -4083,267 +4077,6 @@
           <w:szCs w:val="24"/>
         </w:rPr>
       </w:pPr>
-      <w:r>
-        <w:rPr>
-          <w:rFonts w:eastAsia="Calibri"/>
-          <w:color w:val="FF0000"/>
-          <w:sz w:val="24"/>
-          <w:szCs w:val="24"/>
-        </w:rPr>
-        <w:t xml:space="preserve">Montar </w:t>
-      </w:r>
-      <w:r>
-        <w:rPr>
-          <w:rFonts w:eastAsia="Calibri"/>
-          <w:color w:val="FF0000"/>
-          <w:sz w:val="24"/>
-          <w:szCs w:val="24"/>
-        </w:rPr>
-        <w:t>um plano</w:t>
-      </w:r>
-      <w:r>
-        <w:rPr>
-          <w:rFonts w:eastAsia="Calibri"/>
-          <w:color w:val="FF0000"/>
-          <w:sz w:val="24"/>
-          <w:szCs w:val="24"/>
-        </w:rPr>
-        <w:t xml:space="preserve"> de trabalho</w:t>
-      </w:r>
-      <w:r>
-        <w:rPr>
-          <w:rFonts w:eastAsia="Calibri"/>
-          <w:color w:val="FF0000"/>
-          <w:sz w:val="24"/>
-          <w:szCs w:val="24"/>
-        </w:rPr>
-        <w:t xml:space="preserve"> </w:t>
-      </w:r>
-      <w:r>
-        <w:rPr>
-          <w:rFonts w:eastAsia="Calibri"/>
-          <w:color w:val="FF0000"/>
-          <w:sz w:val="24"/>
-          <w:szCs w:val="24"/>
-        </w:rPr>
-        <w:t>contendo informações sobre</w:t>
-      </w:r>
-      <w:r>
-        <w:rPr>
-          <w:rFonts w:eastAsia="Calibri"/>
-          <w:color w:val="FF0000"/>
-          <w:sz w:val="24"/>
-          <w:szCs w:val="24"/>
-        </w:rPr>
-        <w:t xml:space="preserve"> as ações a serem executadas</w:t>
-      </w:r>
-      <w:r>
-        <w:rPr>
-          <w:rFonts w:eastAsia="Calibri"/>
-          <w:color w:val="FF0000"/>
-          <w:sz w:val="24"/>
-          <w:szCs w:val="24"/>
-        </w:rPr>
-        <w:t xml:space="preserve"> para a</w:t>
-      </w:r>
-      <w:r>
-        <w:rPr>
-          <w:rFonts w:eastAsia="Calibri"/>
-          <w:color w:val="FF0000"/>
-          <w:sz w:val="24"/>
-          <w:szCs w:val="24"/>
-        </w:rPr>
-        <w:t>lcançar</w:t>
-      </w:r>
-      <w:r>
-        <w:rPr>
-          <w:rFonts w:eastAsia="Calibri"/>
-          <w:color w:val="FF0000"/>
-          <w:sz w:val="24"/>
-          <w:szCs w:val="24"/>
-        </w:rPr>
-        <w:t xml:space="preserve"> os objetivos do projeto,</w:t>
-      </w:r>
-      <w:r>
-        <w:rPr>
-          <w:rFonts w:eastAsia="Calibri"/>
-          <w:color w:val="FF0000"/>
-          <w:sz w:val="24"/>
-          <w:szCs w:val="24"/>
-        </w:rPr>
-        <w:t xml:space="preserve"> contendo</w:t>
-      </w:r>
-      <w:r>
-        <w:rPr>
-          <w:rFonts w:eastAsia="Calibri"/>
-          <w:color w:val="FF0000"/>
-          <w:sz w:val="24"/>
-          <w:szCs w:val="24"/>
-        </w:rPr>
-        <w:t xml:space="preserve"> cronograma com os prazos, responsáveis por cada tarefa, recursos e </w:t>
-      </w:r>
-      <w:r>
-        <w:rPr>
-          <w:rFonts w:eastAsia="Calibri"/>
-          <w:color w:val="FF0000"/>
-          <w:sz w:val="24"/>
-          <w:szCs w:val="24"/>
-        </w:rPr>
-        <w:t xml:space="preserve">formas de </w:t>
-      </w:r>
-      <w:r>
-        <w:rPr>
-          <w:rFonts w:eastAsia="Calibri"/>
-          <w:color w:val="FF0000"/>
-          <w:sz w:val="24"/>
-          <w:szCs w:val="24"/>
-        </w:rPr>
-        <w:t>ac</w:t>
-      </w:r>
-      <w:r>
-        <w:rPr>
-          <w:rFonts w:eastAsia="Calibri"/>
-          <w:color w:val="FF0000"/>
-          <w:sz w:val="24"/>
-          <w:szCs w:val="24"/>
-        </w:rPr>
-        <w:t>ompanhamento dos resultados.</w:t>
-      </w:r>
-      <w:r>
-        <w:rPr>
-          <w:rFonts w:eastAsia="Calibri"/>
-          <w:color w:val="FF0000"/>
-          <w:sz w:val="24"/>
-          <w:szCs w:val="24"/>
-        </w:rPr>
-        <w:t xml:space="preserve"> </w:t>
-      </w:r>
-      <w:r>
-        <w:rPr>
-          <w:rFonts w:eastAsia="Calibri"/>
-          <w:color w:val="FF0000"/>
-          <w:sz w:val="24"/>
-          <w:szCs w:val="24"/>
-        </w:rPr>
-        <w:t>O</w:t>
-      </w:r>
-      <w:r>
-        <w:rPr>
-          <w:rFonts w:eastAsia="Calibri"/>
-          <w:color w:val="FF0000"/>
-          <w:sz w:val="24"/>
-          <w:szCs w:val="24"/>
-        </w:rPr>
-        <w:t xml:space="preserve"> plano de </w:t>
-      </w:r>
-      <w:r>
-        <w:rPr>
-          <w:rFonts w:eastAsia="Calibri"/>
-          <w:color w:val="FF0000"/>
-          <w:sz w:val="24"/>
-          <w:szCs w:val="24"/>
-        </w:rPr>
-        <w:t>trabalho</w:t>
-      </w:r>
-      <w:r>
-        <w:rPr>
-          <w:rFonts w:eastAsia="Calibri"/>
-          <w:color w:val="FF0000"/>
-          <w:sz w:val="24"/>
-          <w:szCs w:val="24"/>
-        </w:rPr>
-        <w:t xml:space="preserve"> pode ser formulado de forma digital, de maneira assíncrona ou síncrona, ou mesmo por uso de material físico em sala de aula, tais como:</w:t>
-      </w:r>
-      <w:r>
-        <w:rPr>
-          <w:rFonts w:eastAsia="Calibri"/>
-          <w:color w:val="FF0000"/>
-          <w:sz w:val="24"/>
-          <w:szCs w:val="24"/>
-        </w:rPr>
-        <w:t xml:space="preserve"> cartolinas, quadro branco, murais etc.</w:t>
-      </w:r>
-    </w:p>
-    <w:p>
-      <w:pPr>
-        <w:spacing w:after="0" w:line="276" w:lineRule="auto"/>
-        <w:jc w:val="both"/>
-        <w:rPr>
-          <w:rFonts w:eastAsia="Calibri"/>
-          <w:color w:val="FF0000"/>
-          <w:sz w:val="24"/>
-          <w:szCs w:val="24"/>
-        </w:rPr>
-      </w:pPr>
-      <w:r>
-        <w:rPr>
-          <w:rFonts w:eastAsia="Calibri"/>
-          <w:color w:val="FF0000"/>
-          <w:sz w:val="24"/>
-          <w:szCs w:val="24"/>
-        </w:rPr>
-        <w:t xml:space="preserve">O cronograma deve </w:t>
-      </w:r>
-      <w:r>
-        <w:rPr>
-          <w:rFonts w:eastAsia="Calibri"/>
-          <w:color w:val="FF0000"/>
-          <w:sz w:val="24"/>
-          <w:szCs w:val="24"/>
-        </w:rPr>
-        <w:t xml:space="preserve">especificar qual é o prazo de entrega de cada </w:t>
-      </w:r>
-      <w:r>
-        <w:rPr>
-          <w:rFonts w:eastAsia="Calibri"/>
-          <w:color w:val="FF0000"/>
-          <w:sz w:val="24"/>
-          <w:szCs w:val="24"/>
-        </w:rPr>
-        <w:t xml:space="preserve">uma das etapas do projeto descritas no item 14 – Procedimentos de Ensino-Aprendizagem do Plano de Ensino, bem como </w:t>
-      </w:r>
-      <w:r>
-        <w:rPr>
-          <w:rFonts w:eastAsia="Calibri"/>
-          <w:color w:val="FF0000"/>
-          <w:sz w:val="24"/>
-          <w:szCs w:val="24"/>
-        </w:rPr>
-        <w:t>os prazos para as entregas do texto de cada item deste roteiro de extensão.</w:t>
-      </w:r>
-    </w:p>
-    <w:p>
-      <w:pPr>
-        <w:spacing w:after="0" w:line="276" w:lineRule="auto"/>
-        <w:jc w:val="both"/>
-        <w:rPr>
-          <w:rFonts w:eastAsia="Calibri"/>
-          <w:color w:val="FF0000"/>
-          <w:sz w:val="24"/>
-          <w:szCs w:val="24"/>
-        </w:rPr>
-      </w:pPr>
-    </w:p>
-    <w:p>
-      <w:pPr>
-        <w:spacing w:after="0" w:line="276" w:lineRule="auto"/>
-        <w:jc w:val="both"/>
-        <w:rPr>
-          <w:rFonts w:eastAsia="Calibri"/>
-          <w:color w:val="FF0000"/>
-          <w:sz w:val="24"/>
-          <w:szCs w:val="24"/>
-        </w:rPr>
-      </w:pPr>
-      <w:r>
-        <w:rPr>
-          <w:rFonts w:eastAsia="Calibri"/>
-          <w:color w:val="FF0000"/>
-          <w:sz w:val="24"/>
-          <w:szCs w:val="24"/>
-        </w:rPr>
-        <w:t>Exemplo:</w:t>
-      </w:r>
     </w:p>
     <w:tbl>
       <w:tblPr>
@@ -4605,9 +4338,8 @@
                 <w:sz w:val="24"/>
                 <w:szCs w:val="24"/>
               </w:rPr>
-              <w:t xml:space="preserve">Prática supervisionada com led e </w:t>
-            </w:r>
-            <w:proofErr w:type="spellStart"/>
+              <w:t>Prática</w:t>
+            </w:r>
             <w:r>
               <w:rPr>
                 <w:rFonts w:eastAsia="Calibri"/>
@@ -4615,9 +4347,482 @@
                 <w:sz w:val="24"/>
                 <w:szCs w:val="24"/>
               </w:rPr>
+              <w:t xml:space="preserve"> </w:t>
+            </w:r>
+            <w:r>
+              <w:rPr>
+                <w:rFonts w:eastAsia="Calibri"/>
+                <w:color w:val="FF0000"/>
+                <w:sz w:val="24"/>
+                <w:szCs w:val="24"/>
+              </w:rPr>
+              <w:t xml:space="preserve">supervisionada com </w:t>
+            </w:r>
+            <w:r>
+              <w:rPr>
+                <w:rFonts w:eastAsia="Calibri"/>
+                <w:color w:val="FF0000"/>
+                <w:sz w:val="24"/>
+                <w:szCs w:val="24"/>
+              </w:rPr>
+              <w:t>Speaker.</w:t>
+            </w:r>
+          </w:p>
+        </w:tc>
+        <w:tc>
+          <w:tcPr>
+            <w:tcW w:w="4201" w:type="dxa"/>
+          </w:tcPr>
+          <w:p>
+            <w:pPr>
+              <w:spacing w:line="276" w:lineRule="auto"/>
+              <w:jc w:val="both"/>
+              <w:rPr>
+                <w:rFonts w:eastAsia="Calibri"/>
+                <w:color w:val="FF0000"/>
+                <w:sz w:val="24"/>
+                <w:szCs w:val="24"/>
+              </w:rPr>
+            </w:pPr>
+            <w:r>
+              <w:rPr>
+                <w:rFonts w:eastAsia="Calibri"/>
+                <w:color w:val="FF0000"/>
+                <w:sz w:val="24"/>
+                <w:szCs w:val="24"/>
+              </w:rPr>
+              <w:t xml:space="preserve">Aprendemos a utilizar o </w:t>
+            </w:r>
+            <w:proofErr w:type="spellStart"/>
+            <w:r>
+              <w:rPr>
+                <w:rFonts w:eastAsia="Calibri"/>
+                <w:color w:val="FF0000"/>
+                <w:sz w:val="24"/>
+                <w:szCs w:val="24"/>
+              </w:rPr>
               <w:t>arduino</w:t>
             </w:r>
             <w:proofErr w:type="spellEnd"/>
+            <w:r>
+              <w:rPr>
+                <w:rFonts w:eastAsia="Calibri"/>
+                <w:color w:val="FF0000"/>
+                <w:sz w:val="24"/>
+                <w:szCs w:val="24"/>
+              </w:rPr>
+              <w:t xml:space="preserve"> com o </w:t>
+            </w:r>
+            <w:r>
+              <w:rPr>
+                <w:rFonts w:eastAsia="Calibri"/>
+                <w:color w:val="FF0000"/>
+                <w:sz w:val="24"/>
+                <w:szCs w:val="24"/>
+              </w:rPr>
+              <w:t>speaker</w:t>
+            </w:r>
+            <w:r>
+              <w:rPr>
+                <w:rFonts w:eastAsia="Calibri"/>
+                <w:color w:val="FF0000"/>
+                <w:sz w:val="24"/>
+                <w:szCs w:val="24"/>
+              </w:rPr>
+              <w:t>, programando na plataforma</w:t>
+            </w:r>
+          </w:p>
+        </w:tc>
+      </w:tr>
+      <w:tr>
+        <w:tc>
+          <w:tcPr>
+            <w:tcW w:w="1413" w:type="dxa"/>
+          </w:tcPr>
+          <w:p>
+            <w:pPr>
+              <w:spacing w:line="276" w:lineRule="auto"/>
+              <w:jc w:val="both"/>
+              <w:rPr>
+                <w:rFonts w:eastAsia="Calibri"/>
+                <w:color w:val="FF0000"/>
+                <w:sz w:val="24"/>
+                <w:szCs w:val="24"/>
+              </w:rPr>
+            </w:pPr>
+            <w:r>
+              <w:rPr>
+                <w:rFonts w:eastAsia="Calibri"/>
+                <w:color w:val="FF0000"/>
+                <w:sz w:val="24"/>
+                <w:szCs w:val="24"/>
+              </w:rPr>
+              <w:t>12/03</w:t>
+            </w:r>
+          </w:p>
+        </w:tc>
+        <w:tc>
+          <w:tcPr>
+            <w:tcW w:w="3402" w:type="dxa"/>
+          </w:tcPr>
+          <w:p>
+            <w:pPr>
+              <w:spacing w:line="276" w:lineRule="auto"/>
+              <w:jc w:val="both"/>
+              <w:rPr>
+                <w:rFonts w:eastAsia="Calibri"/>
+                <w:color w:val="FF0000"/>
+                <w:sz w:val="24"/>
+                <w:szCs w:val="24"/>
+              </w:rPr>
+            </w:pPr>
+            <w:r>
+              <w:rPr>
+                <w:rFonts w:eastAsia="Calibri"/>
+                <w:color w:val="FF0000"/>
+                <w:sz w:val="24"/>
+                <w:szCs w:val="24"/>
+              </w:rPr>
+              <w:t>Formação do grupo</w:t>
+            </w:r>
+          </w:p>
+        </w:tc>
+        <w:tc>
+          <w:tcPr>
+            <w:tcW w:w="4201" w:type="dxa"/>
+          </w:tcPr>
+          <w:p>
+            <w:pPr>
+              <w:spacing w:line="276" w:lineRule="auto"/>
+              <w:jc w:val="both"/>
+              <w:rPr>
+                <w:rFonts w:eastAsia="Calibri"/>
+                <w:color w:val="FF0000"/>
+                <w:sz w:val="24"/>
+                <w:szCs w:val="24"/>
+              </w:rPr>
+            </w:pPr>
+            <w:r>
+              <w:rPr>
+                <w:rFonts w:eastAsia="Calibri"/>
+                <w:color w:val="FF0000"/>
+                <w:sz w:val="24"/>
+                <w:szCs w:val="24"/>
+              </w:rPr>
+              <w:t>Conhecer e forma o grupo em sala</w:t>
+            </w:r>
+          </w:p>
+        </w:tc>
+      </w:tr>
+      <w:tr>
+        <w:tc>
+          <w:tcPr>
+            <w:tcW w:w="1413" w:type="dxa"/>
+          </w:tcPr>
+          <w:p>
+            <w:pPr>
+              <w:spacing w:line="276" w:lineRule="auto"/>
+              <w:jc w:val="both"/>
+              <w:rPr>
+                <w:rFonts w:eastAsia="Calibri"/>
+                <w:color w:val="FF0000"/>
+                <w:sz w:val="24"/>
+                <w:szCs w:val="24"/>
+              </w:rPr>
+            </w:pPr>
+            <w:r>
+              <w:rPr>
+                <w:rFonts w:eastAsia="Calibri"/>
+                <w:color w:val="FF0000"/>
+                <w:sz w:val="24"/>
+                <w:szCs w:val="24"/>
+              </w:rPr>
+              <w:t>15/03</w:t>
+            </w:r>
+          </w:p>
+        </w:tc>
+        <w:tc>
+          <w:tcPr>
+            <w:tcW w:w="3402" w:type="dxa"/>
+          </w:tcPr>
+          <w:p>
+            <w:pPr>
+              <w:spacing w:line="276" w:lineRule="auto"/>
+              <w:jc w:val="both"/>
+              <w:rPr>
+                <w:rFonts w:eastAsia="Calibri"/>
+                <w:color w:val="FF0000"/>
+                <w:sz w:val="24"/>
+                <w:szCs w:val="24"/>
+              </w:rPr>
+            </w:pPr>
+            <w:r>
+              <w:rPr>
+                <w:rFonts w:eastAsia="Calibri"/>
+                <w:color w:val="FF0000"/>
+                <w:sz w:val="24"/>
+                <w:szCs w:val="24"/>
+              </w:rPr>
+              <w:t>Compra do material do projeto</w:t>
+            </w:r>
+          </w:p>
+        </w:tc>
+        <w:tc>
+          <w:tcPr>
+            <w:tcW w:w="4201" w:type="dxa"/>
+          </w:tcPr>
+          <w:p>
+            <w:pPr>
+              <w:spacing w:line="276" w:lineRule="auto"/>
+              <w:jc w:val="both"/>
+              <w:rPr>
+                <w:rFonts w:eastAsia="Calibri"/>
+                <w:color w:val="FF0000"/>
+                <w:sz w:val="24"/>
+                <w:szCs w:val="24"/>
+              </w:rPr>
+            </w:pPr>
+            <w:r>
+              <w:rPr>
+                <w:rFonts w:eastAsia="Calibri"/>
+                <w:color w:val="FF0000"/>
+                <w:sz w:val="24"/>
+                <w:szCs w:val="24"/>
+              </w:rPr>
+              <w:t>Compramos o kit de robótica</w:t>
+            </w:r>
+          </w:p>
+        </w:tc>
+      </w:tr>
+      <w:tr>
+        <w:tc>
+          <w:tcPr>
+            <w:tcW w:w="1413" w:type="dxa"/>
+          </w:tcPr>
+          <w:p>
+            <w:pPr>
+              <w:spacing w:line="276" w:lineRule="auto"/>
+              <w:jc w:val="both"/>
+              <w:rPr>
+                <w:rFonts w:eastAsia="Calibri"/>
+                <w:color w:val="FF0000"/>
+                <w:sz w:val="24"/>
+                <w:szCs w:val="24"/>
+              </w:rPr>
+            </w:pPr>
+            <w:r>
+              <w:rPr>
+                <w:rFonts w:eastAsia="Calibri"/>
+                <w:color w:val="FF0000"/>
+                <w:sz w:val="24"/>
+                <w:szCs w:val="24"/>
+              </w:rPr>
+              <w:t>25/03</w:t>
+            </w:r>
+          </w:p>
+        </w:tc>
+        <w:tc>
+          <w:tcPr>
+            <w:tcW w:w="3402" w:type="dxa"/>
+          </w:tcPr>
+          <w:p>
+            <w:pPr>
+              <w:spacing w:line="276" w:lineRule="auto"/>
+              <w:jc w:val="both"/>
+              <w:rPr>
+                <w:rFonts w:eastAsia="Calibri"/>
+                <w:color w:val="FF0000"/>
+                <w:sz w:val="24"/>
+                <w:szCs w:val="24"/>
+              </w:rPr>
+            </w:pPr>
+            <w:r>
+              <w:rPr>
+                <w:rFonts w:eastAsia="Calibri"/>
+                <w:color w:val="FF0000"/>
+                <w:sz w:val="24"/>
+                <w:szCs w:val="24"/>
+              </w:rPr>
+              <w:t>Reunião com o grupo</w:t>
+            </w:r>
+          </w:p>
+        </w:tc>
+        <w:tc>
+          <w:tcPr>
+            <w:tcW w:w="4201" w:type="dxa"/>
+          </w:tcPr>
+          <w:p>
+            <w:pPr>
+              <w:spacing w:line="276" w:lineRule="auto"/>
+              <w:jc w:val="both"/>
+              <w:rPr>
+                <w:rFonts w:eastAsia="Calibri"/>
+                <w:color w:val="FF0000"/>
+                <w:sz w:val="24"/>
+                <w:szCs w:val="24"/>
+              </w:rPr>
+            </w:pPr>
+            <w:r>
+              <w:rPr>
+                <w:rFonts w:eastAsia="Calibri"/>
+                <w:color w:val="FF0000"/>
+                <w:sz w:val="24"/>
+                <w:szCs w:val="24"/>
+              </w:rPr>
+              <w:t>Decidimos sobre o tema do projeto</w:t>
+            </w:r>
+          </w:p>
+        </w:tc>
+      </w:tr>
+      <w:tr>
+        <w:tc>
+          <w:tcPr>
+            <w:tcW w:w="1413" w:type="dxa"/>
+          </w:tcPr>
+          <w:p>
+            <w:pPr>
+              <w:spacing w:line="276" w:lineRule="auto"/>
+              <w:jc w:val="both"/>
+              <w:rPr>
+                <w:rFonts w:eastAsia="Calibri"/>
+                <w:color w:val="FF0000"/>
+                <w:sz w:val="24"/>
+                <w:szCs w:val="24"/>
+              </w:rPr>
+            </w:pPr>
+            <w:r>
+              <w:rPr>
+                <w:rFonts w:eastAsia="Calibri"/>
+                <w:color w:val="FF0000"/>
+                <w:sz w:val="24"/>
+                <w:szCs w:val="24"/>
+              </w:rPr>
+              <w:t>0</w:t>
+            </w:r>
+            <w:r>
+              <w:rPr>
+                <w:rFonts w:eastAsia="Calibri"/>
+                <w:color w:val="FF0000"/>
+                <w:sz w:val="24"/>
+                <w:szCs w:val="24"/>
+              </w:rPr>
+              <w:t>5</w:t>
+            </w:r>
+            <w:r>
+              <w:rPr>
+                <w:rFonts w:eastAsia="Calibri"/>
+                <w:color w:val="FF0000"/>
+                <w:sz w:val="24"/>
+                <w:szCs w:val="24"/>
+              </w:rPr>
+              <w:t>/0</w:t>
+            </w:r>
+            <w:r>
+              <w:rPr>
+                <w:rFonts w:eastAsia="Calibri"/>
+                <w:color w:val="FF0000"/>
+                <w:sz w:val="24"/>
+                <w:szCs w:val="24"/>
+              </w:rPr>
+              <w:t>4</w:t>
+            </w:r>
+          </w:p>
+        </w:tc>
+        <w:tc>
+          <w:tcPr>
+            <w:tcW w:w="3402" w:type="dxa"/>
+          </w:tcPr>
+          <w:p>
+            <w:pPr>
+              <w:spacing w:line="276" w:lineRule="auto"/>
+              <w:jc w:val="both"/>
+              <w:rPr>
+                <w:rFonts w:eastAsia="Calibri"/>
+                <w:color w:val="FF0000"/>
+                <w:sz w:val="24"/>
+                <w:szCs w:val="24"/>
+              </w:rPr>
+            </w:pPr>
+            <w:r>
+              <w:rPr>
+                <w:rFonts w:eastAsia="Calibri"/>
+                <w:color w:val="FF0000"/>
+                <w:sz w:val="24"/>
+                <w:szCs w:val="24"/>
+              </w:rPr>
+              <w:t>Carta de aceite</w:t>
+            </w:r>
+          </w:p>
+        </w:tc>
+        <w:tc>
+          <w:tcPr>
+            <w:tcW w:w="4201" w:type="dxa"/>
+          </w:tcPr>
+          <w:p>
+            <w:pPr>
+              <w:spacing w:line="276" w:lineRule="auto"/>
+              <w:jc w:val="both"/>
+              <w:rPr>
+                <w:rFonts w:eastAsia="Calibri"/>
+                <w:color w:val="FF0000"/>
+                <w:sz w:val="24"/>
+                <w:szCs w:val="24"/>
+              </w:rPr>
+            </w:pPr>
+            <w:r>
+              <w:rPr>
+                <w:rFonts w:eastAsia="Calibri"/>
+                <w:color w:val="FF0000"/>
+                <w:sz w:val="24"/>
+                <w:szCs w:val="24"/>
+              </w:rPr>
+              <w:t>Levamos a carta de aceite na parte interessada</w:t>
+            </w:r>
+          </w:p>
+        </w:tc>
+      </w:tr>
+      <w:tr>
+        <w:tc>
+          <w:tcPr>
+            <w:tcW w:w="1413" w:type="dxa"/>
+          </w:tcPr>
+          <w:p>
+            <w:pPr>
+              <w:spacing w:line="276" w:lineRule="auto"/>
+              <w:jc w:val="both"/>
+              <w:rPr>
+                <w:rFonts w:eastAsia="Calibri"/>
+                <w:color w:val="FF0000"/>
+                <w:sz w:val="24"/>
+                <w:szCs w:val="24"/>
+              </w:rPr>
+            </w:pPr>
+            <w:r>
+              <w:rPr>
+                <w:rFonts w:eastAsia="Calibri"/>
+                <w:color w:val="FF0000"/>
+                <w:sz w:val="24"/>
+                <w:szCs w:val="24"/>
+              </w:rPr>
+              <w:t>09/06</w:t>
+            </w:r>
+          </w:p>
+        </w:tc>
+        <w:tc>
+          <w:tcPr>
+            <w:tcW w:w="3402" w:type="dxa"/>
+          </w:tcPr>
+          <w:p>
+            <w:pPr>
+              <w:spacing w:line="276" w:lineRule="auto"/>
+              <w:jc w:val="both"/>
+              <w:rPr>
+                <w:rFonts w:eastAsia="Calibri"/>
+                <w:color w:val="FF0000"/>
+                <w:sz w:val="24"/>
+                <w:szCs w:val="24"/>
+              </w:rPr>
+            </w:pPr>
           </w:p>
         </w:tc>
         <w:tc>
@@ -4654,6 +4859,24 @@
                 <w:szCs w:val="24"/>
               </w:rPr>
             </w:pPr>
+            <w:r>
+              <w:rPr>
+                <w:rFonts w:eastAsia="Calibri"/>
+                <w:color w:val="FF0000"/>
+                <w:sz w:val="24"/>
+                <w:szCs w:val="24"/>
+              </w:rPr>
+              <w:t>14</w:t>
+            </w:r>
+            <w:r>
+              <w:rPr>
+                <w:rFonts w:eastAsia="Calibri"/>
+                <w:color w:val="FF0000"/>
+                <w:sz w:val="24"/>
+                <w:szCs w:val="24"/>
+              </w:rPr>
+              <w:t>/06</w:t>
+            </w:r>
           </w:p>
         </w:tc>
         <w:tc>
@@ -4671,6 +4894,15 @@
                 <w:szCs w:val="24"/>
               </w:rPr>
             </w:pPr>
+            <w:r>
+              <w:rPr>
+                <w:rFonts w:eastAsia="Calibri"/>
+                <w:color w:val="FF0000"/>
+                <w:sz w:val="24"/>
+                <w:szCs w:val="24"/>
+              </w:rPr>
+              <w:t>Apresentação do projeto na parte interessada</w:t>
+            </w:r>
           </w:p>
         </w:tc>
         <w:tc>
@@ -4688,6 +4920,15 @@
                 <w:szCs w:val="24"/>
               </w:rPr>
             </w:pPr>
+            <w:r>
+              <w:rPr>
+                <w:rFonts w:eastAsia="Calibri"/>
+                <w:color w:val="FF0000"/>
+                <w:sz w:val="24"/>
+                <w:szCs w:val="24"/>
+              </w:rPr>
+              <w:t xml:space="preserve">Apresentamos o projeto na parte interessada e colemos evidência </w:t>
+            </w:r>
           </w:p>
         </w:tc>
       </w:tr>
@@ -4714,7 +4955,25 @@
                 <w:sz w:val="24"/>
                 <w:szCs w:val="24"/>
               </w:rPr>
-              <w:t>15/03</w:t>
+              <w:t>1</w:t>
+            </w:r>
+            <w:r>
+              <w:rPr>
+                <w:rFonts w:eastAsia="Calibri"/>
+                <w:color w:val="FF0000"/>
+                <w:sz w:val="24"/>
+                <w:szCs w:val="24"/>
+              </w:rPr>
+              <w:t>8</w:t>
+            </w:r>
+            <w:r>
+              <w:rPr>
+                <w:rFonts w:eastAsia="Calibri"/>
+                <w:color w:val="FF0000"/>
+                <w:sz w:val="24"/>
+                <w:szCs w:val="24"/>
+              </w:rPr>
+              <w:t>/06</w:t>
             </w:r>
           </w:p>
         </w:tc>
@@ -4740,7 +4999,7 @@
                 <w:sz w:val="24"/>
                 <w:szCs w:val="24"/>
               </w:rPr>
-              <w:t>Compra do material do projeto</w:t>
+              <w:t>Apresentação do projeto para a banca de avaliação</w:t>
             </w:r>
           </w:p>
         </w:tc>
@@ -4766,362 +5025,6 @@
                 <w:sz w:val="24"/>
                 <w:szCs w:val="24"/>
               </w:rPr>
-              <w:t>Compramos o kit de robótica</w:t>
-            </w:r>
-          </w:p>
-        </w:tc>
-      </w:tr>
-      <w:tr>
-        <w:tc>
-          <w:tcPr>
-            <w:tcW w:w="1413" w:type="dxa"/>
-          </w:tcPr>
-          <w:p>
-            <w:pPr>
-              <w:spacing w:line="276" w:lineRule="auto"/>
-              <w:jc w:val="both"/>
-              <w:rPr>
-                <w:rFonts w:eastAsia="Calibri"/>
-                <w:color w:val="FF0000"/>
-                <w:sz w:val="24"/>
-                <w:szCs w:val="24"/>
-              </w:rPr>
-            </w:pPr>
-            <w:r>
-              <w:rPr>
-                <w:rFonts w:eastAsia="Calibri"/>
-                <w:color w:val="FF0000"/>
-                <w:sz w:val="24"/>
-                <w:szCs w:val="24"/>
-              </w:rPr>
-              <w:t>25/03</w:t>
-            </w:r>
-          </w:p>
-        </w:tc>
-        <w:tc>
-          <w:tcPr>
-            <w:tcW w:w="3402" w:type="dxa"/>
-          </w:tcPr>
-          <w:p>
-            <w:pPr>
-              <w:spacing w:line="276" w:lineRule="auto"/>
-              <w:jc w:val="both"/>
-              <w:rPr>
-                <w:rFonts w:eastAsia="Calibri"/>
-                <w:color w:val="FF0000"/>
-                <w:sz w:val="24"/>
-                <w:szCs w:val="24"/>
-              </w:rPr>
-            </w:pPr>
-            <w:r>
-              <w:rPr>
-                <w:rFonts w:eastAsia="Calibri"/>
-                <w:color w:val="FF0000"/>
-                <w:sz w:val="24"/>
-                <w:szCs w:val="24"/>
-              </w:rPr>
-              <w:t>Reunião com o grupo</w:t>
-            </w:r>
-          </w:p>
-        </w:tc>
-        <w:tc>
-          <w:tcPr>
-            <w:tcW w:w="4201" w:type="dxa"/>
-          </w:tcPr>
-          <w:p>
-            <w:pPr>
-              <w:spacing w:line="276" w:lineRule="auto"/>
-              <w:jc w:val="both"/>
-              <w:rPr>
-                <w:rFonts w:eastAsia="Calibri"/>
-                <w:color w:val="FF0000"/>
-                <w:sz w:val="24"/>
-                <w:szCs w:val="24"/>
-              </w:rPr>
-            </w:pPr>
-            <w:r>
-              <w:rPr>
-                <w:rFonts w:eastAsia="Calibri"/>
-                <w:color w:val="FF0000"/>
-                <w:sz w:val="24"/>
-                <w:szCs w:val="24"/>
-              </w:rPr>
-              <w:t>Decidimos sobre o tema do projeto</w:t>
-            </w:r>
-          </w:p>
-        </w:tc>
-      </w:tr>
-      <w:tr>
-        <w:tc>
-          <w:tcPr>
-            <w:tcW w:w="1413" w:type="dxa"/>
-          </w:tcPr>
-          <w:p>
-            <w:pPr>
-              <w:spacing w:line="276" w:lineRule="auto"/>
-              <w:jc w:val="both"/>
-              <w:rPr>
-                <w:rFonts w:eastAsia="Calibri"/>
-                <w:color w:val="FF0000"/>
-                <w:sz w:val="24"/>
-                <w:szCs w:val="24"/>
-              </w:rPr>
-            </w:pPr>
-            <w:r>
-              <w:rPr>
-                <w:rFonts w:eastAsia="Calibri"/>
-                <w:color w:val="FF0000"/>
-                <w:sz w:val="24"/>
-                <w:szCs w:val="24"/>
-              </w:rPr>
-              <w:t>0/0</w:t>
-            </w:r>
-            <w:r>
-              <w:rPr>
-                <w:rFonts w:eastAsia="Calibri"/>
-                <w:color w:val="FF0000"/>
-                <w:sz w:val="24"/>
-                <w:szCs w:val="24"/>
-              </w:rPr>
-              <w:t>4</w:t>
-            </w:r>
-          </w:p>
-        </w:tc>
-        <w:tc>
-          <w:tcPr>
-            <w:tcW w:w="3402" w:type="dxa"/>
-          </w:tcPr>
-          <w:p>
-            <w:pPr>
-              <w:spacing w:line="276" w:lineRule="auto"/>
-              <w:jc w:val="both"/>
-              <w:rPr>
-                <w:rFonts w:eastAsia="Calibri"/>
-                <w:color w:val="FF0000"/>
-                <w:sz w:val="24"/>
-                <w:szCs w:val="24"/>
-              </w:rPr>
-            </w:pPr>
-            <w:r>
-              <w:rPr>
-                <w:rFonts w:eastAsia="Calibri"/>
-                <w:color w:val="FF0000"/>
-                <w:sz w:val="24"/>
-                <w:szCs w:val="24"/>
-              </w:rPr>
-              <w:t>Carta de aceite</w:t>
-            </w:r>
-          </w:p>
-        </w:tc>
-        <w:tc>
-          <w:tcPr>
-            <w:tcW w:w="4201" w:type="dxa"/>
-          </w:tcPr>
-          <w:p>
-            <w:pPr>
-              <w:spacing w:line="276" w:lineRule="auto"/>
-              <w:jc w:val="both"/>
-              <w:rPr>
-                <w:rFonts w:eastAsia="Calibri"/>
-                <w:color w:val="FF0000"/>
-                <w:sz w:val="24"/>
-                <w:szCs w:val="24"/>
-              </w:rPr>
-            </w:pPr>
-            <w:r>
-              <w:rPr>
-                <w:rFonts w:eastAsia="Calibri"/>
-                <w:color w:val="FF0000"/>
-                <w:sz w:val="24"/>
-                <w:szCs w:val="24"/>
-              </w:rPr>
-              <w:t>Levamos a carta de aceite na parte interessada</w:t>
-            </w:r>
-          </w:p>
-        </w:tc>
-      </w:tr>
-      <w:tr>
-        <w:tc>
-          <w:tcPr>
-            <w:tcW w:w="1413" w:type="dxa"/>
-          </w:tcPr>
-          <w:p>
-            <w:pPr>
-              <w:spacing w:line="276" w:lineRule="auto"/>
-              <w:jc w:val="both"/>
-              <w:rPr>
-                <w:rFonts w:eastAsia="Calibri"/>
-                <w:color w:val="FF0000"/>
-                <w:sz w:val="24"/>
-                <w:szCs w:val="24"/>
-              </w:rPr>
-            </w:pPr>
-            <w:r>
-              <w:rPr>
-                <w:rFonts w:eastAsia="Calibri"/>
-                <w:color w:val="FF0000"/>
-                <w:sz w:val="24"/>
-                <w:szCs w:val="24"/>
-              </w:rPr>
-              <w:t>14</w:t>
-            </w:r>
-            <w:r>
-              <w:rPr>
-                <w:rFonts w:eastAsia="Calibri"/>
-                <w:color w:val="FF0000"/>
-                <w:sz w:val="24"/>
-                <w:szCs w:val="24"/>
-              </w:rPr>
-              <w:t>/06</w:t>
-            </w:r>
-          </w:p>
-        </w:tc>
-        <w:tc>
-          <w:tcPr>
-            <w:tcW w:w="3402" w:type="dxa"/>
-          </w:tcPr>
-          <w:p>
-            <w:pPr>
-              <w:spacing w:line="276" w:lineRule="auto"/>
-              <w:jc w:val="both"/>
-              <w:rPr>
-                <w:rFonts w:eastAsia="Calibri"/>
-                <w:color w:val="FF0000"/>
-                <w:sz w:val="24"/>
-                <w:szCs w:val="24"/>
-              </w:rPr>
-            </w:pPr>
-            <w:r>
-              <w:rPr>
-                <w:rFonts w:eastAsia="Calibri"/>
-                <w:color w:val="FF0000"/>
-                <w:sz w:val="24"/>
-                <w:szCs w:val="24"/>
-              </w:rPr>
-              <w:t>Apresentação do projeto na parte interessada</w:t>
-            </w:r>
-          </w:p>
-        </w:tc>
-        <w:tc>
-          <w:tcPr>
-            <w:tcW w:w="4201" w:type="dxa"/>
-          </w:tcPr>
-          <w:p>
-            <w:pPr>
-              <w:spacing w:line="276" w:lineRule="auto"/>
-              <w:jc w:val="both"/>
-              <w:rPr>
-                <w:rFonts w:eastAsia="Calibri"/>
-                <w:color w:val="FF0000"/>
-                <w:sz w:val="24"/>
-                <w:szCs w:val="24"/>
-              </w:rPr>
-            </w:pPr>
-            <w:r>
-              <w:rPr>
-                <w:rFonts w:eastAsia="Calibri"/>
-                <w:color w:val="FF0000"/>
-                <w:sz w:val="24"/>
-                <w:szCs w:val="24"/>
-              </w:rPr>
-              <w:t xml:space="preserve">Apresentamos o projeto na parte interessada e colemos evidência </w:t>
-            </w:r>
-          </w:p>
-        </w:tc>
-      </w:tr>
-      <w:tr>
-        <w:tc>
-          <w:tcPr>
-            <w:tcW w:w="1413" w:type="dxa"/>
-          </w:tcPr>
-          <w:p>
-            <w:pPr>
-              <w:spacing w:line="276" w:lineRule="auto"/>
-              <w:jc w:val="both"/>
-              <w:rPr>
-                <w:rFonts w:eastAsia="Calibri"/>
-                <w:color w:val="FF0000"/>
-                <w:sz w:val="24"/>
-                <w:szCs w:val="24"/>
-              </w:rPr>
-            </w:pPr>
-            <w:r>
-              <w:rPr>
-                <w:rFonts w:eastAsia="Calibri"/>
-                <w:color w:val="FF0000"/>
-                <w:sz w:val="24"/>
-                <w:szCs w:val="24"/>
-              </w:rPr>
-              <w:t>1</w:t>
-            </w:r>
-            <w:r>
-              <w:rPr>
-                <w:rFonts w:eastAsia="Calibri"/>
-                <w:color w:val="FF0000"/>
-                <w:sz w:val="24"/>
-                <w:szCs w:val="24"/>
-              </w:rPr>
-              <w:t>8</w:t>
-            </w:r>
-            <w:r>
-              <w:rPr>
-                <w:rFonts w:eastAsia="Calibri"/>
-                <w:color w:val="FF0000"/>
-                <w:sz w:val="24"/>
-                <w:szCs w:val="24"/>
-              </w:rPr>
-              <w:t>/06</w:t>
-            </w:r>
-          </w:p>
-        </w:tc>
-        <w:tc>
-          <w:tcPr>
-            <w:tcW w:w="3402" w:type="dxa"/>
-          </w:tcPr>
-          <w:p>
-            <w:pPr>
-              <w:spacing w:line="276" w:lineRule="auto"/>
-              <w:jc w:val="both"/>
-              <w:rPr>
-                <w:rFonts w:eastAsia="Calibri"/>
-                <w:color w:val="FF0000"/>
-                <w:sz w:val="24"/>
-                <w:szCs w:val="24"/>
-              </w:rPr>
-            </w:pPr>
-            <w:r>
-              <w:rPr>
-                <w:rFonts w:eastAsia="Calibri"/>
-                <w:color w:val="FF0000"/>
-                <w:sz w:val="24"/>
-                <w:szCs w:val="24"/>
-              </w:rPr>
-              <w:t>Apresentação do projeto para a banca de avaliação</w:t>
-            </w:r>
-          </w:p>
-        </w:tc>
-        <w:tc>
-          <w:tcPr>
-            <w:tcW w:w="4201" w:type="dxa"/>
-          </w:tcPr>
-          <w:p>
-            <w:pPr>
-              <w:spacing w:line="276" w:lineRule="auto"/>
-              <w:jc w:val="both"/>
-              <w:rPr>
-                <w:rFonts w:eastAsia="Calibri"/>
-                <w:color w:val="FF0000"/>
-                <w:sz w:val="24"/>
-                <w:szCs w:val="24"/>
-              </w:rPr>
-            </w:pPr>
-            <w:r>
-              <w:rPr>
-                <w:rFonts w:eastAsia="Calibri"/>
-                <w:color w:val="FF0000"/>
-                <w:sz w:val="24"/>
-                <w:szCs w:val="24"/>
-              </w:rPr>
               <w:t>Apresentamos o projeto para o corpo acadêmico da instituição</w:t>
             </w:r>
           </w:p>
@@ -5524,210 +5427,210 @@
           <w:sz w:val="24"/>
           <w:szCs w:val="24"/>
         </w:rPr>
+        <w:t xml:space="preserve">1. Criação do vídeo com conceito de internet </w:t>
+      </w:r>
+      <w:proofErr w:type="gramStart"/>
+      <w:r>
+        <w:rPr>
+          <w:rFonts w:eastAsia="Calibri" w:cstheme="minorHAnsi"/>
+          <w:color w:val="FF0000"/>
+          <w:sz w:val="24"/>
+          <w:szCs w:val="24"/>
+        </w:rPr>
+        <w:t>da coisas</w:t>
+      </w:r>
+      <w:proofErr w:type="gramEnd"/>
+      <w:r>
+        <w:rPr>
+          <w:rFonts w:eastAsia="Calibri" w:cstheme="minorHAnsi"/>
+          <w:color w:val="FF0000"/>
+          <w:sz w:val="24"/>
+          <w:szCs w:val="24"/>
+        </w:rPr>
+        <w:t xml:space="preserve"> e explicação do assunto com a parte interessada;</w:t>
+      </w:r>
+    </w:p>
+    <w:p>
+      <w:pPr>
+        <w:spacing w:after="0" w:line="276" w:lineRule="auto"/>
+        <w:jc w:val="both"/>
+        <w:rPr>
+          <w:rFonts w:eastAsia="Calibri" w:cstheme="minorHAnsi"/>
+          <w:color w:val="FF0000"/>
+          <w:sz w:val="24"/>
+          <w:szCs w:val="24"/>
+        </w:rPr>
+      </w:pPr>
+      <w:r>
+        <w:rPr>
+          <w:rFonts w:eastAsia="Calibri" w:cstheme="minorHAnsi"/>
+          <w:color w:val="FF0000"/>
+          <w:sz w:val="24"/>
+          <w:szCs w:val="24"/>
+        </w:rPr>
+        <w:t>2. V</w:t>
+      </w:r>
+      <w:r>
+        <w:rPr>
+          <w:rFonts w:eastAsia="Calibri" w:cstheme="minorHAnsi"/>
+          <w:color w:val="FF0000"/>
+          <w:sz w:val="24"/>
+          <w:szCs w:val="24"/>
+        </w:rPr>
+        <w:t>isita na parte interessada para identificar problemática;</w:t>
+      </w:r>
+    </w:p>
+    <w:p>
+      <w:pPr>
+        <w:spacing w:after="0" w:line="276" w:lineRule="auto"/>
+        <w:jc w:val="both"/>
+        <w:rPr>
+          <w:rFonts w:eastAsia="Calibri" w:cstheme="minorHAnsi"/>
+          <w:color w:val="FF0000"/>
+          <w:sz w:val="24"/>
+          <w:szCs w:val="24"/>
+        </w:rPr>
+      </w:pPr>
+      <w:r>
+        <w:rPr>
+          <w:rFonts w:eastAsia="Calibri" w:cstheme="minorHAnsi"/>
+          <w:color w:val="FF0000"/>
+          <w:sz w:val="24"/>
+          <w:szCs w:val="24"/>
+        </w:rPr>
+        <w:t>3. Divulgação do link do vídeo sobre IOT para sociedade;</w:t>
+      </w:r>
+    </w:p>
+    <w:p>
+      <w:pPr>
+        <w:spacing w:after="0" w:line="276" w:lineRule="auto"/>
+        <w:jc w:val="both"/>
+        <w:rPr>
+          <w:rFonts w:eastAsia="Calibri" w:cstheme="minorHAnsi"/>
+          <w:color w:val="FF0000"/>
+          <w:sz w:val="24"/>
+          <w:szCs w:val="24"/>
+        </w:rPr>
+      </w:pPr>
+      <w:r>
+        <w:rPr>
+          <w:rFonts w:eastAsia="Calibri" w:cstheme="minorHAnsi"/>
+          <w:color w:val="FF0000"/>
+          <w:sz w:val="24"/>
+          <w:szCs w:val="24"/>
+        </w:rPr>
+        <w:t>4</w:t>
+      </w:r>
+      <w:r>
+        <w:rPr>
+          <w:rFonts w:eastAsia="Calibri" w:cstheme="minorHAnsi"/>
+          <w:color w:val="FF0000"/>
+          <w:sz w:val="24"/>
+          <w:szCs w:val="24"/>
+        </w:rPr>
+        <w:t xml:space="preserve">. Contato periódico </w:t>
+      </w:r>
+      <w:r>
+        <w:rPr>
+          <w:rFonts w:eastAsia="Calibri" w:cstheme="minorHAnsi"/>
+          <w:color w:val="FF0000"/>
+          <w:sz w:val="24"/>
+          <w:szCs w:val="24"/>
+        </w:rPr>
+        <w:t>com a parte interessada para alinhamento da apresentação do projeto;</w:t>
+      </w:r>
+    </w:p>
+    <w:p>
+      <w:pPr>
+        <w:spacing w:after="0" w:line="276" w:lineRule="auto"/>
+        <w:jc w:val="both"/>
+        <w:rPr>
+          <w:rFonts w:eastAsia="Calibri" w:cstheme="minorHAnsi"/>
+          <w:color w:val="FF0000"/>
+          <w:sz w:val="24"/>
+          <w:szCs w:val="24"/>
+        </w:rPr>
+      </w:pPr>
+      <w:r>
+        <w:rPr>
+          <w:rFonts w:eastAsia="Calibri" w:cstheme="minorHAnsi"/>
+          <w:color w:val="FF0000"/>
+          <w:sz w:val="24"/>
+          <w:szCs w:val="24"/>
+        </w:rPr>
+        <w:t>5</w:t>
+      </w:r>
+      <w:r>
+        <w:rPr>
+          <w:rFonts w:eastAsia="Calibri" w:cstheme="minorHAnsi"/>
+          <w:color w:val="FF0000"/>
+          <w:sz w:val="24"/>
+          <w:szCs w:val="24"/>
+        </w:rPr>
+        <w:t>. Implementação do projeto físico para resolutiva da problemática da parte interessada;</w:t>
+      </w:r>
+    </w:p>
+    <w:p>
+      <w:pPr>
+        <w:spacing w:after="0" w:line="276" w:lineRule="auto"/>
+        <w:jc w:val="both"/>
+        <w:rPr>
+          <w:rFonts w:eastAsia="Calibri" w:cstheme="minorHAnsi"/>
+          <w:color w:val="FF0000"/>
+          <w:sz w:val="24"/>
+          <w:szCs w:val="24"/>
+        </w:rPr>
+      </w:pPr>
+      <w:r>
+        <w:rPr>
+          <w:rFonts w:eastAsia="Calibri" w:cstheme="minorHAnsi"/>
+          <w:color w:val="FF0000"/>
+          <w:sz w:val="24"/>
+          <w:szCs w:val="24"/>
+        </w:rPr>
+        <w:t>6. Práticas supervisionadas em sala de aula;</w:t>
+      </w:r>
+    </w:p>
+    <w:p>
+      <w:pPr>
+        <w:spacing w:after="0" w:line="276" w:lineRule="auto"/>
+        <w:jc w:val="both"/>
+        <w:rPr>
+          <w:rFonts w:eastAsia="Calibri" w:cstheme="minorHAnsi"/>
+          <w:color w:val="FF0000"/>
+          <w:sz w:val="24"/>
+          <w:szCs w:val="24"/>
+        </w:rPr>
+      </w:pPr>
+      <w:r>
+        <w:rPr>
+          <w:rFonts w:eastAsia="Calibri" w:cstheme="minorHAnsi"/>
+          <w:color w:val="FF0000"/>
+          <w:sz w:val="24"/>
+          <w:szCs w:val="24"/>
+        </w:rPr>
+        <w:t>7. Coleta de resultados e avaliação do projeto junto a parte interessada.</w:t>
+      </w:r>
+    </w:p>
+    <w:p>
+      <w:pPr>
+        <w:spacing w:after="0" w:line="276" w:lineRule="auto"/>
+        <w:jc w:val="both"/>
+        <w:rPr>
+          <w:rFonts w:eastAsia="Calibri" w:cstheme="minorHAnsi"/>
+          <w:color w:val="FF0000"/>
+          <w:sz w:val="24"/>
+          <w:szCs w:val="24"/>
+        </w:rPr>
+      </w:pPr>
+      <w:r>
+        <w:rPr>
+          <w:rFonts w:eastAsia="Calibri" w:cstheme="minorHAnsi"/>
+          <w:color w:val="FF0000"/>
+          <w:sz w:val="24"/>
+          <w:szCs w:val="24"/>
+        </w:rPr>
         <w:lastRenderedPageBreak/>
-        <w:t xml:space="preserve">1. Criação do vídeo com conceito de internet </w:t>
-      </w:r>
-      <w:proofErr w:type="gramStart"/>
-      <w:r>
-        <w:rPr>
-          <w:rFonts w:eastAsia="Calibri" w:cstheme="minorHAnsi"/>
-          <w:color w:val="FF0000"/>
-          <w:sz w:val="24"/>
-          <w:szCs w:val="24"/>
-        </w:rPr>
-        <w:t>da coisas</w:t>
-      </w:r>
-      <w:proofErr w:type="gramEnd"/>
-      <w:r>
-        <w:rPr>
-          <w:rFonts w:eastAsia="Calibri" w:cstheme="minorHAnsi"/>
-          <w:color w:val="FF0000"/>
-          <w:sz w:val="24"/>
-          <w:szCs w:val="24"/>
-        </w:rPr>
-        <w:t xml:space="preserve"> e explicação do assunto com a parte interessada;</w:t>
-      </w:r>
-    </w:p>
-    <w:p>
-      <w:pPr>
-        <w:spacing w:after="0" w:line="276" w:lineRule="auto"/>
-        <w:jc w:val="both"/>
-        <w:rPr>
-          <w:rFonts w:eastAsia="Calibri" w:cstheme="minorHAnsi"/>
-          <w:color w:val="FF0000"/>
-          <w:sz w:val="24"/>
-          <w:szCs w:val="24"/>
-        </w:rPr>
-      </w:pPr>
-      <w:r>
-        <w:rPr>
-          <w:rFonts w:eastAsia="Calibri" w:cstheme="minorHAnsi"/>
-          <w:color w:val="FF0000"/>
-          <w:sz w:val="24"/>
-          <w:szCs w:val="24"/>
-        </w:rPr>
-        <w:t>2. V</w:t>
-      </w:r>
-      <w:r>
-        <w:rPr>
-          <w:rFonts w:eastAsia="Calibri" w:cstheme="minorHAnsi"/>
-          <w:color w:val="FF0000"/>
-          <w:sz w:val="24"/>
-          <w:szCs w:val="24"/>
-        </w:rPr>
-        <w:t>isita na parte interessada para identificar problemática;</w:t>
-      </w:r>
-    </w:p>
-    <w:p>
-      <w:pPr>
-        <w:spacing w:after="0" w:line="276" w:lineRule="auto"/>
-        <w:jc w:val="both"/>
-        <w:rPr>
-          <w:rFonts w:eastAsia="Calibri" w:cstheme="minorHAnsi"/>
-          <w:color w:val="FF0000"/>
-          <w:sz w:val="24"/>
-          <w:szCs w:val="24"/>
-        </w:rPr>
-      </w:pPr>
-      <w:r>
-        <w:rPr>
-          <w:rFonts w:eastAsia="Calibri" w:cstheme="minorHAnsi"/>
-          <w:color w:val="FF0000"/>
-          <w:sz w:val="24"/>
-          <w:szCs w:val="24"/>
-        </w:rPr>
-        <w:t>3. Divulgação do link do vídeo sobre IOT para sociedade;</w:t>
-      </w:r>
-    </w:p>
-    <w:p>
-      <w:pPr>
-        <w:spacing w:after="0" w:line="276" w:lineRule="auto"/>
-        <w:jc w:val="both"/>
-        <w:rPr>
-          <w:rFonts w:eastAsia="Calibri" w:cstheme="minorHAnsi"/>
-          <w:color w:val="FF0000"/>
-          <w:sz w:val="24"/>
-          <w:szCs w:val="24"/>
-        </w:rPr>
-      </w:pPr>
-      <w:r>
-        <w:rPr>
-          <w:rFonts w:eastAsia="Calibri" w:cstheme="minorHAnsi"/>
-          <w:color w:val="FF0000"/>
-          <w:sz w:val="24"/>
-          <w:szCs w:val="24"/>
-        </w:rPr>
-        <w:t>4</w:t>
-      </w:r>
-      <w:r>
-        <w:rPr>
-          <w:rFonts w:eastAsia="Calibri" w:cstheme="minorHAnsi"/>
-          <w:color w:val="FF0000"/>
-          <w:sz w:val="24"/>
-          <w:szCs w:val="24"/>
-        </w:rPr>
-        <w:t xml:space="preserve">. Contato periódico </w:t>
-      </w:r>
-      <w:r>
-        <w:rPr>
-          <w:rFonts w:eastAsia="Calibri" w:cstheme="minorHAnsi"/>
-          <w:color w:val="FF0000"/>
-          <w:sz w:val="24"/>
-          <w:szCs w:val="24"/>
-        </w:rPr>
-        <w:t>com a parte interessada para alinhamento da apresentação do projeto;</w:t>
-      </w:r>
-    </w:p>
-    <w:p>
-      <w:pPr>
-        <w:spacing w:after="0" w:line="276" w:lineRule="auto"/>
-        <w:jc w:val="both"/>
-        <w:rPr>
-          <w:rFonts w:eastAsia="Calibri" w:cstheme="minorHAnsi"/>
-          <w:color w:val="FF0000"/>
-          <w:sz w:val="24"/>
-          <w:szCs w:val="24"/>
-        </w:rPr>
-      </w:pPr>
-      <w:r>
-        <w:rPr>
-          <w:rFonts w:eastAsia="Calibri" w:cstheme="minorHAnsi"/>
-          <w:color w:val="FF0000"/>
-          <w:sz w:val="24"/>
-          <w:szCs w:val="24"/>
-        </w:rPr>
-        <w:t>5</w:t>
-      </w:r>
-      <w:r>
-        <w:rPr>
-          <w:rFonts w:eastAsia="Calibri" w:cstheme="minorHAnsi"/>
-          <w:color w:val="FF0000"/>
-          <w:sz w:val="24"/>
-          <w:szCs w:val="24"/>
-        </w:rPr>
-        <w:t>. Implementação do projeto físico para resolutiva da problemática da parte interessada;</w:t>
-      </w:r>
-    </w:p>
-    <w:p>
-      <w:pPr>
-        <w:spacing w:after="0" w:line="276" w:lineRule="auto"/>
-        <w:jc w:val="both"/>
-        <w:rPr>
-          <w:rFonts w:eastAsia="Calibri" w:cstheme="minorHAnsi"/>
-          <w:color w:val="FF0000"/>
-          <w:sz w:val="24"/>
-          <w:szCs w:val="24"/>
-        </w:rPr>
-      </w:pPr>
-      <w:r>
-        <w:rPr>
-          <w:rFonts w:eastAsia="Calibri" w:cstheme="minorHAnsi"/>
-          <w:color w:val="FF0000"/>
-          <w:sz w:val="24"/>
-          <w:szCs w:val="24"/>
-        </w:rPr>
-        <w:t>6. Práticas supervisionadas em sala de aula;</w:t>
-      </w:r>
-    </w:p>
-    <w:p>
-      <w:pPr>
-        <w:spacing w:after="0" w:line="276" w:lineRule="auto"/>
-        <w:jc w:val="both"/>
-        <w:rPr>
-          <w:rFonts w:eastAsia="Calibri" w:cstheme="minorHAnsi"/>
-          <w:color w:val="FF0000"/>
-          <w:sz w:val="24"/>
-          <w:szCs w:val="24"/>
-        </w:rPr>
-      </w:pPr>
-      <w:r>
-        <w:rPr>
-          <w:rFonts w:eastAsia="Calibri" w:cstheme="minorHAnsi"/>
-          <w:color w:val="FF0000"/>
-          <w:sz w:val="24"/>
-          <w:szCs w:val="24"/>
-        </w:rPr>
-        <w:t>7. Coleta de resultados e avaliação do projeto junto a parte interessada.</w:t>
-      </w:r>
-    </w:p>
-    <w:p>
-      <w:pPr>
-        <w:spacing w:after="0" w:line="276" w:lineRule="auto"/>
-        <w:jc w:val="both"/>
-        <w:rPr>
-          <w:rFonts w:eastAsia="Calibri" w:cstheme="minorHAnsi"/>
-          <w:color w:val="FF0000"/>
-          <w:sz w:val="24"/>
-          <w:szCs w:val="24"/>
-        </w:rPr>
-      </w:pPr>
-      <w:r>
-        <w:rPr>
-          <w:rFonts w:eastAsia="Calibri" w:cstheme="minorHAnsi"/>
-          <w:color w:val="FF0000"/>
-          <w:sz w:val="24"/>
-          <w:szCs w:val="24"/>
-        </w:rPr>
         <w:t>OBSERVAÇÃO: Repositório de evidências em anexo.</w:t>
       </w:r>
     </w:p>
@@ -6720,6 +6623,7 @@
     <w:p>
       <w:pPr>
         <w:rPr>
+          <w:color w:val="EE0000"/>
           <w:sz w:val="24"/>
           <w:szCs w:val="24"/>
         </w:rPr>
@@ -6728,6 +6632,7 @@
         <w:rPr>
           <w:b/>
           <w:bCs/>
+          <w:color w:val="EE0000"/>
           <w:sz w:val="24"/>
           <w:szCs w:val="24"/>
         </w:rPr>
@@ -6735,6 +6640,7 @@
       </w:r>
       <w:r>
         <w:rPr>
+          <w:color w:val="EE0000"/>
           <w:sz w:val="24"/>
           <w:szCs w:val="24"/>
         </w:rPr>
@@ -6960,6 +6866,27 @@
           <w:szCs w:val="24"/>
         </w:rPr>
         <w:t xml:space="preserve"> </w:t>
+      </w:r>
+    </w:p>
+    <w:p>
+      <w:pPr>
+        <w:spacing w:after="0" w:line="276" w:lineRule="auto"/>
+        <w:jc w:val="both"/>
+        <w:rPr>
+          <w:rFonts w:eastAsia="Calibri"/>
+          <w:color w:val="FF0000"/>
+          <w:sz w:val="24"/>
+          <w:szCs w:val="24"/>
+        </w:rPr>
+      </w:pPr>
+      <w:r>
+        <w:rPr>
+          <w:rFonts w:eastAsia="Calibri"/>
+          <w:color w:val="FF0000"/>
+          <w:sz w:val="24"/>
+          <w:szCs w:val="24"/>
+        </w:rPr>
+        <w:t>~19x Jumpers/Cabos.</w:t>
       </w:r>
     </w:p>
     <w:p>
@@ -6996,18 +6923,7 @@
           <w:sz w:val="24"/>
           <w:szCs w:val="24"/>
         </w:rPr>
-        <w:t xml:space="preserve">Requisitos técnicos </w:t>
-      </w:r>
-      <w:r>
-        <w:rPr>
-          <w:rFonts w:eastAsia="Calibri"/>
-          <w:b/>
-          <w:bCs/>
-          <w:color w:val="FF0000"/>
-          <w:sz w:val="24"/>
-          <w:szCs w:val="24"/>
-        </w:rPr>
-        <w:t>do projeto</w:t>
+        <w:t>Requisitos técnicos do projeto</w:t>
       </w:r>
       <w:r>
         <w:rPr>
@@ -10710,6 +10626,7 @@
   <w:style w:type="character" w:default="1" w:styleId="Fontepargpadro">
     <w:name w:val="Default Paragraph Font"/>
     <w:uiPriority w:val="1"/>
+    <w:semiHidden/>
     <w:unhideWhenUsed/>
   </w:style>
   <w:style w:type="table" w:default="1" w:styleId="Tabelanormal">
@@ -11287,6 +11204,19 @@
 </file>
 
 <file path=customXml/item2.xml><?xml version="1.0" encoding="utf-8"?>
+<b:Sources xmlns:b="http://schemas.openxmlformats.org/officeDocument/2006/bibliography" xmlns="http://schemas.openxmlformats.org/officeDocument/2006/bibliography" SelectedStyle="\APASixthEditionOfficeOnline.xsl" StyleName="APA" Version="6"/>
+</file>
+
+<file path=customXml/item3.xml><?xml version="1.0" encoding="utf-8"?>
+<?mso-contentType ?>
+<FormTemplates xmlns="http://schemas.microsoft.com/sharepoint/v3/contenttype/forms">
+  <Display>DocumentLibraryForm</Display>
+  <Edit>DocumentLibraryForm</Edit>
+  <New>DocumentLibraryForm</New>
+</FormTemplates>
+</file>
+
+<file path=customXml/item4.xml><?xml version="1.0" encoding="utf-8"?>
 <ct:contentTypeSchema xmlns:ct="http://schemas.microsoft.com/office/2006/metadata/contentType" xmlns:ma="http://schemas.microsoft.com/office/2006/metadata/properties/metaAttributes" ct:_="" ma:_="" ma:contentTypeName="Documento" ma:contentTypeID="0x0101008C2511A791BB6944986979D3FED4F940" ma:contentTypeVersion="34" ma:contentTypeDescription="Crie um novo documento." ma:contentTypeScope="" ma:versionID="dd11178c29e0b8c4b5bc58c0f1704a38">
   <xsd:schema xmlns:xsd="http://www.w3.org/2001/XMLSchema" xmlns:xs="http://www.w3.org/2001/XMLSchema" xmlns:p="http://schemas.microsoft.com/office/2006/metadata/properties" xmlns:ns2="b417b415-b3ff-4f0e-8f4a-ab7c851c6c1b" xmlns:ns3="4354c96d-ee6c-43ed-b223-db556039d59a" targetNamespace="http://schemas.microsoft.com/office/2006/metadata/properties" ma:root="true" ma:fieldsID="05da1f7aaa26746652e3e7e2a536462c" ns2:_="" ns3:_="">
     <xsd:import namespace="b417b415-b3ff-4f0e-8f4a-ab7c851c6c1b"/>
@@ -11703,19 +11633,6 @@
 </ct:contentTypeSchema>
 </file>
 
-<file path=customXml/item3.xml><?xml version="1.0" encoding="utf-8"?>
-<?mso-contentType ?>
-<FormTemplates xmlns="http://schemas.microsoft.com/sharepoint/v3/contenttype/forms">
-  <Display>DocumentLibraryForm</Display>
-  <Edit>DocumentLibraryForm</Edit>
-  <New>DocumentLibraryForm</New>
-</FormTemplates>
-</file>
-
-<file path=customXml/item4.xml><?xml version="1.0" encoding="utf-8"?>
-<b:Sources xmlns:b="http://schemas.openxmlformats.org/officeDocument/2006/bibliography" xmlns="http://schemas.openxmlformats.org/officeDocument/2006/bibliography" SelectedStyle="\APASixthEditionOfficeOnline.xsl" StyleName="APA" Version="6"/>
-</file>
-
 <file path=customXml/itemProps1.xml><?xml version="1.0" encoding="utf-8"?>
 <ds:datastoreItem xmlns:ds="http://schemas.openxmlformats.org/officeDocument/2006/customXml" ds:itemID="{3698FCE8-4D4E-423D-A8D2-668AE45A7C79}">
   <ds:schemaRefs>
@@ -11728,6 +11645,22 @@
 </file>
 
 <file path=customXml/itemProps2.xml><?xml version="1.0" encoding="utf-8"?>
+<ds:datastoreItem xmlns:ds="http://schemas.openxmlformats.org/officeDocument/2006/customXml" ds:itemID="{49643CCD-7B0F-4930-A8B7-436C6F5B5DF3}">
+  <ds:schemaRefs>
+    <ds:schemaRef ds:uri="http://schemas.openxmlformats.org/officeDocument/2006/bibliography"/>
+  </ds:schemaRefs>
+</ds:datastoreItem>
+</file>
+
+<file path=customXml/itemProps3.xml><?xml version="1.0" encoding="utf-8"?>
+<ds:datastoreItem xmlns:ds="http://schemas.openxmlformats.org/officeDocument/2006/customXml" ds:itemID="{35ABE880-50E4-4729-A46F-9855D7FB4EDD}">
+  <ds:schemaRefs>
+    <ds:schemaRef ds:uri="http://schemas.microsoft.com/sharepoint/v3/contenttype/forms"/>
+  </ds:schemaRefs>
+</ds:datastoreItem>
+</file>
+
+<file path=customXml/itemProps4.xml><?xml version="1.0" encoding="utf-8"?>
 <ds:datastoreItem xmlns:ds="http://schemas.openxmlformats.org/officeDocument/2006/customXml" ds:itemID="{C7421C7D-4C24-4779-805D-5CA018DB24B0}">
   <ds:schemaRefs>
     <ds:schemaRef ds:uri="http://schemas.microsoft.com/office/2006/metadata/contentType"/>
@@ -11744,20 +11677,4 @@
     <ds:schemaRef ds:uri="http://schemas.microsoft.com/internal/obd"/>
   </ds:schemaRefs>
 </ds:datastoreItem>
-</file>
-
-<file path=customXml/itemProps3.xml><?xml version="1.0" encoding="utf-8"?>
-<ds:datastoreItem xmlns:ds="http://schemas.openxmlformats.org/officeDocument/2006/customXml" ds:itemID="{35ABE880-50E4-4729-A46F-9855D7FB4EDD}">
-  <ds:schemaRefs>
-    <ds:schemaRef ds:uri="http://schemas.microsoft.com/sharepoint/v3/contenttype/forms"/>
-  </ds:schemaRefs>
-</ds:datastoreItem>
-</file>
-
-<file path=customXml/itemProps4.xml><?xml version="1.0" encoding="utf-8"?>
-<ds:datastoreItem xmlns:ds="http://schemas.openxmlformats.org/officeDocument/2006/customXml" ds:itemID="{49643CCD-7B0F-4930-A8B7-436C6F5B5DF3}">
-  <ds:schemaRefs>
-    <ds:schemaRef ds:uri="http://schemas.openxmlformats.org/officeDocument/2006/bibliography"/>
-  </ds:schemaRefs>
-</ds:datastoreItem>
 </file>